--- a/rediseno_2026/4.5 Itinerarios formateados y corregidos/CPA-304 Contabilidad y Presupuestos Gubernamental.docx
+++ b/rediseno_2026/4.5 Itinerarios formateados y corregidos/CPA-304 Contabilidad y Presupuestos Gubernamental.docx
@@ -85,8 +85,10 @@
         </w:tblBorders>
         <w:tblLayout w:type="fixed"/>
         <w:tblCellMar>
-          <w:left w:w="10" w:type="dxa"/>
-          <w:right w:w="10" w:type="dxa"/>
+          <w:top w:w="40" w:type="dxa"/>
+          <w:left w:w="90" w:type="dxa"/>
+          <w:bottom w:w="40" w:type="dxa"/>
+          <w:right w:w="90" w:type="dxa"/>
         </w:tblCellMar>
         <w:tblLook w:val="0000" w:firstRow="0" w:lastRow="0" w:firstColumn="0" w:lastColumn="0" w:noHBand="0" w:noVBand="0"/>
       </w:tblPr>
@@ -120,12 +122,6 @@
               <w:right w:val="single" w:sz="6" w:space="0" w:color="1F3864"/>
             </w:tcBorders>
             <w:shd w:val="clear" w:color="auto" w:fill="4472C4"/>
-            <w:tcMar>
-              <w:top w:w="50" w:type="dxa"/>
-              <w:left w:w="90" w:type="dxa"/>
-              <w:bottom w:w="50" w:type="dxa"/>
-              <w:right w:w="90" w:type="dxa"/>
-            </w:tcMar>
             <w:vAlign w:val="center"/>
           </w:tcPr>
           <w:p>
@@ -166,12 +162,6 @@
               <w:right w:val="single" w:sz="6" w:space="0" w:color="1F3864"/>
             </w:tcBorders>
             <w:shd w:val="clear" w:color="auto" w:fill="4472C4"/>
-            <w:tcMar>
-              <w:top w:w="50" w:type="dxa"/>
-              <w:left w:w="90" w:type="dxa"/>
-              <w:bottom w:w="50" w:type="dxa"/>
-              <w:right w:w="90" w:type="dxa"/>
-            </w:tcMar>
             <w:vAlign w:val="center"/>
           </w:tcPr>
           <w:p>
@@ -212,12 +202,6 @@
               <w:right w:val="single" w:sz="6" w:space="0" w:color="1F3864"/>
             </w:tcBorders>
             <w:shd w:val="clear" w:color="auto" w:fill="4472C4"/>
-            <w:tcMar>
-              <w:top w:w="50" w:type="dxa"/>
-              <w:left w:w="90" w:type="dxa"/>
-              <w:bottom w:w="50" w:type="dxa"/>
-              <w:right w:w="90" w:type="dxa"/>
-            </w:tcMar>
             <w:vAlign w:val="center"/>
           </w:tcPr>
           <w:p>
@@ -258,12 +242,6 @@
               <w:right w:val="single" w:sz="6" w:space="0" w:color="1F3864"/>
             </w:tcBorders>
             <w:shd w:val="clear" w:color="auto" w:fill="4472C4"/>
-            <w:tcMar>
-              <w:top w:w="50" w:type="dxa"/>
-              <w:left w:w="90" w:type="dxa"/>
-              <w:bottom w:w="50" w:type="dxa"/>
-              <w:right w:w="90" w:type="dxa"/>
-            </w:tcMar>
             <w:vAlign w:val="center"/>
           </w:tcPr>
           <w:p>
@@ -306,12 +284,6 @@
               <w:right w:val="single" w:sz="6" w:space="0" w:color="1F3864"/>
             </w:tcBorders>
             <w:shd w:val="clear" w:color="auto" w:fill="4472C4"/>
-            <w:tcMar>
-              <w:top w:w="50" w:type="dxa"/>
-              <w:left w:w="90" w:type="dxa"/>
-              <w:bottom w:w="50" w:type="dxa"/>
-              <w:right w:w="90" w:type="dxa"/>
-            </w:tcMar>
             <w:vAlign w:val="center"/>
           </w:tcPr>
           <w:p>
@@ -352,12 +324,6 @@
               <w:right w:val="single" w:sz="6" w:space="0" w:color="1F3864"/>
             </w:tcBorders>
             <w:shd w:val="clear" w:color="auto" w:fill="4472C4"/>
-            <w:tcMar>
-              <w:top w:w="50" w:type="dxa"/>
-              <w:left w:w="90" w:type="dxa"/>
-              <w:bottom w:w="50" w:type="dxa"/>
-              <w:right w:w="90" w:type="dxa"/>
-            </w:tcMar>
             <w:vAlign w:val="center"/>
           </w:tcPr>
           <w:p>
@@ -398,12 +364,6 @@
               <w:right w:val="single" w:sz="6" w:space="0" w:color="1F3864"/>
             </w:tcBorders>
             <w:shd w:val="clear" w:color="auto" w:fill="4472C4"/>
-            <w:tcMar>
-              <w:top w:w="50" w:type="dxa"/>
-              <w:left w:w="90" w:type="dxa"/>
-              <w:bottom w:w="50" w:type="dxa"/>
-              <w:right w:w="90" w:type="dxa"/>
-            </w:tcMar>
             <w:vAlign w:val="center"/>
           </w:tcPr>
           <w:p>
@@ -444,12 +404,6 @@
               <w:right w:val="single" w:sz="6" w:space="0" w:color="1F3864"/>
             </w:tcBorders>
             <w:shd w:val="clear" w:color="auto" w:fill="4472C4"/>
-            <w:tcMar>
-              <w:top w:w="50" w:type="dxa"/>
-              <w:left w:w="90" w:type="dxa"/>
-              <w:bottom w:w="50" w:type="dxa"/>
-              <w:right w:w="90" w:type="dxa"/>
-            </w:tcMar>
             <w:vAlign w:val="center"/>
           </w:tcPr>
           <w:p>
@@ -492,12 +446,6 @@
               <w:right w:val="single" w:sz="6" w:space="0" w:color="1F3864"/>
             </w:tcBorders>
             <w:shd w:val="clear" w:color="auto" w:fill="4472C4"/>
-            <w:tcMar>
-              <w:top w:w="50" w:type="dxa"/>
-              <w:left w:w="90" w:type="dxa"/>
-              <w:bottom w:w="50" w:type="dxa"/>
-              <w:right w:w="90" w:type="dxa"/>
-            </w:tcMar>
             <w:vAlign w:val="center"/>
           </w:tcPr>
           <w:p>
@@ -538,12 +486,6 @@
               <w:right w:val="single" w:sz="6" w:space="0" w:color="1F3864"/>
             </w:tcBorders>
             <w:shd w:val="clear" w:color="auto" w:fill="4472C4"/>
-            <w:tcMar>
-              <w:top w:w="50" w:type="dxa"/>
-              <w:left w:w="90" w:type="dxa"/>
-              <w:bottom w:w="50" w:type="dxa"/>
-              <w:right w:w="90" w:type="dxa"/>
-            </w:tcMar>
             <w:vAlign w:val="center"/>
           </w:tcPr>
           <w:p>
@@ -585,12 +527,6 @@
               <w:right w:val="single" w:sz="6" w:space="0" w:color="1F3864"/>
             </w:tcBorders>
             <w:shd w:val="clear" w:color="auto" w:fill="4472C4"/>
-            <w:tcMar>
-              <w:top w:w="50" w:type="dxa"/>
-              <w:left w:w="90" w:type="dxa"/>
-              <w:bottom w:w="50" w:type="dxa"/>
-              <w:right w:w="90" w:type="dxa"/>
-            </w:tcMar>
             <w:vAlign w:val="center"/>
           </w:tcPr>
           <w:p>
@@ -630,12 +566,6 @@
               <w:right w:val="single" w:sz="6" w:space="0" w:color="1F3864"/>
             </w:tcBorders>
             <w:shd w:val="clear" w:color="auto" w:fill="4472C4"/>
-            <w:tcMar>
-              <w:top w:w="50" w:type="dxa"/>
-              <w:left w:w="90" w:type="dxa"/>
-              <w:bottom w:w="50" w:type="dxa"/>
-              <w:right w:w="90" w:type="dxa"/>
-            </w:tcMar>
             <w:vAlign w:val="center"/>
           </w:tcPr>
           <w:p>
@@ -675,12 +605,6 @@
               <w:right w:val="single" w:sz="6" w:space="0" w:color="1F3864"/>
             </w:tcBorders>
             <w:shd w:val="clear" w:color="auto" w:fill="4472C4"/>
-            <w:tcMar>
-              <w:top w:w="50" w:type="dxa"/>
-              <w:left w:w="90" w:type="dxa"/>
-              <w:bottom w:w="50" w:type="dxa"/>
-              <w:right w:w="90" w:type="dxa"/>
-            </w:tcMar>
             <w:vAlign w:val="center"/>
           </w:tcPr>
           <w:p>
@@ -720,12 +644,6 @@
               <w:right w:val="single" w:sz="6" w:space="0" w:color="1F3864"/>
             </w:tcBorders>
             <w:shd w:val="clear" w:color="auto" w:fill="4472C4"/>
-            <w:tcMar>
-              <w:top w:w="50" w:type="dxa"/>
-              <w:left w:w="90" w:type="dxa"/>
-              <w:bottom w:w="50" w:type="dxa"/>
-              <w:right w:w="90" w:type="dxa"/>
-            </w:tcMar>
             <w:vAlign w:val="center"/>
           </w:tcPr>
           <w:p>
@@ -765,12 +683,6 @@
               <w:right w:val="single" w:sz="6" w:space="0" w:color="1F3864"/>
             </w:tcBorders>
             <w:shd w:val="clear" w:color="auto" w:fill="4472C4"/>
-            <w:tcMar>
-              <w:top w:w="50" w:type="dxa"/>
-              <w:left w:w="90" w:type="dxa"/>
-              <w:bottom w:w="50" w:type="dxa"/>
-              <w:right w:w="90" w:type="dxa"/>
-            </w:tcMar>
             <w:vAlign w:val="center"/>
           </w:tcPr>
           <w:p>
@@ -810,12 +722,6 @@
               <w:right w:val="single" w:sz="6" w:space="0" w:color="1F3864"/>
             </w:tcBorders>
             <w:shd w:val="clear" w:color="auto" w:fill="4472C4"/>
-            <w:tcMar>
-              <w:top w:w="50" w:type="dxa"/>
-              <w:left w:w="90" w:type="dxa"/>
-              <w:bottom w:w="50" w:type="dxa"/>
-              <w:right w:w="90" w:type="dxa"/>
-            </w:tcMar>
             <w:vAlign w:val="center"/>
           </w:tcPr>
           <w:p>
@@ -856,12 +762,6 @@
               <w:right w:val="single" w:sz="6" w:space="0" w:color="1F3864"/>
             </w:tcBorders>
             <w:shd w:val="clear" w:color="auto" w:fill="D9E2F3"/>
-            <w:tcMar>
-              <w:top w:w="50" w:type="dxa"/>
-              <w:left w:w="90" w:type="dxa"/>
-              <w:bottom w:w="50" w:type="dxa"/>
-              <w:right w:w="90" w:type="dxa"/>
-            </w:tcMar>
             <w:vAlign w:val="center"/>
           </w:tcPr>
           <w:p>
@@ -896,12 +796,6 @@
               <w:right w:val="single" w:sz="6" w:space="0" w:color="1F3864"/>
             </w:tcBorders>
             <w:shd w:val="clear" w:color="auto" w:fill="D9E2F3"/>
-            <w:tcMar>
-              <w:top w:w="50" w:type="dxa"/>
-              <w:left w:w="90" w:type="dxa"/>
-              <w:bottom w:w="50" w:type="dxa"/>
-              <w:right w:w="90" w:type="dxa"/>
-            </w:tcMar>
             <w:vAlign w:val="center"/>
           </w:tcPr>
           <w:p>
@@ -935,12 +829,6 @@
               <w:right w:val="single" w:sz="6" w:space="0" w:color="1F3864"/>
             </w:tcBorders>
             <w:shd w:val="clear" w:color="auto" w:fill="D9E2F3"/>
-            <w:tcMar>
-              <w:top w:w="50" w:type="dxa"/>
-              <w:left w:w="90" w:type="dxa"/>
-              <w:bottom w:w="50" w:type="dxa"/>
-              <w:right w:w="90" w:type="dxa"/>
-            </w:tcMar>
             <w:vAlign w:val="center"/>
           </w:tcPr>
           <w:p>
@@ -974,12 +862,6 @@
               <w:right w:val="single" w:sz="6" w:space="0" w:color="1F3864"/>
             </w:tcBorders>
             <w:shd w:val="clear" w:color="auto" w:fill="D9E2F3"/>
-            <w:tcMar>
-              <w:top w:w="50" w:type="dxa"/>
-              <w:left w:w="90" w:type="dxa"/>
-              <w:bottom w:w="50" w:type="dxa"/>
-              <w:right w:w="90" w:type="dxa"/>
-            </w:tcMar>
             <w:vAlign w:val="center"/>
           </w:tcPr>
           <w:p>
@@ -1013,12 +895,6 @@
               <w:right w:val="single" w:sz="6" w:space="0" w:color="1F3864"/>
             </w:tcBorders>
             <w:shd w:val="clear" w:color="auto" w:fill="D9E2F3"/>
-            <w:tcMar>
-              <w:top w:w="50" w:type="dxa"/>
-              <w:left w:w="90" w:type="dxa"/>
-              <w:bottom w:w="50" w:type="dxa"/>
-              <w:right w:w="90" w:type="dxa"/>
-            </w:tcMar>
             <w:vAlign w:val="center"/>
           </w:tcPr>
           <w:p>
@@ -1052,12 +928,6 @@
               <w:right w:val="single" w:sz="6" w:space="0" w:color="1F3864"/>
             </w:tcBorders>
             <w:shd w:val="clear" w:color="auto" w:fill="D9E2F3"/>
-            <w:tcMar>
-              <w:top w:w="50" w:type="dxa"/>
-              <w:left w:w="90" w:type="dxa"/>
-              <w:bottom w:w="50" w:type="dxa"/>
-              <w:right w:w="90" w:type="dxa"/>
-            </w:tcMar>
             <w:vAlign w:val="center"/>
           </w:tcPr>
           <w:p>
@@ -1091,12 +961,6 @@
               <w:right w:val="single" w:sz="6" w:space="0" w:color="1F3864"/>
             </w:tcBorders>
             <w:shd w:val="clear" w:color="auto" w:fill="D9E2F3"/>
-            <w:tcMar>
-              <w:top w:w="50" w:type="dxa"/>
-              <w:left w:w="90" w:type="dxa"/>
-              <w:bottom w:w="50" w:type="dxa"/>
-              <w:right w:w="90" w:type="dxa"/>
-            </w:tcMar>
             <w:vAlign w:val="center"/>
           </w:tcPr>
           <w:p>
@@ -1157,12 +1021,6 @@
               <w:right w:val="single" w:sz="6" w:space="0" w:color="1F3864"/>
             </w:tcBorders>
             <w:shd w:val="clear" w:color="auto" w:fill="4472C4"/>
-            <w:tcMar>
-              <w:top w:w="50" w:type="dxa"/>
-              <w:left w:w="90" w:type="dxa"/>
-              <w:bottom w:w="50" w:type="dxa"/>
-              <w:right w:w="90" w:type="dxa"/>
-            </w:tcMar>
             <w:vAlign w:val="center"/>
           </w:tcPr>
           <w:p>
@@ -1205,12 +1063,6 @@
               <w:right w:val="single" w:sz="6" w:space="0" w:color="1F3864"/>
             </w:tcBorders>
             <w:shd w:val="clear" w:color="auto" w:fill="D9E2F3"/>
-            <w:tcMar>
-              <w:top w:w="50" w:type="dxa"/>
-              <w:left w:w="90" w:type="dxa"/>
-              <w:bottom w:w="50" w:type="dxa"/>
-              <w:right w:w="90" w:type="dxa"/>
-            </w:tcMar>
             <w:vAlign w:val="center"/>
           </w:tcPr>
           <w:p>
@@ -1247,12 +1099,6 @@
               <w:right w:val="single" w:sz="6" w:space="0" w:color="1F3864"/>
             </w:tcBorders>
             <w:shd w:val="clear" w:color="auto" w:fill="D9E2F3"/>
-            <w:tcMar>
-              <w:top w:w="50" w:type="dxa"/>
-              <w:left w:w="90" w:type="dxa"/>
-              <w:bottom w:w="50" w:type="dxa"/>
-              <w:right w:w="90" w:type="dxa"/>
-            </w:tcMar>
             <w:vAlign w:val="center"/>
           </w:tcPr>
           <w:p>
@@ -1300,12 +1146,6 @@
               <w:right w:val="single" w:sz="6" w:space="0" w:color="1F3864"/>
             </w:tcBorders>
             <w:shd w:val="clear" w:color="auto" w:fill="4472C4"/>
-            <w:tcMar>
-              <w:top w:w="50" w:type="dxa"/>
-              <w:left w:w="90" w:type="dxa"/>
-              <w:bottom w:w="50" w:type="dxa"/>
-              <w:right w:w="90" w:type="dxa"/>
-            </w:tcMar>
             <w:vAlign w:val="center"/>
           </w:tcPr>
           <w:p>
@@ -1346,12 +1186,6 @@
               <w:right w:val="single" w:sz="6" w:space="0" w:color="1F3864"/>
             </w:tcBorders>
             <w:shd w:val="clear" w:color="auto" w:fill="4472C4"/>
-            <w:tcMar>
-              <w:top w:w="50" w:type="dxa"/>
-              <w:left w:w="90" w:type="dxa"/>
-              <w:bottom w:w="50" w:type="dxa"/>
-              <w:right w:w="90" w:type="dxa"/>
-            </w:tcMar>
             <w:vAlign w:val="center"/>
           </w:tcPr>
           <w:p>
@@ -1392,12 +1226,6 @@
               <w:right w:val="single" w:sz="6" w:space="0" w:color="1F3864"/>
             </w:tcBorders>
             <w:shd w:val="clear" w:color="auto" w:fill="4472C4"/>
-            <w:tcMar>
-              <w:top w:w="50" w:type="dxa"/>
-              <w:left w:w="90" w:type="dxa"/>
-              <w:bottom w:w="50" w:type="dxa"/>
-              <w:right w:w="90" w:type="dxa"/>
-            </w:tcMar>
             <w:vAlign w:val="center"/>
           </w:tcPr>
           <w:p>
@@ -1442,12 +1270,6 @@
               <w:right w:val="single" w:sz="6" w:space="0" w:color="1F3864"/>
             </w:tcBorders>
             <w:shd w:val="clear" w:color="auto" w:fill="D9E2F3"/>
-            <w:tcMar>
-              <w:top w:w="50" w:type="dxa"/>
-              <w:left w:w="90" w:type="dxa"/>
-              <w:bottom w:w="50" w:type="dxa"/>
-              <w:right w:w="90" w:type="dxa"/>
-            </w:tcMar>
             <w:vAlign w:val="center"/>
           </w:tcPr>
           <w:p>
@@ -1481,12 +1303,6 @@
               <w:right w:val="single" w:sz="6" w:space="0" w:color="1F3864"/>
             </w:tcBorders>
             <w:shd w:val="clear" w:color="auto" w:fill="D9E2F3"/>
-            <w:tcMar>
-              <w:top w:w="50" w:type="dxa"/>
-              <w:left w:w="90" w:type="dxa"/>
-              <w:bottom w:w="50" w:type="dxa"/>
-              <w:right w:w="90" w:type="dxa"/>
-            </w:tcMar>
             <w:vAlign w:val="center"/>
           </w:tcPr>
           <w:p>
@@ -1520,12 +1336,6 @@
               <w:right w:val="single" w:sz="6" w:space="0" w:color="1F3864"/>
             </w:tcBorders>
             <w:shd w:val="clear" w:color="auto" w:fill="D9E2F3"/>
-            <w:tcMar>
-              <w:top w:w="50" w:type="dxa"/>
-              <w:left w:w="90" w:type="dxa"/>
-              <w:bottom w:w="50" w:type="dxa"/>
-              <w:right w:w="90" w:type="dxa"/>
-            </w:tcMar>
             <w:vAlign w:val="center"/>
           </w:tcPr>
           <w:p>
@@ -1597,12 +1407,6 @@
               <w:right w:val="single" w:sz="6" w:space="0" w:color="1F3864"/>
             </w:tcBorders>
             <w:shd w:val="clear" w:color="auto" w:fill="D9E2F3"/>
-            <w:tcMar>
-              <w:top w:w="50" w:type="dxa"/>
-              <w:left w:w="90" w:type="dxa"/>
-              <w:bottom w:w="50" w:type="dxa"/>
-              <w:right w:w="90" w:type="dxa"/>
-            </w:tcMar>
             <w:vAlign w:val="center"/>
           </w:tcPr>
           <w:p>
@@ -1636,12 +1440,6 @@
               <w:right w:val="single" w:sz="6" w:space="0" w:color="1F3864"/>
             </w:tcBorders>
             <w:shd w:val="clear" w:color="auto" w:fill="D9E2F3"/>
-            <w:tcMar>
-              <w:top w:w="50" w:type="dxa"/>
-              <w:left w:w="90" w:type="dxa"/>
-              <w:bottom w:w="50" w:type="dxa"/>
-              <w:right w:w="90" w:type="dxa"/>
-            </w:tcMar>
             <w:vAlign w:val="center"/>
           </w:tcPr>
           <w:p>
@@ -1689,12 +1487,6 @@
               <w:right w:val="single" w:sz="6" w:space="0" w:color="1F3864"/>
             </w:tcBorders>
             <w:shd w:val="clear" w:color="auto" w:fill="D9E2F3"/>
-            <w:tcMar>
-              <w:top w:w="50" w:type="dxa"/>
-              <w:left w:w="90" w:type="dxa"/>
-              <w:bottom w:w="50" w:type="dxa"/>
-              <w:right w:w="90" w:type="dxa"/>
-            </w:tcMar>
             <w:vAlign w:val="center"/>
           </w:tcPr>
           <w:p>
@@ -1728,12 +1520,6 @@
               <w:right w:val="single" w:sz="6" w:space="0" w:color="1F3864"/>
             </w:tcBorders>
             <w:shd w:val="clear" w:color="auto" w:fill="D9E2F3"/>
-            <w:tcMar>
-              <w:top w:w="50" w:type="dxa"/>
-              <w:left w:w="90" w:type="dxa"/>
-              <w:bottom w:w="50" w:type="dxa"/>
-              <w:right w:w="90" w:type="dxa"/>
-            </w:tcMar>
             <w:vAlign w:val="center"/>
           </w:tcPr>
           <w:p>
@@ -1767,12 +1553,6 @@
               <w:right w:val="single" w:sz="6" w:space="0" w:color="1F3864"/>
             </w:tcBorders>
             <w:shd w:val="clear" w:color="auto" w:fill="D9E2F3"/>
-            <w:tcMar>
-              <w:top w:w="50" w:type="dxa"/>
-              <w:left w:w="90" w:type="dxa"/>
-              <w:bottom w:w="50" w:type="dxa"/>
-              <w:right w:w="90" w:type="dxa"/>
-            </w:tcMar>
             <w:vAlign w:val="center"/>
           </w:tcPr>
           <w:p>
@@ -1844,12 +1624,6 @@
               <w:right w:val="single" w:sz="6" w:space="0" w:color="1F3864"/>
             </w:tcBorders>
             <w:shd w:val="clear" w:color="auto" w:fill="D9E2F3"/>
-            <w:tcMar>
-              <w:top w:w="50" w:type="dxa"/>
-              <w:left w:w="90" w:type="dxa"/>
-              <w:bottom w:w="50" w:type="dxa"/>
-              <w:right w:w="90" w:type="dxa"/>
-            </w:tcMar>
             <w:vAlign w:val="center"/>
           </w:tcPr>
           <w:p>
@@ -1883,12 +1657,6 @@
               <w:right w:val="single" w:sz="6" w:space="0" w:color="1F3864"/>
             </w:tcBorders>
             <w:shd w:val="clear" w:color="auto" w:fill="D9E2F3"/>
-            <w:tcMar>
-              <w:top w:w="50" w:type="dxa"/>
-              <w:left w:w="90" w:type="dxa"/>
-              <w:bottom w:w="50" w:type="dxa"/>
-              <w:right w:w="90" w:type="dxa"/>
-            </w:tcMar>
             <w:vAlign w:val="center"/>
           </w:tcPr>
           <w:p>
@@ -1934,12 +1702,6 @@
               <w:right w:val="single" w:sz="6" w:space="0" w:color="1F3864"/>
             </w:tcBorders>
             <w:shd w:val="clear" w:color="auto" w:fill="4472C4"/>
-            <w:tcMar>
-              <w:top w:w="50" w:type="dxa"/>
-              <w:left w:w="90" w:type="dxa"/>
-              <w:bottom w:w="50" w:type="dxa"/>
-              <w:right w:w="90" w:type="dxa"/>
-            </w:tcMar>
             <w:vAlign w:val="center"/>
           </w:tcPr>
           <w:p>
@@ -1982,12 +1744,6 @@
               <w:right w:val="single" w:sz="6" w:space="0" w:color="1F3864"/>
             </w:tcBorders>
             <w:shd w:val="clear" w:color="auto" w:fill="4472C4"/>
-            <w:tcMar>
-              <w:top w:w="50" w:type="dxa"/>
-              <w:left w:w="90" w:type="dxa"/>
-              <w:bottom w:w="50" w:type="dxa"/>
-              <w:right w:w="90" w:type="dxa"/>
-            </w:tcMar>
             <w:vAlign w:val="center"/>
           </w:tcPr>
           <w:p>
@@ -2027,12 +1783,6 @@
               <w:right w:val="single" w:sz="6" w:space="0" w:color="1F3864"/>
             </w:tcBorders>
             <w:shd w:val="clear" w:color="auto" w:fill="D9E2F3"/>
-            <w:tcMar>
-              <w:top w:w="50" w:type="dxa"/>
-              <w:left w:w="90" w:type="dxa"/>
-              <w:bottom w:w="50" w:type="dxa"/>
-              <w:right w:w="90" w:type="dxa"/>
-            </w:tcMar>
             <w:vAlign w:val="center"/>
           </w:tcPr>
           <w:p>
@@ -2091,12 +1841,6 @@
               <w:right w:val="single" w:sz="6" w:space="0" w:color="1F3864"/>
             </w:tcBorders>
             <w:shd w:val="clear" w:color="auto" w:fill="4472C4"/>
-            <w:tcMar>
-              <w:top w:w="50" w:type="dxa"/>
-              <w:left w:w="90" w:type="dxa"/>
-              <w:bottom w:w="50" w:type="dxa"/>
-              <w:right w:w="90" w:type="dxa"/>
-            </w:tcMar>
             <w:vAlign w:val="center"/>
           </w:tcPr>
           <w:p>
@@ -2138,12 +1882,6 @@
               <w:right w:val="single" w:sz="6" w:space="0" w:color="1F3864"/>
             </w:tcBorders>
             <w:shd w:val="clear" w:color="auto" w:fill="D9E2F3"/>
-            <w:tcMar>
-              <w:top w:w="50" w:type="dxa"/>
-              <w:left w:w="90" w:type="dxa"/>
-              <w:bottom w:w="50" w:type="dxa"/>
-              <w:right w:w="90" w:type="dxa"/>
-            </w:tcMar>
             <w:vAlign w:val="center"/>
           </w:tcPr>
           <w:p>
@@ -2177,12 +1915,6 @@
               <w:right w:val="single" w:sz="6" w:space="0" w:color="1F3864"/>
             </w:tcBorders>
             <w:shd w:val="clear" w:color="auto" w:fill="D9E2F3"/>
-            <w:tcMar>
-              <w:top w:w="50" w:type="dxa"/>
-              <w:left w:w="90" w:type="dxa"/>
-              <w:bottom w:w="50" w:type="dxa"/>
-              <w:right w:w="90" w:type="dxa"/>
-            </w:tcMar>
             <w:vAlign w:val="center"/>
           </w:tcPr>
           <w:p>
@@ -2366,12 +2098,6 @@
               <w:right w:val="single" w:sz="6" w:space="0" w:color="1F3864"/>
             </w:tcBorders>
             <w:shd w:val="clear" w:color="auto" w:fill="D9E2F3"/>
-            <w:tcMar>
-              <w:top w:w="50" w:type="dxa"/>
-              <w:left w:w="90" w:type="dxa"/>
-              <w:bottom w:w="50" w:type="dxa"/>
-              <w:right w:w="90" w:type="dxa"/>
-            </w:tcMar>
             <w:vAlign w:val="center"/>
           </w:tcPr>
           <w:p>
@@ -2481,12 +2207,6 @@
               <w:right w:val="single" w:sz="6" w:space="0" w:color="1F3864"/>
             </w:tcBorders>
             <w:shd w:val="clear" w:color="auto" w:fill="D9E2F3"/>
-            <w:tcMar>
-              <w:top w:w="50" w:type="dxa"/>
-              <w:left w:w="90" w:type="dxa"/>
-              <w:bottom w:w="50" w:type="dxa"/>
-              <w:right w:w="90" w:type="dxa"/>
-            </w:tcMar>
             <w:vAlign w:val="center"/>
           </w:tcPr>
           <w:p>
@@ -2521,12 +2241,6 @@
               <w:right w:val="single" w:sz="6" w:space="0" w:color="1F3864"/>
             </w:tcBorders>
             <w:shd w:val="clear" w:color="auto" w:fill="D9E2F3"/>
-            <w:tcMar>
-              <w:top w:w="50" w:type="dxa"/>
-              <w:left w:w="90" w:type="dxa"/>
-              <w:bottom w:w="50" w:type="dxa"/>
-              <w:right w:w="90" w:type="dxa"/>
-            </w:tcMar>
             <w:vAlign w:val="center"/>
           </w:tcPr>
           <w:p>
@@ -2727,12 +2441,6 @@
               <w:right w:val="single" w:sz="6" w:space="0" w:color="1F3864"/>
             </w:tcBorders>
             <w:shd w:val="clear" w:color="auto" w:fill="D9E2F3"/>
-            <w:tcMar>
-              <w:top w:w="50" w:type="dxa"/>
-              <w:left w:w="90" w:type="dxa"/>
-              <w:bottom w:w="50" w:type="dxa"/>
-              <w:right w:w="90" w:type="dxa"/>
-            </w:tcMar>
             <w:vAlign w:val="center"/>
           </w:tcPr>
           <w:p>
@@ -2837,12 +2545,6 @@
               <w:right w:val="single" w:sz="6" w:space="0" w:color="1F3864"/>
             </w:tcBorders>
             <w:shd w:val="clear" w:color="auto" w:fill="D9E2F3"/>
-            <w:tcMar>
-              <w:top w:w="50" w:type="dxa"/>
-              <w:left w:w="90" w:type="dxa"/>
-              <w:bottom w:w="50" w:type="dxa"/>
-              <w:right w:w="90" w:type="dxa"/>
-            </w:tcMar>
             <w:vAlign w:val="center"/>
           </w:tcPr>
           <w:p>
@@ -2890,12 +2592,6 @@
               <w:right w:val="single" w:sz="6" w:space="0" w:color="1F3864"/>
             </w:tcBorders>
             <w:shd w:val="clear" w:color="auto" w:fill="4472C4"/>
-            <w:tcMar>
-              <w:top w:w="50" w:type="dxa"/>
-              <w:left w:w="90" w:type="dxa"/>
-              <w:bottom w:w="50" w:type="dxa"/>
-              <w:right w:w="90" w:type="dxa"/>
-            </w:tcMar>
             <w:vAlign w:val="center"/>
           </w:tcPr>
           <w:p>
@@ -2936,12 +2632,6 @@
               <w:right w:val="single" w:sz="6" w:space="0" w:color="1F3864"/>
             </w:tcBorders>
             <w:shd w:val="clear" w:color="auto" w:fill="4472C4"/>
-            <w:tcMar>
-              <w:top w:w="50" w:type="dxa"/>
-              <w:left w:w="90" w:type="dxa"/>
-              <w:bottom w:w="50" w:type="dxa"/>
-              <w:right w:w="90" w:type="dxa"/>
-            </w:tcMar>
             <w:vAlign w:val="center"/>
           </w:tcPr>
           <w:p>
@@ -2982,12 +2672,6 @@
               <w:right w:val="single" w:sz="6" w:space="0" w:color="1F3864"/>
             </w:tcBorders>
             <w:shd w:val="clear" w:color="auto" w:fill="4472C4"/>
-            <w:tcMar>
-              <w:top w:w="50" w:type="dxa"/>
-              <w:left w:w="90" w:type="dxa"/>
-              <w:bottom w:w="50" w:type="dxa"/>
-              <w:right w:w="90" w:type="dxa"/>
-            </w:tcMar>
             <w:vAlign w:val="center"/>
           </w:tcPr>
           <w:p>
@@ -3032,12 +2716,6 @@
               <w:right w:val="single" w:sz="6" w:space="0" w:color="1F3864"/>
             </w:tcBorders>
             <w:shd w:val="clear" w:color="auto" w:fill="D9E2F3"/>
-            <w:tcMar>
-              <w:top w:w="50" w:type="dxa"/>
-              <w:left w:w="90" w:type="dxa"/>
-              <w:bottom w:w="50" w:type="dxa"/>
-              <w:right w:w="90" w:type="dxa"/>
-            </w:tcMar>
             <w:vAlign w:val="center"/>
           </w:tcPr>
           <w:p>
@@ -3071,12 +2749,6 @@
               <w:right w:val="single" w:sz="6" w:space="0" w:color="1F3864"/>
             </w:tcBorders>
             <w:shd w:val="clear" w:color="auto" w:fill="D9E2F3"/>
-            <w:tcMar>
-              <w:top w:w="50" w:type="dxa"/>
-              <w:left w:w="90" w:type="dxa"/>
-              <w:bottom w:w="50" w:type="dxa"/>
-              <w:right w:w="90" w:type="dxa"/>
-            </w:tcMar>
             <w:vAlign w:val="center"/>
           </w:tcPr>
           <w:p>
@@ -3110,12 +2782,6 @@
               <w:right w:val="single" w:sz="6" w:space="0" w:color="1F3864"/>
             </w:tcBorders>
             <w:shd w:val="clear" w:color="auto" w:fill="D9E2F3"/>
-            <w:tcMar>
-              <w:top w:w="50" w:type="dxa"/>
-              <w:left w:w="90" w:type="dxa"/>
-              <w:bottom w:w="50" w:type="dxa"/>
-              <w:right w:w="90" w:type="dxa"/>
-            </w:tcMar>
             <w:vAlign w:val="center"/>
           </w:tcPr>
           <w:p>
@@ -3187,12 +2853,6 @@
               <w:right w:val="single" w:sz="6" w:space="0" w:color="1F3864"/>
             </w:tcBorders>
             <w:shd w:val="clear" w:color="auto" w:fill="D9E2F3"/>
-            <w:tcMar>
-              <w:top w:w="50" w:type="dxa"/>
-              <w:left w:w="90" w:type="dxa"/>
-              <w:bottom w:w="50" w:type="dxa"/>
-              <w:right w:w="90" w:type="dxa"/>
-            </w:tcMar>
             <w:vAlign w:val="center"/>
           </w:tcPr>
           <w:p>
@@ -3226,12 +2886,6 @@
               <w:right w:val="single" w:sz="6" w:space="0" w:color="1F3864"/>
             </w:tcBorders>
             <w:shd w:val="clear" w:color="auto" w:fill="D9E2F3"/>
-            <w:tcMar>
-              <w:top w:w="50" w:type="dxa"/>
-              <w:left w:w="90" w:type="dxa"/>
-              <w:bottom w:w="50" w:type="dxa"/>
-              <w:right w:w="90" w:type="dxa"/>
-            </w:tcMar>
             <w:vAlign w:val="center"/>
           </w:tcPr>
           <w:p>
@@ -3279,12 +2933,6 @@
               <w:right w:val="single" w:sz="6" w:space="0" w:color="1F3864"/>
             </w:tcBorders>
             <w:shd w:val="clear" w:color="auto" w:fill="D9E2F3"/>
-            <w:tcMar>
-              <w:top w:w="50" w:type="dxa"/>
-              <w:left w:w="90" w:type="dxa"/>
-              <w:bottom w:w="50" w:type="dxa"/>
-              <w:right w:w="90" w:type="dxa"/>
-            </w:tcMar>
             <w:vAlign w:val="center"/>
           </w:tcPr>
           <w:p>
@@ -3318,12 +2966,6 @@
               <w:right w:val="single" w:sz="6" w:space="0" w:color="1F3864"/>
             </w:tcBorders>
             <w:shd w:val="clear" w:color="auto" w:fill="D9E2F3"/>
-            <w:tcMar>
-              <w:top w:w="50" w:type="dxa"/>
-              <w:left w:w="90" w:type="dxa"/>
-              <w:bottom w:w="50" w:type="dxa"/>
-              <w:right w:w="90" w:type="dxa"/>
-            </w:tcMar>
             <w:vAlign w:val="center"/>
           </w:tcPr>
           <w:p>
@@ -3357,12 +2999,6 @@
               <w:right w:val="single" w:sz="6" w:space="0" w:color="1F3864"/>
             </w:tcBorders>
             <w:shd w:val="clear" w:color="auto" w:fill="D9E2F3"/>
-            <w:tcMar>
-              <w:top w:w="50" w:type="dxa"/>
-              <w:left w:w="90" w:type="dxa"/>
-              <w:bottom w:w="50" w:type="dxa"/>
-              <w:right w:w="90" w:type="dxa"/>
-            </w:tcMar>
             <w:vAlign w:val="center"/>
           </w:tcPr>
           <w:p>
@@ -3434,12 +3070,6 @@
               <w:right w:val="single" w:sz="6" w:space="0" w:color="1F3864"/>
             </w:tcBorders>
             <w:shd w:val="clear" w:color="auto" w:fill="D9E2F3"/>
-            <w:tcMar>
-              <w:top w:w="50" w:type="dxa"/>
-              <w:left w:w="90" w:type="dxa"/>
-              <w:bottom w:w="50" w:type="dxa"/>
-              <w:right w:w="90" w:type="dxa"/>
-            </w:tcMar>
             <w:vAlign w:val="center"/>
           </w:tcPr>
           <w:p>
@@ -3473,12 +3103,6 @@
               <w:right w:val="single" w:sz="6" w:space="0" w:color="1F3864"/>
             </w:tcBorders>
             <w:shd w:val="clear" w:color="auto" w:fill="D9E2F3"/>
-            <w:tcMar>
-              <w:top w:w="50" w:type="dxa"/>
-              <w:left w:w="90" w:type="dxa"/>
-              <w:bottom w:w="50" w:type="dxa"/>
-              <w:right w:w="90" w:type="dxa"/>
-            </w:tcMar>
             <w:vAlign w:val="center"/>
           </w:tcPr>
           <w:p>
@@ -3524,12 +3148,6 @@
               <w:right w:val="single" w:sz="6" w:space="0" w:color="1F3864"/>
             </w:tcBorders>
             <w:shd w:val="clear" w:color="auto" w:fill="4472C4"/>
-            <w:tcMar>
-              <w:top w:w="50" w:type="dxa"/>
-              <w:left w:w="90" w:type="dxa"/>
-              <w:bottom w:w="50" w:type="dxa"/>
-              <w:right w:w="90" w:type="dxa"/>
-            </w:tcMar>
             <w:vAlign w:val="center"/>
           </w:tcPr>
           <w:p>
@@ -3572,12 +3190,6 @@
               <w:right w:val="single" w:sz="6" w:space="0" w:color="1F3864"/>
             </w:tcBorders>
             <w:shd w:val="clear" w:color="auto" w:fill="4472C4"/>
-            <w:tcMar>
-              <w:top w:w="50" w:type="dxa"/>
-              <w:left w:w="90" w:type="dxa"/>
-              <w:bottom w:w="50" w:type="dxa"/>
-              <w:right w:w="90" w:type="dxa"/>
-            </w:tcMar>
             <w:vAlign w:val="center"/>
           </w:tcPr>
           <w:p>
@@ -3617,12 +3229,6 @@
               <w:right w:val="single" w:sz="6" w:space="0" w:color="1F3864"/>
             </w:tcBorders>
             <w:shd w:val="clear" w:color="auto" w:fill="D9E2F3"/>
-            <w:tcMar>
-              <w:top w:w="50" w:type="dxa"/>
-              <w:left w:w="90" w:type="dxa"/>
-              <w:bottom w:w="50" w:type="dxa"/>
-              <w:right w:w="90" w:type="dxa"/>
-            </w:tcMar>
             <w:vAlign w:val="center"/>
           </w:tcPr>
           <w:p>
@@ -3682,12 +3288,6 @@
               <w:right w:val="single" w:sz="6" w:space="0" w:color="1F3864"/>
             </w:tcBorders>
             <w:shd w:val="clear" w:color="auto" w:fill="4472C4"/>
-            <w:tcMar>
-              <w:top w:w="50" w:type="dxa"/>
-              <w:left w:w="90" w:type="dxa"/>
-              <w:bottom w:w="50" w:type="dxa"/>
-              <w:right w:w="90" w:type="dxa"/>
-            </w:tcMar>
             <w:vAlign w:val="center"/>
           </w:tcPr>
           <w:p>
@@ -3730,12 +3330,6 @@
               <w:right w:val="single" w:sz="6" w:space="0" w:color="1F3864"/>
             </w:tcBorders>
             <w:shd w:val="clear" w:color="auto" w:fill="D9E2F3"/>
-            <w:tcMar>
-              <w:top w:w="50" w:type="dxa"/>
-              <w:left w:w="90" w:type="dxa"/>
-              <w:bottom w:w="50" w:type="dxa"/>
-              <w:right w:w="90" w:type="dxa"/>
-            </w:tcMar>
             <w:vAlign w:val="center"/>
           </w:tcPr>
           <w:p>
@@ -3770,12 +3364,6 @@
               <w:right w:val="single" w:sz="6" w:space="0" w:color="1F3864"/>
             </w:tcBorders>
             <w:shd w:val="clear" w:color="auto" w:fill="D9E2F3"/>
-            <w:tcMar>
-              <w:top w:w="50" w:type="dxa"/>
-              <w:left w:w="90" w:type="dxa"/>
-              <w:bottom w:w="50" w:type="dxa"/>
-              <w:right w:w="90" w:type="dxa"/>
-            </w:tcMar>
             <w:vAlign w:val="center"/>
           </w:tcPr>
           <w:p>
@@ -3958,12 +3546,6 @@
               <w:right w:val="single" w:sz="6" w:space="0" w:color="1F3864"/>
             </w:tcBorders>
             <w:shd w:val="clear" w:color="auto" w:fill="D9E2F3"/>
-            <w:tcMar>
-              <w:top w:w="50" w:type="dxa"/>
-              <w:left w:w="90" w:type="dxa"/>
-              <w:bottom w:w="50" w:type="dxa"/>
-              <w:right w:w="90" w:type="dxa"/>
-            </w:tcMar>
             <w:vAlign w:val="center"/>
           </w:tcPr>
           <w:p>
@@ -4114,12 +3696,6 @@
               <w:right w:val="single" w:sz="6" w:space="0" w:color="1F3864"/>
             </w:tcBorders>
             <w:shd w:val="clear" w:color="auto" w:fill="D9E2F3"/>
-            <w:tcMar>
-              <w:top w:w="50" w:type="dxa"/>
-              <w:left w:w="90" w:type="dxa"/>
-              <w:bottom w:w="50" w:type="dxa"/>
-              <w:right w:w="90" w:type="dxa"/>
-            </w:tcMar>
             <w:vAlign w:val="center"/>
           </w:tcPr>
           <w:p>
@@ -4153,12 +3729,6 @@
               <w:right w:val="single" w:sz="6" w:space="0" w:color="1F3864"/>
             </w:tcBorders>
             <w:shd w:val="clear" w:color="auto" w:fill="D9E2F3"/>
-            <w:tcMar>
-              <w:top w:w="50" w:type="dxa"/>
-              <w:left w:w="90" w:type="dxa"/>
-              <w:bottom w:w="50" w:type="dxa"/>
-              <w:right w:w="90" w:type="dxa"/>
-            </w:tcMar>
             <w:vAlign w:val="center"/>
           </w:tcPr>
           <w:p>
@@ -4341,12 +3911,6 @@
               <w:right w:val="single" w:sz="6" w:space="0" w:color="1F3864"/>
             </w:tcBorders>
             <w:shd w:val="clear" w:color="auto" w:fill="D9E2F3"/>
-            <w:tcMar>
-              <w:top w:w="50" w:type="dxa"/>
-              <w:left w:w="90" w:type="dxa"/>
-              <w:bottom w:w="50" w:type="dxa"/>
-              <w:right w:w="90" w:type="dxa"/>
-            </w:tcMar>
             <w:vAlign w:val="center"/>
           </w:tcPr>
           <w:p>
@@ -4624,12 +4188,6 @@
               <w:right w:val="single" w:sz="6" w:space="0" w:color="1F3864"/>
             </w:tcBorders>
             <w:shd w:val="clear" w:color="auto" w:fill="D9E2F3"/>
-            <w:tcMar>
-              <w:top w:w="50" w:type="dxa"/>
-              <w:left w:w="90" w:type="dxa"/>
-              <w:bottom w:w="50" w:type="dxa"/>
-              <w:right w:w="90" w:type="dxa"/>
-            </w:tcMar>
             <w:vAlign w:val="center"/>
           </w:tcPr>
           <w:p>
@@ -4677,12 +4235,6 @@
               <w:right w:val="single" w:sz="6" w:space="0" w:color="1F3864"/>
             </w:tcBorders>
             <w:shd w:val="clear" w:color="auto" w:fill="4472C4"/>
-            <w:tcMar>
-              <w:top w:w="50" w:type="dxa"/>
-              <w:left w:w="90" w:type="dxa"/>
-              <w:bottom w:w="50" w:type="dxa"/>
-              <w:right w:w="90" w:type="dxa"/>
-            </w:tcMar>
             <w:vAlign w:val="center"/>
           </w:tcPr>
           <w:p>
@@ -4723,12 +4275,6 @@
               <w:right w:val="single" w:sz="6" w:space="0" w:color="1F3864"/>
             </w:tcBorders>
             <w:shd w:val="clear" w:color="auto" w:fill="4472C4"/>
-            <w:tcMar>
-              <w:top w:w="50" w:type="dxa"/>
-              <w:left w:w="90" w:type="dxa"/>
-              <w:bottom w:w="50" w:type="dxa"/>
-              <w:right w:w="90" w:type="dxa"/>
-            </w:tcMar>
             <w:vAlign w:val="center"/>
           </w:tcPr>
           <w:p>
@@ -4769,12 +4315,6 @@
               <w:right w:val="single" w:sz="6" w:space="0" w:color="1F3864"/>
             </w:tcBorders>
             <w:shd w:val="clear" w:color="auto" w:fill="4472C4"/>
-            <w:tcMar>
-              <w:top w:w="50" w:type="dxa"/>
-              <w:left w:w="90" w:type="dxa"/>
-              <w:bottom w:w="50" w:type="dxa"/>
-              <w:right w:w="90" w:type="dxa"/>
-            </w:tcMar>
             <w:vAlign w:val="center"/>
           </w:tcPr>
           <w:p>
@@ -4819,12 +4359,6 @@
               <w:right w:val="single" w:sz="6" w:space="0" w:color="1F3864"/>
             </w:tcBorders>
             <w:shd w:val="clear" w:color="auto" w:fill="D9E2F3"/>
-            <w:tcMar>
-              <w:top w:w="50" w:type="dxa"/>
-              <w:left w:w="90" w:type="dxa"/>
-              <w:bottom w:w="50" w:type="dxa"/>
-              <w:right w:w="90" w:type="dxa"/>
-            </w:tcMar>
             <w:vAlign w:val="center"/>
           </w:tcPr>
           <w:p>
@@ -4858,12 +4392,6 @@
               <w:right w:val="single" w:sz="6" w:space="0" w:color="1F3864"/>
             </w:tcBorders>
             <w:shd w:val="clear" w:color="auto" w:fill="D9E2F3"/>
-            <w:tcMar>
-              <w:top w:w="50" w:type="dxa"/>
-              <w:left w:w="90" w:type="dxa"/>
-              <w:bottom w:w="50" w:type="dxa"/>
-              <w:right w:w="90" w:type="dxa"/>
-            </w:tcMar>
             <w:vAlign w:val="center"/>
           </w:tcPr>
           <w:p>
@@ -4897,12 +4425,6 @@
               <w:right w:val="single" w:sz="6" w:space="0" w:color="1F3864"/>
             </w:tcBorders>
             <w:shd w:val="clear" w:color="auto" w:fill="D9E2F3"/>
-            <w:tcMar>
-              <w:top w:w="50" w:type="dxa"/>
-              <w:left w:w="90" w:type="dxa"/>
-              <w:bottom w:w="50" w:type="dxa"/>
-              <w:right w:w="90" w:type="dxa"/>
-            </w:tcMar>
             <w:vAlign w:val="center"/>
           </w:tcPr>
           <w:p>
@@ -4974,12 +4496,6 @@
               <w:right w:val="single" w:sz="6" w:space="0" w:color="1F3864"/>
             </w:tcBorders>
             <w:shd w:val="clear" w:color="auto" w:fill="D9E2F3"/>
-            <w:tcMar>
-              <w:top w:w="50" w:type="dxa"/>
-              <w:left w:w="90" w:type="dxa"/>
-              <w:bottom w:w="50" w:type="dxa"/>
-              <w:right w:w="90" w:type="dxa"/>
-            </w:tcMar>
             <w:vAlign w:val="center"/>
           </w:tcPr>
           <w:p>
@@ -5013,12 +4529,6 @@
               <w:right w:val="single" w:sz="6" w:space="0" w:color="1F3864"/>
             </w:tcBorders>
             <w:shd w:val="clear" w:color="auto" w:fill="D9E2F3"/>
-            <w:tcMar>
-              <w:top w:w="50" w:type="dxa"/>
-              <w:left w:w="90" w:type="dxa"/>
-              <w:bottom w:w="50" w:type="dxa"/>
-              <w:right w:w="90" w:type="dxa"/>
-            </w:tcMar>
             <w:vAlign w:val="center"/>
           </w:tcPr>
           <w:p>
@@ -5066,12 +4576,6 @@
               <w:right w:val="single" w:sz="6" w:space="0" w:color="1F3864"/>
             </w:tcBorders>
             <w:shd w:val="clear" w:color="auto" w:fill="D9E2F3"/>
-            <w:tcMar>
-              <w:top w:w="50" w:type="dxa"/>
-              <w:left w:w="90" w:type="dxa"/>
-              <w:bottom w:w="50" w:type="dxa"/>
-              <w:right w:w="90" w:type="dxa"/>
-            </w:tcMar>
             <w:vAlign w:val="center"/>
           </w:tcPr>
           <w:p>
@@ -5105,12 +4609,6 @@
               <w:right w:val="single" w:sz="6" w:space="0" w:color="1F3864"/>
             </w:tcBorders>
             <w:shd w:val="clear" w:color="auto" w:fill="D9E2F3"/>
-            <w:tcMar>
-              <w:top w:w="50" w:type="dxa"/>
-              <w:left w:w="90" w:type="dxa"/>
-              <w:bottom w:w="50" w:type="dxa"/>
-              <w:right w:w="90" w:type="dxa"/>
-            </w:tcMar>
             <w:vAlign w:val="center"/>
           </w:tcPr>
           <w:p>
@@ -5144,12 +4642,6 @@
               <w:right w:val="single" w:sz="6" w:space="0" w:color="1F3864"/>
             </w:tcBorders>
             <w:shd w:val="clear" w:color="auto" w:fill="D9E2F3"/>
-            <w:tcMar>
-              <w:top w:w="50" w:type="dxa"/>
-              <w:left w:w="90" w:type="dxa"/>
-              <w:bottom w:w="50" w:type="dxa"/>
-              <w:right w:w="90" w:type="dxa"/>
-            </w:tcMar>
             <w:vAlign w:val="center"/>
           </w:tcPr>
           <w:p>
@@ -5223,12 +4715,6 @@
               <w:right w:val="single" w:sz="6" w:space="0" w:color="1F3864"/>
             </w:tcBorders>
             <w:shd w:val="clear" w:color="auto" w:fill="D9E2F3"/>
-            <w:tcMar>
-              <w:top w:w="50" w:type="dxa"/>
-              <w:left w:w="90" w:type="dxa"/>
-              <w:bottom w:w="50" w:type="dxa"/>
-              <w:right w:w="90" w:type="dxa"/>
-            </w:tcMar>
             <w:vAlign w:val="center"/>
           </w:tcPr>
           <w:p>
@@ -5262,12 +4748,6 @@
               <w:right w:val="single" w:sz="6" w:space="0" w:color="1F3864"/>
             </w:tcBorders>
             <w:shd w:val="clear" w:color="auto" w:fill="D9E2F3"/>
-            <w:tcMar>
-              <w:top w:w="50" w:type="dxa"/>
-              <w:left w:w="90" w:type="dxa"/>
-              <w:bottom w:w="50" w:type="dxa"/>
-              <w:right w:w="90" w:type="dxa"/>
-            </w:tcMar>
             <w:vAlign w:val="center"/>
           </w:tcPr>
           <w:p>
@@ -5313,12 +4793,6 @@
               <w:right w:val="single" w:sz="6" w:space="0" w:color="1F3864"/>
             </w:tcBorders>
             <w:shd w:val="clear" w:color="auto" w:fill="4472C4"/>
-            <w:tcMar>
-              <w:top w:w="50" w:type="dxa"/>
-              <w:left w:w="90" w:type="dxa"/>
-              <w:bottom w:w="50" w:type="dxa"/>
-              <w:right w:w="90" w:type="dxa"/>
-            </w:tcMar>
             <w:vAlign w:val="center"/>
           </w:tcPr>
           <w:p>
@@ -5362,12 +4836,6 @@
               <w:right w:val="single" w:sz="6" w:space="0" w:color="1F3864"/>
             </w:tcBorders>
             <w:shd w:val="clear" w:color="auto" w:fill="4472C4"/>
-            <w:tcMar>
-              <w:top w:w="50" w:type="dxa"/>
-              <w:left w:w="90" w:type="dxa"/>
-              <w:bottom w:w="50" w:type="dxa"/>
-              <w:right w:w="90" w:type="dxa"/>
-            </w:tcMar>
             <w:vAlign w:val="center"/>
           </w:tcPr>
           <w:p>
@@ -5407,12 +4875,6 @@
               <w:right w:val="single" w:sz="6" w:space="0" w:color="1F3864"/>
             </w:tcBorders>
             <w:shd w:val="clear" w:color="auto" w:fill="D9E2F3"/>
-            <w:tcMar>
-              <w:top w:w="50" w:type="dxa"/>
-              <w:left w:w="90" w:type="dxa"/>
-              <w:bottom w:w="50" w:type="dxa"/>
-              <w:right w:w="90" w:type="dxa"/>
-            </w:tcMar>
             <w:vAlign w:val="center"/>
           </w:tcPr>
           <w:p>
@@ -5471,12 +4933,6 @@
               <w:right w:val="single" w:sz="6" w:space="0" w:color="1F3864"/>
             </w:tcBorders>
             <w:shd w:val="clear" w:color="auto" w:fill="4472C4"/>
-            <w:tcMar>
-              <w:top w:w="50" w:type="dxa"/>
-              <w:left w:w="90" w:type="dxa"/>
-              <w:bottom w:w="50" w:type="dxa"/>
-              <w:right w:w="90" w:type="dxa"/>
-            </w:tcMar>
             <w:vAlign w:val="center"/>
           </w:tcPr>
           <w:p>
@@ -5519,12 +4975,6 @@
               <w:right w:val="single" w:sz="6" w:space="0" w:color="1F3864"/>
             </w:tcBorders>
             <w:shd w:val="clear" w:color="auto" w:fill="D9E2F3"/>
-            <w:tcMar>
-              <w:top w:w="50" w:type="dxa"/>
-              <w:left w:w="90" w:type="dxa"/>
-              <w:bottom w:w="50" w:type="dxa"/>
-              <w:right w:w="90" w:type="dxa"/>
-            </w:tcMar>
             <w:vAlign w:val="center"/>
           </w:tcPr>
           <w:p>
@@ -5557,12 +5007,6 @@
               <w:right w:val="single" w:sz="6" w:space="0" w:color="1F3864"/>
             </w:tcBorders>
             <w:shd w:val="clear" w:color="auto" w:fill="D9E2F3"/>
-            <w:tcMar>
-              <w:top w:w="50" w:type="dxa"/>
-              <w:left w:w="90" w:type="dxa"/>
-              <w:bottom w:w="50" w:type="dxa"/>
-              <w:right w:w="90" w:type="dxa"/>
-            </w:tcMar>
             <w:vAlign w:val="center"/>
           </w:tcPr>
           <w:p>
@@ -5745,12 +5189,6 @@
               <w:right w:val="single" w:sz="6" w:space="0" w:color="1F3864"/>
             </w:tcBorders>
             <w:shd w:val="clear" w:color="auto" w:fill="D9E2F3"/>
-            <w:tcMar>
-              <w:top w:w="50" w:type="dxa"/>
-              <w:left w:w="90" w:type="dxa"/>
-              <w:bottom w:w="50" w:type="dxa"/>
-              <w:right w:w="90" w:type="dxa"/>
-            </w:tcMar>
             <w:vAlign w:val="center"/>
           </w:tcPr>
           <w:p>
@@ -5906,12 +5344,6 @@
               <w:right w:val="single" w:sz="6" w:space="0" w:color="1F3864"/>
             </w:tcBorders>
             <w:shd w:val="clear" w:color="auto" w:fill="D9E2F3"/>
-            <w:tcMar>
-              <w:top w:w="50" w:type="dxa"/>
-              <w:left w:w="90" w:type="dxa"/>
-              <w:bottom w:w="50" w:type="dxa"/>
-              <w:right w:w="90" w:type="dxa"/>
-            </w:tcMar>
             <w:vAlign w:val="center"/>
           </w:tcPr>
           <w:p>
@@ -5944,12 +5376,6 @@
               <w:right w:val="single" w:sz="6" w:space="0" w:color="1F3864"/>
             </w:tcBorders>
             <w:shd w:val="clear" w:color="auto" w:fill="D9E2F3"/>
-            <w:tcMar>
-              <w:top w:w="50" w:type="dxa"/>
-              <w:left w:w="90" w:type="dxa"/>
-              <w:bottom w:w="50" w:type="dxa"/>
-              <w:right w:w="90" w:type="dxa"/>
-            </w:tcMar>
             <w:vAlign w:val="center"/>
           </w:tcPr>
           <w:p>
@@ -6139,12 +5565,6 @@
               <w:right w:val="single" w:sz="6" w:space="0" w:color="1F3864"/>
             </w:tcBorders>
             <w:shd w:val="clear" w:color="auto" w:fill="D9E2F3"/>
-            <w:tcMar>
-              <w:top w:w="50" w:type="dxa"/>
-              <w:left w:w="90" w:type="dxa"/>
-              <w:bottom w:w="50" w:type="dxa"/>
-              <w:right w:w="90" w:type="dxa"/>
-            </w:tcMar>
             <w:vAlign w:val="center"/>
           </w:tcPr>
           <w:p>
@@ -6323,12 +5743,6 @@
               <w:right w:val="single" w:sz="6" w:space="0" w:color="1F3864"/>
             </w:tcBorders>
             <w:shd w:val="clear" w:color="auto" w:fill="D9E2F3"/>
-            <w:tcMar>
-              <w:top w:w="50" w:type="dxa"/>
-              <w:left w:w="90" w:type="dxa"/>
-              <w:bottom w:w="50" w:type="dxa"/>
-              <w:right w:w="90" w:type="dxa"/>
-            </w:tcMar>
             <w:vAlign w:val="center"/>
           </w:tcPr>
           <w:p>
@@ -6376,12 +5790,6 @@
               <w:right w:val="single" w:sz="6" w:space="0" w:color="1F3864"/>
             </w:tcBorders>
             <w:shd w:val="clear" w:color="auto" w:fill="4472C4"/>
-            <w:tcMar>
-              <w:top w:w="50" w:type="dxa"/>
-              <w:left w:w="90" w:type="dxa"/>
-              <w:bottom w:w="50" w:type="dxa"/>
-              <w:right w:w="90" w:type="dxa"/>
-            </w:tcMar>
             <w:vAlign w:val="center"/>
           </w:tcPr>
           <w:p>
@@ -6423,12 +5831,6 @@
               <w:right w:val="single" w:sz="6" w:space="0" w:color="1F3864"/>
             </w:tcBorders>
             <w:shd w:val="clear" w:color="auto" w:fill="4472C4"/>
-            <w:tcMar>
-              <w:top w:w="50" w:type="dxa"/>
-              <w:left w:w="90" w:type="dxa"/>
-              <w:bottom w:w="50" w:type="dxa"/>
-              <w:right w:w="90" w:type="dxa"/>
-            </w:tcMar>
             <w:vAlign w:val="center"/>
           </w:tcPr>
           <w:p>
@@ -6469,12 +5871,6 @@
               <w:right w:val="single" w:sz="6" w:space="0" w:color="1F3864"/>
             </w:tcBorders>
             <w:shd w:val="clear" w:color="auto" w:fill="4472C4"/>
-            <w:tcMar>
-              <w:top w:w="50" w:type="dxa"/>
-              <w:left w:w="90" w:type="dxa"/>
-              <w:bottom w:w="50" w:type="dxa"/>
-              <w:right w:w="90" w:type="dxa"/>
-            </w:tcMar>
             <w:vAlign w:val="center"/>
           </w:tcPr>
           <w:p>
@@ -6519,12 +5915,6 @@
               <w:right w:val="single" w:sz="6" w:space="0" w:color="1F3864"/>
             </w:tcBorders>
             <w:shd w:val="clear" w:color="auto" w:fill="D9E2F3"/>
-            <w:tcMar>
-              <w:top w:w="50" w:type="dxa"/>
-              <w:left w:w="90" w:type="dxa"/>
-              <w:bottom w:w="50" w:type="dxa"/>
-              <w:right w:w="90" w:type="dxa"/>
-            </w:tcMar>
             <w:vAlign w:val="center"/>
           </w:tcPr>
           <w:p>
@@ -6558,12 +5948,6 @@
               <w:right w:val="single" w:sz="6" w:space="0" w:color="1F3864"/>
             </w:tcBorders>
             <w:shd w:val="clear" w:color="auto" w:fill="D9E2F3"/>
-            <w:tcMar>
-              <w:top w:w="50" w:type="dxa"/>
-              <w:left w:w="90" w:type="dxa"/>
-              <w:bottom w:w="50" w:type="dxa"/>
-              <w:right w:w="90" w:type="dxa"/>
-            </w:tcMar>
             <w:vAlign w:val="center"/>
           </w:tcPr>
           <w:p>
@@ -6597,12 +5981,6 @@
               <w:right w:val="single" w:sz="6" w:space="0" w:color="1F3864"/>
             </w:tcBorders>
             <w:shd w:val="clear" w:color="auto" w:fill="D9E2F3"/>
-            <w:tcMar>
-              <w:top w:w="50" w:type="dxa"/>
-              <w:left w:w="90" w:type="dxa"/>
-              <w:bottom w:w="50" w:type="dxa"/>
-              <w:right w:w="90" w:type="dxa"/>
-            </w:tcMar>
             <w:vAlign w:val="center"/>
           </w:tcPr>
           <w:p>
@@ -6675,12 +6053,6 @@
               <w:right w:val="single" w:sz="6" w:space="0" w:color="1F3864"/>
             </w:tcBorders>
             <w:shd w:val="clear" w:color="auto" w:fill="D9E2F3"/>
-            <w:tcMar>
-              <w:top w:w="50" w:type="dxa"/>
-              <w:left w:w="90" w:type="dxa"/>
-              <w:bottom w:w="50" w:type="dxa"/>
-              <w:right w:w="90" w:type="dxa"/>
-            </w:tcMar>
             <w:vAlign w:val="center"/>
           </w:tcPr>
           <w:p>
@@ -6714,12 +6086,6 @@
               <w:right w:val="single" w:sz="6" w:space="0" w:color="1F3864"/>
             </w:tcBorders>
             <w:shd w:val="clear" w:color="auto" w:fill="D9E2F3"/>
-            <w:tcMar>
-              <w:top w:w="50" w:type="dxa"/>
-              <w:left w:w="90" w:type="dxa"/>
-              <w:bottom w:w="50" w:type="dxa"/>
-              <w:right w:w="90" w:type="dxa"/>
-            </w:tcMar>
             <w:vAlign w:val="center"/>
           </w:tcPr>
           <w:p>
@@ -6769,12 +6135,6 @@
               <w:right w:val="single" w:sz="6" w:space="0" w:color="1F3864"/>
             </w:tcBorders>
             <w:shd w:val="clear" w:color="auto" w:fill="D9E2F3"/>
-            <w:tcMar>
-              <w:top w:w="50" w:type="dxa"/>
-              <w:left w:w="90" w:type="dxa"/>
-              <w:bottom w:w="50" w:type="dxa"/>
-              <w:right w:w="90" w:type="dxa"/>
-            </w:tcMar>
             <w:vAlign w:val="center"/>
           </w:tcPr>
           <w:p>
@@ -6816,12 +6176,6 @@
               <w:right w:val="single" w:sz="6" w:space="0" w:color="1F3864"/>
             </w:tcBorders>
             <w:shd w:val="clear" w:color="auto" w:fill="D9E2F3"/>
-            <w:tcMar>
-              <w:top w:w="50" w:type="dxa"/>
-              <w:left w:w="90" w:type="dxa"/>
-              <w:bottom w:w="50" w:type="dxa"/>
-              <w:right w:w="90" w:type="dxa"/>
-            </w:tcMar>
             <w:vAlign w:val="center"/>
           </w:tcPr>
           <w:p>
@@ -6863,12 +6217,6 @@
               <w:right w:val="single" w:sz="6" w:space="0" w:color="1F3864"/>
             </w:tcBorders>
             <w:shd w:val="clear" w:color="auto" w:fill="D9E2F3"/>
-            <w:tcMar>
-              <w:top w:w="50" w:type="dxa"/>
-              <w:left w:w="90" w:type="dxa"/>
-              <w:bottom w:w="50" w:type="dxa"/>
-              <w:right w:w="90" w:type="dxa"/>
-            </w:tcMar>
             <w:vAlign w:val="center"/>
           </w:tcPr>
           <w:p>
@@ -6949,12 +6297,6 @@
               <w:right w:val="single" w:sz="6" w:space="0" w:color="1F3864"/>
             </w:tcBorders>
             <w:shd w:val="clear" w:color="auto" w:fill="D9E2F3"/>
-            <w:tcMar>
-              <w:top w:w="50" w:type="dxa"/>
-              <w:left w:w="90" w:type="dxa"/>
-              <w:bottom w:w="50" w:type="dxa"/>
-              <w:right w:w="90" w:type="dxa"/>
-            </w:tcMar>
             <w:vAlign w:val="center"/>
           </w:tcPr>
           <w:p>
@@ -6988,12 +6330,6 @@
               <w:right w:val="single" w:sz="6" w:space="0" w:color="1F3864"/>
             </w:tcBorders>
             <w:shd w:val="clear" w:color="auto" w:fill="D9E2F3"/>
-            <w:tcMar>
-              <w:top w:w="50" w:type="dxa"/>
-              <w:left w:w="90" w:type="dxa"/>
-              <w:bottom w:w="50" w:type="dxa"/>
-              <w:right w:w="90" w:type="dxa"/>
-            </w:tcMar>
             <w:vAlign w:val="center"/>
           </w:tcPr>
           <w:p>
@@ -7048,12 +6384,6 @@
               <w:right w:val="single" w:sz="6" w:space="0" w:color="1F3864"/>
             </w:tcBorders>
             <w:shd w:val="clear" w:color="auto" w:fill="4472C4"/>
-            <w:tcMar>
-              <w:top w:w="50" w:type="dxa"/>
-              <w:left w:w="90" w:type="dxa"/>
-              <w:bottom w:w="50" w:type="dxa"/>
-              <w:right w:w="90" w:type="dxa"/>
-            </w:tcMar>
             <w:vAlign w:val="center"/>
           </w:tcPr>
           <w:p>
@@ -7096,12 +6426,6 @@
               <w:right w:val="single" w:sz="6" w:space="0" w:color="1F3864"/>
             </w:tcBorders>
             <w:shd w:val="clear" w:color="auto" w:fill="4472C4"/>
-            <w:tcMar>
-              <w:top w:w="50" w:type="dxa"/>
-              <w:left w:w="90" w:type="dxa"/>
-              <w:bottom w:w="50" w:type="dxa"/>
-              <w:right w:w="90" w:type="dxa"/>
-            </w:tcMar>
             <w:vAlign w:val="center"/>
           </w:tcPr>
           <w:p>
@@ -7141,12 +6465,6 @@
               <w:right w:val="single" w:sz="6" w:space="0" w:color="1F3864"/>
             </w:tcBorders>
             <w:shd w:val="clear" w:color="auto" w:fill="D9E2F3"/>
-            <w:tcMar>
-              <w:top w:w="50" w:type="dxa"/>
-              <w:left w:w="90" w:type="dxa"/>
-              <w:bottom w:w="50" w:type="dxa"/>
-              <w:right w:w="90" w:type="dxa"/>
-            </w:tcMar>
             <w:vAlign w:val="center"/>
           </w:tcPr>
           <w:p>
@@ -7205,12 +6523,6 @@
               <w:right w:val="single" w:sz="6" w:space="0" w:color="1F3864"/>
             </w:tcBorders>
             <w:shd w:val="clear" w:color="auto" w:fill="4472C4"/>
-            <w:tcMar>
-              <w:top w:w="50" w:type="dxa"/>
-              <w:left w:w="90" w:type="dxa"/>
-              <w:bottom w:w="50" w:type="dxa"/>
-              <w:right w:w="90" w:type="dxa"/>
-            </w:tcMar>
             <w:vAlign w:val="center"/>
           </w:tcPr>
           <w:p>
@@ -7252,12 +6564,6 @@
               <w:right w:val="single" w:sz="6" w:space="0" w:color="1F3864"/>
             </w:tcBorders>
             <w:shd w:val="clear" w:color="auto" w:fill="D9E2F3"/>
-            <w:tcMar>
-              <w:top w:w="50" w:type="dxa"/>
-              <w:left w:w="90" w:type="dxa"/>
-              <w:bottom w:w="50" w:type="dxa"/>
-              <w:right w:w="90" w:type="dxa"/>
-            </w:tcMar>
             <w:vAlign w:val="center"/>
           </w:tcPr>
           <w:p>
@@ -7291,12 +6597,6 @@
               <w:right w:val="single" w:sz="6" w:space="0" w:color="1F3864"/>
             </w:tcBorders>
             <w:shd w:val="clear" w:color="auto" w:fill="D9E2F3"/>
-            <w:tcMar>
-              <w:top w:w="50" w:type="dxa"/>
-              <w:left w:w="90" w:type="dxa"/>
-              <w:bottom w:w="50" w:type="dxa"/>
-              <w:right w:w="90" w:type="dxa"/>
-            </w:tcMar>
             <w:vAlign w:val="center"/>
           </w:tcPr>
           <w:p>
@@ -7495,12 +6795,6 @@
               <w:right w:val="single" w:sz="6" w:space="0" w:color="1F3864"/>
             </w:tcBorders>
             <w:shd w:val="clear" w:color="auto" w:fill="D9E2F3"/>
-            <w:tcMar>
-              <w:top w:w="50" w:type="dxa"/>
-              <w:left w:w="90" w:type="dxa"/>
-              <w:bottom w:w="50" w:type="dxa"/>
-              <w:right w:w="90" w:type="dxa"/>
-            </w:tcMar>
             <w:vAlign w:val="center"/>
           </w:tcPr>
           <w:p>
@@ -7679,12 +6973,6 @@
               <w:right w:val="single" w:sz="6" w:space="0" w:color="1F3864"/>
             </w:tcBorders>
             <w:shd w:val="clear" w:color="auto" w:fill="D9E2F3"/>
-            <w:tcMar>
-              <w:top w:w="50" w:type="dxa"/>
-              <w:left w:w="90" w:type="dxa"/>
-              <w:bottom w:w="50" w:type="dxa"/>
-              <w:right w:w="90" w:type="dxa"/>
-            </w:tcMar>
             <w:vAlign w:val="center"/>
           </w:tcPr>
           <w:p>
@@ -7718,12 +7006,6 @@
               <w:right w:val="single" w:sz="6" w:space="0" w:color="1F3864"/>
             </w:tcBorders>
             <w:shd w:val="clear" w:color="auto" w:fill="D9E2F3"/>
-            <w:tcMar>
-              <w:top w:w="50" w:type="dxa"/>
-              <w:left w:w="90" w:type="dxa"/>
-              <w:bottom w:w="50" w:type="dxa"/>
-              <w:right w:w="90" w:type="dxa"/>
-            </w:tcMar>
             <w:vAlign w:val="center"/>
           </w:tcPr>
           <w:p>
@@ -7939,12 +7221,6 @@
               <w:right w:val="single" w:sz="6" w:space="0" w:color="1F3864"/>
             </w:tcBorders>
             <w:shd w:val="clear" w:color="auto" w:fill="D9E2F3"/>
-            <w:tcMar>
-              <w:top w:w="50" w:type="dxa"/>
-              <w:left w:w="90" w:type="dxa"/>
-              <w:bottom w:w="50" w:type="dxa"/>
-              <w:right w:w="90" w:type="dxa"/>
-            </w:tcMar>
             <w:vAlign w:val="center"/>
           </w:tcPr>
           <w:p>
@@ -8126,12 +7402,6 @@
               <w:right w:val="single" w:sz="6" w:space="0" w:color="1F3864"/>
             </w:tcBorders>
             <w:shd w:val="clear" w:color="auto" w:fill="D9E2F3"/>
-            <w:tcMar>
-              <w:top w:w="50" w:type="dxa"/>
-              <w:left w:w="90" w:type="dxa"/>
-              <w:bottom w:w="50" w:type="dxa"/>
-              <w:right w:w="90" w:type="dxa"/>
-            </w:tcMar>
             <w:vAlign w:val="center"/>
           </w:tcPr>
           <w:p>
@@ -8180,12 +7450,6 @@
               <w:right w:val="single" w:sz="6" w:space="0" w:color="1F3864"/>
             </w:tcBorders>
             <w:shd w:val="clear" w:color="auto" w:fill="4472C4"/>
-            <w:tcMar>
-              <w:top w:w="50" w:type="dxa"/>
-              <w:left w:w="90" w:type="dxa"/>
-              <w:bottom w:w="50" w:type="dxa"/>
-              <w:right w:w="90" w:type="dxa"/>
-            </w:tcMar>
             <w:vAlign w:val="center"/>
           </w:tcPr>
           <w:p>
@@ -8226,12 +7490,6 @@
               <w:right w:val="single" w:sz="6" w:space="0" w:color="1F3864"/>
             </w:tcBorders>
             <w:shd w:val="clear" w:color="auto" w:fill="4472C4"/>
-            <w:tcMar>
-              <w:top w:w="50" w:type="dxa"/>
-              <w:left w:w="90" w:type="dxa"/>
-              <w:bottom w:w="50" w:type="dxa"/>
-              <w:right w:w="90" w:type="dxa"/>
-            </w:tcMar>
             <w:vAlign w:val="center"/>
           </w:tcPr>
           <w:p>
@@ -8272,12 +7530,6 @@
               <w:right w:val="single" w:sz="6" w:space="0" w:color="1F3864"/>
             </w:tcBorders>
             <w:shd w:val="clear" w:color="auto" w:fill="4472C4"/>
-            <w:tcMar>
-              <w:top w:w="50" w:type="dxa"/>
-              <w:left w:w="90" w:type="dxa"/>
-              <w:bottom w:w="50" w:type="dxa"/>
-              <w:right w:w="90" w:type="dxa"/>
-            </w:tcMar>
             <w:vAlign w:val="center"/>
           </w:tcPr>
           <w:p>
@@ -8322,12 +7574,6 @@
               <w:right w:val="single" w:sz="6" w:space="0" w:color="1F3864"/>
             </w:tcBorders>
             <w:shd w:val="clear" w:color="auto" w:fill="D9E2F3"/>
-            <w:tcMar>
-              <w:top w:w="50" w:type="dxa"/>
-              <w:left w:w="90" w:type="dxa"/>
-              <w:bottom w:w="50" w:type="dxa"/>
-              <w:right w:w="90" w:type="dxa"/>
-            </w:tcMar>
             <w:vAlign w:val="center"/>
           </w:tcPr>
           <w:p>
@@ -8361,12 +7607,6 @@
               <w:right w:val="single" w:sz="6" w:space="0" w:color="1F3864"/>
             </w:tcBorders>
             <w:shd w:val="clear" w:color="auto" w:fill="D9E2F3"/>
-            <w:tcMar>
-              <w:top w:w="50" w:type="dxa"/>
-              <w:left w:w="90" w:type="dxa"/>
-              <w:bottom w:w="50" w:type="dxa"/>
-              <w:right w:w="90" w:type="dxa"/>
-            </w:tcMar>
             <w:vAlign w:val="center"/>
           </w:tcPr>
           <w:p>
@@ -8400,12 +7640,6 @@
               <w:right w:val="single" w:sz="6" w:space="0" w:color="1F3864"/>
             </w:tcBorders>
             <w:shd w:val="clear" w:color="auto" w:fill="D9E2F3"/>
-            <w:tcMar>
-              <w:top w:w="50" w:type="dxa"/>
-              <w:left w:w="90" w:type="dxa"/>
-              <w:bottom w:w="50" w:type="dxa"/>
-              <w:right w:w="90" w:type="dxa"/>
-            </w:tcMar>
             <w:vAlign w:val="center"/>
           </w:tcPr>
           <w:p>
@@ -8477,12 +7711,6 @@
               <w:right w:val="single" w:sz="6" w:space="0" w:color="1F3864"/>
             </w:tcBorders>
             <w:shd w:val="clear" w:color="auto" w:fill="D9E2F3"/>
-            <w:tcMar>
-              <w:top w:w="50" w:type="dxa"/>
-              <w:left w:w="90" w:type="dxa"/>
-              <w:bottom w:w="50" w:type="dxa"/>
-              <w:right w:w="90" w:type="dxa"/>
-            </w:tcMar>
             <w:vAlign w:val="center"/>
           </w:tcPr>
           <w:p>
@@ -8516,12 +7744,6 @@
               <w:right w:val="single" w:sz="6" w:space="0" w:color="1F3864"/>
             </w:tcBorders>
             <w:shd w:val="clear" w:color="auto" w:fill="D9E2F3"/>
-            <w:tcMar>
-              <w:top w:w="50" w:type="dxa"/>
-              <w:left w:w="90" w:type="dxa"/>
-              <w:bottom w:w="50" w:type="dxa"/>
-              <w:right w:w="90" w:type="dxa"/>
-            </w:tcMar>
             <w:vAlign w:val="center"/>
           </w:tcPr>
           <w:p>
@@ -8569,12 +7791,6 @@
               <w:right w:val="single" w:sz="6" w:space="0" w:color="1F3864"/>
             </w:tcBorders>
             <w:shd w:val="clear" w:color="auto" w:fill="D9E2F3"/>
-            <w:tcMar>
-              <w:top w:w="50" w:type="dxa"/>
-              <w:left w:w="90" w:type="dxa"/>
-              <w:bottom w:w="50" w:type="dxa"/>
-              <w:right w:w="90" w:type="dxa"/>
-            </w:tcMar>
             <w:vAlign w:val="center"/>
           </w:tcPr>
           <w:p>
@@ -8608,12 +7824,6 @@
               <w:right w:val="single" w:sz="6" w:space="0" w:color="1F3864"/>
             </w:tcBorders>
             <w:shd w:val="clear" w:color="auto" w:fill="D9E2F3"/>
-            <w:tcMar>
-              <w:top w:w="50" w:type="dxa"/>
-              <w:left w:w="90" w:type="dxa"/>
-              <w:bottom w:w="50" w:type="dxa"/>
-              <w:right w:w="90" w:type="dxa"/>
-            </w:tcMar>
             <w:vAlign w:val="center"/>
           </w:tcPr>
           <w:p>
@@ -8647,12 +7857,6 @@
               <w:right w:val="single" w:sz="6" w:space="0" w:color="1F3864"/>
             </w:tcBorders>
             <w:shd w:val="clear" w:color="auto" w:fill="D9E2F3"/>
-            <w:tcMar>
-              <w:top w:w="50" w:type="dxa"/>
-              <w:left w:w="90" w:type="dxa"/>
-              <w:bottom w:w="50" w:type="dxa"/>
-              <w:right w:w="90" w:type="dxa"/>
-            </w:tcMar>
             <w:vAlign w:val="center"/>
           </w:tcPr>
           <w:p>
@@ -8724,12 +7928,6 @@
               <w:right w:val="single" w:sz="6" w:space="0" w:color="1F3864"/>
             </w:tcBorders>
             <w:shd w:val="clear" w:color="auto" w:fill="D9E2F3"/>
-            <w:tcMar>
-              <w:top w:w="50" w:type="dxa"/>
-              <w:left w:w="90" w:type="dxa"/>
-              <w:bottom w:w="50" w:type="dxa"/>
-              <w:right w:w="90" w:type="dxa"/>
-            </w:tcMar>
             <w:vAlign w:val="center"/>
           </w:tcPr>
           <w:p>
@@ -8763,12 +7961,6 @@
               <w:right w:val="single" w:sz="6" w:space="0" w:color="1F3864"/>
             </w:tcBorders>
             <w:shd w:val="clear" w:color="auto" w:fill="D9E2F3"/>
-            <w:tcMar>
-              <w:top w:w="50" w:type="dxa"/>
-              <w:left w:w="90" w:type="dxa"/>
-              <w:bottom w:w="50" w:type="dxa"/>
-              <w:right w:w="90" w:type="dxa"/>
-            </w:tcMar>
             <w:vAlign w:val="center"/>
           </w:tcPr>
           <w:p>
@@ -8814,12 +8006,6 @@
               <w:right w:val="single" w:sz="6" w:space="0" w:color="1F3864"/>
             </w:tcBorders>
             <w:shd w:val="clear" w:color="auto" w:fill="4472C4"/>
-            <w:tcMar>
-              <w:top w:w="50" w:type="dxa"/>
-              <w:left w:w="90" w:type="dxa"/>
-              <w:bottom w:w="50" w:type="dxa"/>
-              <w:right w:w="90" w:type="dxa"/>
-            </w:tcMar>
             <w:vAlign w:val="center"/>
           </w:tcPr>
           <w:p>
@@ -8862,12 +8048,6 @@
               <w:right w:val="single" w:sz="6" w:space="0" w:color="1F3864"/>
             </w:tcBorders>
             <w:shd w:val="clear" w:color="auto" w:fill="4472C4"/>
-            <w:tcMar>
-              <w:top w:w="50" w:type="dxa"/>
-              <w:left w:w="90" w:type="dxa"/>
-              <w:bottom w:w="50" w:type="dxa"/>
-              <w:right w:w="90" w:type="dxa"/>
-            </w:tcMar>
             <w:vAlign w:val="center"/>
           </w:tcPr>
           <w:p>
@@ -8907,12 +8087,6 @@
               <w:right w:val="single" w:sz="6" w:space="0" w:color="1F3864"/>
             </w:tcBorders>
             <w:shd w:val="clear" w:color="auto" w:fill="D9E2F3"/>
-            <w:tcMar>
-              <w:top w:w="50" w:type="dxa"/>
-              <w:left w:w="90" w:type="dxa"/>
-              <w:bottom w:w="50" w:type="dxa"/>
-              <w:right w:w="90" w:type="dxa"/>
-            </w:tcMar>
             <w:vAlign w:val="center"/>
           </w:tcPr>
           <w:p>
@@ -8971,12 +8145,6 @@
               <w:right w:val="single" w:sz="6" w:space="0" w:color="1F3864"/>
             </w:tcBorders>
             <w:shd w:val="clear" w:color="auto" w:fill="4472C4"/>
-            <w:tcMar>
-              <w:top w:w="50" w:type="dxa"/>
-              <w:left w:w="90" w:type="dxa"/>
-              <w:bottom w:w="50" w:type="dxa"/>
-              <w:right w:w="90" w:type="dxa"/>
-            </w:tcMar>
             <w:vAlign w:val="center"/>
           </w:tcPr>
           <w:p>
@@ -9018,12 +8186,6 @@
               <w:right w:val="single" w:sz="6" w:space="0" w:color="1F3864"/>
             </w:tcBorders>
             <w:shd w:val="clear" w:color="auto" w:fill="D9E2F3"/>
-            <w:tcMar>
-              <w:top w:w="50" w:type="dxa"/>
-              <w:left w:w="90" w:type="dxa"/>
-              <w:bottom w:w="50" w:type="dxa"/>
-              <w:right w:w="90" w:type="dxa"/>
-            </w:tcMar>
             <w:vAlign w:val="center"/>
           </w:tcPr>
           <w:p>
@@ -9057,12 +8219,6 @@
               <w:right w:val="single" w:sz="6" w:space="0" w:color="1F3864"/>
             </w:tcBorders>
             <w:shd w:val="clear" w:color="auto" w:fill="D9E2F3"/>
-            <w:tcMar>
-              <w:top w:w="50" w:type="dxa"/>
-              <w:left w:w="90" w:type="dxa"/>
-              <w:bottom w:w="50" w:type="dxa"/>
-              <w:right w:w="90" w:type="dxa"/>
-            </w:tcMar>
             <w:vAlign w:val="center"/>
           </w:tcPr>
           <w:p>
@@ -9397,12 +8553,6 @@
               <w:right w:val="single" w:sz="6" w:space="0" w:color="1F3864"/>
             </w:tcBorders>
             <w:shd w:val="clear" w:color="auto" w:fill="D9E2F3"/>
-            <w:tcMar>
-              <w:top w:w="50" w:type="dxa"/>
-              <w:left w:w="90" w:type="dxa"/>
-              <w:bottom w:w="50" w:type="dxa"/>
-              <w:right w:w="90" w:type="dxa"/>
-            </w:tcMar>
             <w:vAlign w:val="center"/>
           </w:tcPr>
           <w:p>
@@ -9579,12 +8729,6 @@
               <w:right w:val="single" w:sz="6" w:space="0" w:color="1F3864"/>
             </w:tcBorders>
             <w:shd w:val="clear" w:color="auto" w:fill="D9E2F3"/>
-            <w:tcMar>
-              <w:top w:w="50" w:type="dxa"/>
-              <w:left w:w="90" w:type="dxa"/>
-              <w:bottom w:w="50" w:type="dxa"/>
-              <w:right w:w="90" w:type="dxa"/>
-            </w:tcMar>
             <w:vAlign w:val="center"/>
           </w:tcPr>
           <w:p>
@@ -9632,12 +8776,6 @@
               <w:right w:val="single" w:sz="6" w:space="0" w:color="1F3864"/>
             </w:tcBorders>
             <w:shd w:val="clear" w:color="auto" w:fill="4472C4"/>
-            <w:tcMar>
-              <w:top w:w="50" w:type="dxa"/>
-              <w:left w:w="90" w:type="dxa"/>
-              <w:bottom w:w="50" w:type="dxa"/>
-              <w:right w:w="90" w:type="dxa"/>
-            </w:tcMar>
             <w:vAlign w:val="center"/>
           </w:tcPr>
           <w:p>
@@ -9678,12 +8816,6 @@
               <w:right w:val="single" w:sz="6" w:space="0" w:color="1F3864"/>
             </w:tcBorders>
             <w:shd w:val="clear" w:color="auto" w:fill="4472C4"/>
-            <w:tcMar>
-              <w:top w:w="50" w:type="dxa"/>
-              <w:left w:w="90" w:type="dxa"/>
-              <w:bottom w:w="50" w:type="dxa"/>
-              <w:right w:w="90" w:type="dxa"/>
-            </w:tcMar>
             <w:vAlign w:val="center"/>
           </w:tcPr>
           <w:p>
@@ -9724,12 +8856,6 @@
               <w:right w:val="single" w:sz="6" w:space="0" w:color="1F3864"/>
             </w:tcBorders>
             <w:shd w:val="clear" w:color="auto" w:fill="4472C4"/>
-            <w:tcMar>
-              <w:top w:w="50" w:type="dxa"/>
-              <w:left w:w="90" w:type="dxa"/>
-              <w:bottom w:w="50" w:type="dxa"/>
-              <w:right w:w="90" w:type="dxa"/>
-            </w:tcMar>
             <w:vAlign w:val="center"/>
           </w:tcPr>
           <w:p>
@@ -9774,12 +8900,6 @@
               <w:right w:val="single" w:sz="6" w:space="0" w:color="1F3864"/>
             </w:tcBorders>
             <w:shd w:val="clear" w:color="auto" w:fill="D9E2F3"/>
-            <w:tcMar>
-              <w:top w:w="50" w:type="dxa"/>
-              <w:left w:w="90" w:type="dxa"/>
-              <w:bottom w:w="50" w:type="dxa"/>
-              <w:right w:w="90" w:type="dxa"/>
-            </w:tcMar>
             <w:vAlign w:val="center"/>
           </w:tcPr>
           <w:p>
@@ -9814,12 +8934,6 @@
               <w:right w:val="single" w:sz="6" w:space="0" w:color="1F3864"/>
             </w:tcBorders>
             <w:shd w:val="clear" w:color="auto" w:fill="D9E2F3"/>
-            <w:tcMar>
-              <w:top w:w="50" w:type="dxa"/>
-              <w:left w:w="90" w:type="dxa"/>
-              <w:bottom w:w="50" w:type="dxa"/>
-              <w:right w:w="90" w:type="dxa"/>
-            </w:tcMar>
             <w:vAlign w:val="center"/>
           </w:tcPr>
           <w:p>
@@ -9853,12 +8967,6 @@
               <w:right w:val="single" w:sz="6" w:space="0" w:color="1F3864"/>
             </w:tcBorders>
             <w:shd w:val="clear" w:color="auto" w:fill="D9E2F3"/>
-            <w:tcMar>
-              <w:top w:w="50" w:type="dxa"/>
-              <w:left w:w="90" w:type="dxa"/>
-              <w:bottom w:w="50" w:type="dxa"/>
-              <w:right w:w="90" w:type="dxa"/>
-            </w:tcMar>
             <w:vAlign w:val="center"/>
           </w:tcPr>
           <w:p>
@@ -9930,12 +9038,6 @@
               <w:right w:val="single" w:sz="6" w:space="0" w:color="1F3864"/>
             </w:tcBorders>
             <w:shd w:val="clear" w:color="auto" w:fill="D9E2F3"/>
-            <w:tcMar>
-              <w:top w:w="50" w:type="dxa"/>
-              <w:left w:w="90" w:type="dxa"/>
-              <w:bottom w:w="50" w:type="dxa"/>
-              <w:right w:w="90" w:type="dxa"/>
-            </w:tcMar>
             <w:vAlign w:val="center"/>
           </w:tcPr>
           <w:p>
@@ -9969,12 +9071,6 @@
               <w:right w:val="single" w:sz="6" w:space="0" w:color="1F3864"/>
             </w:tcBorders>
             <w:shd w:val="clear" w:color="auto" w:fill="D9E2F3"/>
-            <w:tcMar>
-              <w:top w:w="50" w:type="dxa"/>
-              <w:left w:w="90" w:type="dxa"/>
-              <w:bottom w:w="50" w:type="dxa"/>
-              <w:right w:w="90" w:type="dxa"/>
-            </w:tcMar>
             <w:vAlign w:val="center"/>
           </w:tcPr>
           <w:p>
@@ -10031,12 +9127,6 @@
               <w:right w:val="single" w:sz="6" w:space="0" w:color="1F3864"/>
             </w:tcBorders>
             <w:shd w:val="clear" w:color="auto" w:fill="D9E2F3"/>
-            <w:tcMar>
-              <w:top w:w="50" w:type="dxa"/>
-              <w:left w:w="90" w:type="dxa"/>
-              <w:bottom w:w="50" w:type="dxa"/>
-              <w:right w:w="90" w:type="dxa"/>
-            </w:tcMar>
             <w:vAlign w:val="center"/>
           </w:tcPr>
           <w:p>
@@ -10070,12 +9160,6 @@
               <w:right w:val="single" w:sz="6" w:space="0" w:color="1F3864"/>
             </w:tcBorders>
             <w:shd w:val="clear" w:color="auto" w:fill="D9E2F3"/>
-            <w:tcMar>
-              <w:top w:w="50" w:type="dxa"/>
-              <w:left w:w="90" w:type="dxa"/>
-              <w:bottom w:w="50" w:type="dxa"/>
-              <w:right w:w="90" w:type="dxa"/>
-            </w:tcMar>
             <w:vAlign w:val="center"/>
           </w:tcPr>
           <w:p>
@@ -10109,12 +9193,6 @@
               <w:right w:val="single" w:sz="6" w:space="0" w:color="1F3864"/>
             </w:tcBorders>
             <w:shd w:val="clear" w:color="auto" w:fill="D9E2F3"/>
-            <w:tcMar>
-              <w:top w:w="50" w:type="dxa"/>
-              <w:left w:w="90" w:type="dxa"/>
-              <w:bottom w:w="50" w:type="dxa"/>
-              <w:right w:w="90" w:type="dxa"/>
-            </w:tcMar>
             <w:vAlign w:val="center"/>
           </w:tcPr>
           <w:p>
@@ -10186,12 +9264,6 @@
               <w:right w:val="single" w:sz="6" w:space="0" w:color="1F3864"/>
             </w:tcBorders>
             <w:shd w:val="clear" w:color="auto" w:fill="D9E2F3"/>
-            <w:tcMar>
-              <w:top w:w="50" w:type="dxa"/>
-              <w:left w:w="90" w:type="dxa"/>
-              <w:bottom w:w="50" w:type="dxa"/>
-              <w:right w:w="90" w:type="dxa"/>
-            </w:tcMar>
             <w:vAlign w:val="center"/>
           </w:tcPr>
           <w:p>
@@ -10225,12 +9297,6 @@
               <w:right w:val="single" w:sz="6" w:space="0" w:color="1F3864"/>
             </w:tcBorders>
             <w:shd w:val="clear" w:color="auto" w:fill="D9E2F3"/>
-            <w:tcMar>
-              <w:top w:w="50" w:type="dxa"/>
-              <w:left w:w="90" w:type="dxa"/>
-              <w:bottom w:w="50" w:type="dxa"/>
-              <w:right w:w="90" w:type="dxa"/>
-            </w:tcMar>
             <w:vAlign w:val="center"/>
           </w:tcPr>
           <w:p>
@@ -10276,12 +9342,6 @@
               <w:right w:val="single" w:sz="6" w:space="0" w:color="1F3864"/>
             </w:tcBorders>
             <w:shd w:val="clear" w:color="auto" w:fill="4472C4"/>
-            <w:tcMar>
-              <w:top w:w="50" w:type="dxa"/>
-              <w:left w:w="90" w:type="dxa"/>
-              <w:bottom w:w="50" w:type="dxa"/>
-              <w:right w:w="90" w:type="dxa"/>
-            </w:tcMar>
             <w:vAlign w:val="center"/>
           </w:tcPr>
           <w:p>
@@ -10324,12 +9384,6 @@
               <w:right w:val="single" w:sz="6" w:space="0" w:color="1F3864"/>
             </w:tcBorders>
             <w:shd w:val="clear" w:color="auto" w:fill="4472C4"/>
-            <w:tcMar>
-              <w:top w:w="50" w:type="dxa"/>
-              <w:left w:w="90" w:type="dxa"/>
-              <w:bottom w:w="50" w:type="dxa"/>
-              <w:right w:w="90" w:type="dxa"/>
-            </w:tcMar>
             <w:vAlign w:val="center"/>
           </w:tcPr>
           <w:p>
@@ -10369,12 +9423,6 @@
               <w:right w:val="single" w:sz="6" w:space="0" w:color="1F3864"/>
             </w:tcBorders>
             <w:shd w:val="clear" w:color="auto" w:fill="D9E2F3"/>
-            <w:tcMar>
-              <w:top w:w="50" w:type="dxa"/>
-              <w:left w:w="90" w:type="dxa"/>
-              <w:bottom w:w="50" w:type="dxa"/>
-              <w:right w:w="90" w:type="dxa"/>
-            </w:tcMar>
             <w:vAlign w:val="center"/>
           </w:tcPr>
           <w:p>
@@ -10433,12 +9481,6 @@
               <w:right w:val="single" w:sz="6" w:space="0" w:color="1F3864"/>
             </w:tcBorders>
             <w:shd w:val="clear" w:color="auto" w:fill="4472C4"/>
-            <w:tcMar>
-              <w:top w:w="50" w:type="dxa"/>
-              <w:left w:w="90" w:type="dxa"/>
-              <w:bottom w:w="50" w:type="dxa"/>
-              <w:right w:w="90" w:type="dxa"/>
-            </w:tcMar>
             <w:vAlign w:val="center"/>
           </w:tcPr>
           <w:p>
@@ -10480,12 +9522,6 @@
               <w:right w:val="single" w:sz="6" w:space="0" w:color="1F3864"/>
             </w:tcBorders>
             <w:shd w:val="clear" w:color="auto" w:fill="D9E2F3"/>
-            <w:tcMar>
-              <w:top w:w="50" w:type="dxa"/>
-              <w:left w:w="90" w:type="dxa"/>
-              <w:bottom w:w="50" w:type="dxa"/>
-              <w:right w:w="90" w:type="dxa"/>
-            </w:tcMar>
             <w:vAlign w:val="center"/>
           </w:tcPr>
           <w:p>
@@ -10519,12 +9555,6 @@
               <w:right w:val="single" w:sz="6" w:space="0" w:color="1F3864"/>
             </w:tcBorders>
             <w:shd w:val="clear" w:color="auto" w:fill="D9E2F3"/>
-            <w:tcMar>
-              <w:top w:w="50" w:type="dxa"/>
-              <w:left w:w="90" w:type="dxa"/>
-              <w:bottom w:w="50" w:type="dxa"/>
-              <w:right w:w="90" w:type="dxa"/>
-            </w:tcMar>
             <w:vAlign w:val="center"/>
           </w:tcPr>
           <w:p>
@@ -10731,12 +9761,6 @@
               <w:right w:val="single" w:sz="6" w:space="0" w:color="1F3864"/>
             </w:tcBorders>
             <w:shd w:val="clear" w:color="auto" w:fill="D9E2F3"/>
-            <w:tcMar>
-              <w:top w:w="50" w:type="dxa"/>
-              <w:left w:w="90" w:type="dxa"/>
-              <w:bottom w:w="50" w:type="dxa"/>
-              <w:right w:w="90" w:type="dxa"/>
-            </w:tcMar>
             <w:vAlign w:val="center"/>
           </w:tcPr>
           <w:p>
@@ -10888,6 +9912,55 @@
           </w:p>
         </w:tc>
       </w:tr>
+    </w:tbl>
+    <w:p>
+      <w:pPr>
+        <w:spacing w:before="0" w:after="0" w:line="240" w:lineRule="auto"/>
+        <w:rPr>
+          <w:sz w:val="18"/>
+          <w:szCs w:val="18"/>
+        </w:rPr>
+      </w:pPr>
+    </w:p>
+    <w:tbl>
+      <w:tblPr>
+        <w:tblW w:w="9405" w:type="dxa"/>
+        <w:jc w:val="center"/>
+        <w:tblBorders>
+          <w:top w:val="single" w:sz="6" w:space="0" w:color="1F3864"/>
+          <w:left w:val="single" w:sz="6" w:space="0" w:color="1F3864"/>
+          <w:bottom w:val="single" w:sz="6" w:space="0" w:color="1F3864"/>
+          <w:right w:val="single" w:sz="6" w:space="0" w:color="1F3864"/>
+          <w:insideH w:val="single" w:sz="6" w:space="0" w:color="1F3864"/>
+          <w:insideV w:val="single" w:sz="6" w:space="0" w:color="1F3864"/>
+        </w:tblBorders>
+        <w:tblLayout w:type="fixed"/>
+        <w:tblCellMar>
+          <w:top w:w="40" w:type="dxa"/>
+          <w:left w:w="90" w:type="dxa"/>
+          <w:bottom w:w="40" w:type="dxa"/>
+          <w:right w:w="90" w:type="dxa"/>
+        </w:tblCellMar>
+        <w:tblLook w:val="0000" w:firstRow="0" w:lastRow="0" w:firstColumn="0" w:lastColumn="0" w:noHBand="0" w:noVBand="0"/>
+      </w:tblPr>
+      <w:tblGrid>
+        <w:gridCol w:w="1175"/>
+        <w:gridCol w:w="391"/>
+        <w:gridCol w:w="391"/>
+        <w:gridCol w:w="391"/>
+        <w:gridCol w:w="783"/>
+        <w:gridCol w:w="391"/>
+        <w:gridCol w:w="391"/>
+        <w:gridCol w:w="783"/>
+        <w:gridCol w:w="783"/>
+        <w:gridCol w:w="391"/>
+        <w:gridCol w:w="391"/>
+        <w:gridCol w:w="391"/>
+        <w:gridCol w:w="391"/>
+        <w:gridCol w:w="391"/>
+        <w:gridCol w:w="391"/>
+        <w:gridCol w:w="1567"/>
+      </w:tblGrid>
       <w:tr>
         <w:tc>
           <w:tcPr>
@@ -10900,12 +9973,6 @@
               <w:right w:val="single" w:sz="6" w:space="0" w:color="1F3864"/>
             </w:tcBorders>
             <w:shd w:val="clear" w:color="auto" w:fill="4472C4"/>
-            <w:tcMar>
-              <w:top w:w="50" w:type="dxa"/>
-              <w:left w:w="90" w:type="dxa"/>
-              <w:bottom w:w="50" w:type="dxa"/>
-              <w:right w:w="90" w:type="dxa"/>
-            </w:tcMar>
             <w:vAlign w:val="center"/>
           </w:tcPr>
           <w:p>
@@ -10948,12 +10015,6 @@
               <w:right w:val="single" w:sz="6" w:space="0" w:color="1F3864"/>
             </w:tcBorders>
             <w:shd w:val="clear" w:color="auto" w:fill="4472C4"/>
-            <w:tcMar>
-              <w:top w:w="50" w:type="dxa"/>
-              <w:left w:w="90" w:type="dxa"/>
-              <w:bottom w:w="50" w:type="dxa"/>
-              <w:right w:w="90" w:type="dxa"/>
-            </w:tcMar>
             <w:vAlign w:val="center"/>
           </w:tcPr>
           <w:p>
@@ -10994,12 +10055,6 @@
               <w:right w:val="single" w:sz="6" w:space="0" w:color="1F3864"/>
             </w:tcBorders>
             <w:shd w:val="clear" w:color="auto" w:fill="4472C4"/>
-            <w:tcMar>
-              <w:top w:w="50" w:type="dxa"/>
-              <w:left w:w="90" w:type="dxa"/>
-              <w:bottom w:w="50" w:type="dxa"/>
-              <w:right w:w="90" w:type="dxa"/>
-            </w:tcMar>
             <w:vAlign w:val="center"/>
           </w:tcPr>
           <w:p>
@@ -11040,12 +10095,6 @@
               <w:right w:val="single" w:sz="6" w:space="0" w:color="1F3864"/>
             </w:tcBorders>
             <w:shd w:val="clear" w:color="auto" w:fill="4472C4"/>
-            <w:tcMar>
-              <w:top w:w="50" w:type="dxa"/>
-              <w:left w:w="90" w:type="dxa"/>
-              <w:bottom w:w="50" w:type="dxa"/>
-              <w:right w:w="90" w:type="dxa"/>
-            </w:tcMar>
             <w:vAlign w:val="center"/>
           </w:tcPr>
           <w:p>
@@ -11086,12 +10135,6 @@
               <w:right w:val="single" w:sz="6" w:space="0" w:color="1F3864"/>
             </w:tcBorders>
             <w:shd w:val="clear" w:color="auto" w:fill="4472C4"/>
-            <w:tcMar>
-              <w:top w:w="50" w:type="dxa"/>
-              <w:left w:w="90" w:type="dxa"/>
-              <w:bottom w:w="50" w:type="dxa"/>
-              <w:right w:w="90" w:type="dxa"/>
-            </w:tcMar>
             <w:vAlign w:val="center"/>
           </w:tcPr>
           <w:p>
@@ -11132,12 +10175,6 @@
               <w:right w:val="single" w:sz="6" w:space="0" w:color="1F3864"/>
             </w:tcBorders>
             <w:shd w:val="clear" w:color="auto" w:fill="4472C4"/>
-            <w:tcMar>
-              <w:top w:w="50" w:type="dxa"/>
-              <w:left w:w="90" w:type="dxa"/>
-              <w:bottom w:w="50" w:type="dxa"/>
-              <w:right w:w="90" w:type="dxa"/>
-            </w:tcMar>
             <w:vAlign w:val="center"/>
           </w:tcPr>
           <w:p>
@@ -11180,12 +10217,6 @@
               <w:right w:val="single" w:sz="6" w:space="0" w:color="1F3864"/>
             </w:tcBorders>
             <w:shd w:val="clear" w:color="auto" w:fill="D9E2F3"/>
-            <w:tcMar>
-              <w:top w:w="50" w:type="dxa"/>
-              <w:left w:w="90" w:type="dxa"/>
-              <w:bottom w:w="50" w:type="dxa"/>
-              <w:right w:w="90" w:type="dxa"/>
-            </w:tcMar>
             <w:vAlign w:val="center"/>
           </w:tcPr>
           <w:p>
@@ -11389,12 +10420,6 @@
               <w:right w:val="single" w:sz="6" w:space="0" w:color="1F3864"/>
             </w:tcBorders>
             <w:shd w:val="clear" w:color="auto" w:fill="D9E2F3"/>
-            <w:tcMar>
-              <w:top w:w="50" w:type="dxa"/>
-              <w:left w:w="90" w:type="dxa"/>
-              <w:bottom w:w="50" w:type="dxa"/>
-              <w:right w:w="90" w:type="dxa"/>
-            </w:tcMar>
             <w:vAlign w:val="center"/>
           </w:tcPr>
           <w:p>
@@ -11580,12 +10605,6 @@
               <w:right w:val="single" w:sz="6" w:space="0" w:color="1F3864"/>
             </w:tcBorders>
             <w:shd w:val="clear" w:color="auto" w:fill="D9E2F3"/>
-            <w:tcMar>
-              <w:top w:w="50" w:type="dxa"/>
-              <w:left w:w="90" w:type="dxa"/>
-              <w:bottom w:w="50" w:type="dxa"/>
-              <w:right w:w="90" w:type="dxa"/>
-            </w:tcMar>
             <w:vAlign w:val="center"/>
           </w:tcPr>
           <w:p>
@@ -11724,12 +10743,6 @@
               <w:right w:val="single" w:sz="6" w:space="0" w:color="1F3864"/>
             </w:tcBorders>
             <w:shd w:val="clear" w:color="auto" w:fill="D9E2F3"/>
-            <w:tcMar>
-              <w:top w:w="50" w:type="dxa"/>
-              <w:left w:w="90" w:type="dxa"/>
-              <w:bottom w:w="50" w:type="dxa"/>
-              <w:right w:w="90" w:type="dxa"/>
-            </w:tcMar>
             <w:vAlign w:val="center"/>
           </w:tcPr>
           <w:p>
@@ -11887,12 +10900,6 @@
               <w:right w:val="single" w:sz="6" w:space="0" w:color="1F3864"/>
             </w:tcBorders>
             <w:shd w:val="clear" w:color="auto" w:fill="D9E2F3"/>
-            <w:tcMar>
-              <w:top w:w="50" w:type="dxa"/>
-              <w:left w:w="90" w:type="dxa"/>
-              <w:bottom w:w="50" w:type="dxa"/>
-              <w:right w:w="90" w:type="dxa"/>
-            </w:tcMar>
             <w:vAlign w:val="center"/>
           </w:tcPr>
           <w:p>
@@ -12021,6 +11028,55 @@
           </w:p>
         </w:tc>
       </w:tr>
+    </w:tbl>
+    <w:p>
+      <w:pPr>
+        <w:spacing w:before="0" w:after="0" w:line="240" w:lineRule="auto"/>
+        <w:rPr>
+          <w:sz w:val="18"/>
+          <w:szCs w:val="18"/>
+        </w:rPr>
+      </w:pPr>
+    </w:p>
+    <w:tbl>
+      <w:tblPr>
+        <w:tblW w:w="9405" w:type="dxa"/>
+        <w:jc w:val="center"/>
+        <w:tblBorders>
+          <w:top w:val="single" w:sz="6" w:space="0" w:color="1F3864"/>
+          <w:left w:val="single" w:sz="6" w:space="0" w:color="1F3864"/>
+          <w:bottom w:val="single" w:sz="6" w:space="0" w:color="1F3864"/>
+          <w:right w:val="single" w:sz="6" w:space="0" w:color="1F3864"/>
+          <w:insideH w:val="single" w:sz="6" w:space="0" w:color="1F3864"/>
+          <w:insideV w:val="single" w:sz="6" w:space="0" w:color="1F3864"/>
+        </w:tblBorders>
+        <w:tblLayout w:type="fixed"/>
+        <w:tblCellMar>
+          <w:top w:w="40" w:type="dxa"/>
+          <w:left w:w="90" w:type="dxa"/>
+          <w:bottom w:w="40" w:type="dxa"/>
+          <w:right w:w="90" w:type="dxa"/>
+        </w:tblCellMar>
+        <w:tblLook w:val="0000" w:firstRow="0" w:lastRow="0" w:firstColumn="0" w:lastColumn="0" w:noHBand="0" w:noVBand="0"/>
+      </w:tblPr>
+      <w:tblGrid>
+        <w:gridCol w:w="1175"/>
+        <w:gridCol w:w="391"/>
+        <w:gridCol w:w="391"/>
+        <w:gridCol w:w="391"/>
+        <w:gridCol w:w="783"/>
+        <w:gridCol w:w="391"/>
+        <w:gridCol w:w="391"/>
+        <w:gridCol w:w="783"/>
+        <w:gridCol w:w="783"/>
+        <w:gridCol w:w="391"/>
+        <w:gridCol w:w="391"/>
+        <w:gridCol w:w="391"/>
+        <w:gridCol w:w="391"/>
+        <w:gridCol w:w="391"/>
+        <w:gridCol w:w="391"/>
+        <w:gridCol w:w="1567"/>
+      </w:tblGrid>
       <w:tr>
         <w:tc>
           <w:tcPr>
@@ -12033,12 +11089,6 @@
               <w:right w:val="single" w:sz="6" w:space="0" w:color="1F3864"/>
             </w:tcBorders>
             <w:shd w:val="clear" w:color="auto" w:fill="4472C4"/>
-            <w:tcMar>
-              <w:top w:w="50" w:type="dxa"/>
-              <w:left w:w="90" w:type="dxa"/>
-              <w:bottom w:w="50" w:type="dxa"/>
-              <w:right w:w="90" w:type="dxa"/>
-            </w:tcMar>
             <w:vAlign w:val="center"/>
           </w:tcPr>
           <w:p>
@@ -12079,12 +11129,6 @@
               <w:right w:val="single" w:sz="6" w:space="0" w:color="1F3864"/>
             </w:tcBorders>
             <w:shd w:val="clear" w:color="auto" w:fill="D9E2F3"/>
-            <w:tcMar>
-              <w:top w:w="50" w:type="dxa"/>
-              <w:left w:w="90" w:type="dxa"/>
-              <w:bottom w:w="50" w:type="dxa"/>
-              <w:right w:w="90" w:type="dxa"/>
-            </w:tcMar>
             <w:vAlign w:val="center"/>
           </w:tcPr>
           <w:p>
@@ -12366,12 +11410,6 @@
               <w:right w:val="single" w:sz="6" w:space="0" w:color="1F3864"/>
             </w:tcBorders>
             <w:shd w:val="clear" w:color="auto" w:fill="4472C4"/>
-            <w:tcMar>
-              <w:top w:w="50" w:type="dxa"/>
-              <w:left w:w="90" w:type="dxa"/>
-              <w:bottom w:w="50" w:type="dxa"/>
-              <w:right w:w="90" w:type="dxa"/>
-            </w:tcMar>
             <w:vAlign w:val="center"/>
           </w:tcPr>
           <w:p>
@@ -12412,12 +11450,6 @@
               <w:right w:val="single" w:sz="6" w:space="0" w:color="1F3864"/>
             </w:tcBorders>
             <w:shd w:val="clear" w:color="auto" w:fill="D9E2F3"/>
-            <w:tcMar>
-              <w:top w:w="50" w:type="dxa"/>
-              <w:left w:w="90" w:type="dxa"/>
-              <w:bottom w:w="50" w:type="dxa"/>
-              <w:right w:w="90" w:type="dxa"/>
-            </w:tcMar>
             <w:vAlign w:val="center"/>
           </w:tcPr>
           <w:p>
@@ -12674,12 +11706,6 @@
               <w:right w:val="single" w:sz="6" w:space="0" w:color="1F3864"/>
             </w:tcBorders>
             <w:shd w:val="clear" w:color="auto" w:fill="4472C4"/>
-            <w:tcMar>
-              <w:top w:w="50" w:type="dxa"/>
-              <w:left w:w="90" w:type="dxa"/>
-              <w:bottom w:w="50" w:type="dxa"/>
-              <w:right w:w="90" w:type="dxa"/>
-            </w:tcMar>
             <w:vAlign w:val="center"/>
           </w:tcPr>
           <w:p>
@@ -12719,12 +11745,6 @@
               <w:right w:val="single" w:sz="6" w:space="0" w:color="1F3864"/>
             </w:tcBorders>
             <w:shd w:val="clear" w:color="auto" w:fill="D9E2F3"/>
-            <w:tcMar>
-              <w:top w:w="50" w:type="dxa"/>
-              <w:left w:w="90" w:type="dxa"/>
-              <w:bottom w:w="50" w:type="dxa"/>
-              <w:right w:w="90" w:type="dxa"/>
-            </w:tcMar>
             <w:vAlign w:val="center"/>
           </w:tcPr>
           <w:p>
@@ -12813,12 +11833,6 @@
               <w:right w:val="single" w:sz="6" w:space="0" w:color="1F3864"/>
             </w:tcBorders>
             <w:shd w:val="clear" w:color="auto" w:fill="4472C4"/>
-            <w:tcMar>
-              <w:top w:w="50" w:type="dxa"/>
-              <w:left w:w="90" w:type="dxa"/>
-              <w:bottom w:w="50" w:type="dxa"/>
-              <w:right w:w="90" w:type="dxa"/>
-            </w:tcMar>
             <w:vAlign w:val="center"/>
           </w:tcPr>
           <w:p>
@@ -12858,12 +11872,6 @@
               <w:right w:val="single" w:sz="6" w:space="0" w:color="1F3864"/>
             </w:tcBorders>
             <w:shd w:val="clear" w:color="auto" w:fill="D9E2F3"/>
-            <w:tcMar>
-              <w:top w:w="50" w:type="dxa"/>
-              <w:left w:w="90" w:type="dxa"/>
-              <w:bottom w:w="50" w:type="dxa"/>
-              <w:right w:w="90" w:type="dxa"/>
-            </w:tcMar>
             <w:vAlign w:val="center"/>
           </w:tcPr>
           <w:p>
@@ -13050,12 +12058,6 @@
               <w:right w:val="single" w:sz="6" w:space="0" w:color="1F3864"/>
             </w:tcBorders>
             <w:shd w:val="clear" w:color="auto" w:fill="4472C4"/>
-            <w:tcMar>
-              <w:top w:w="50" w:type="dxa"/>
-              <w:left w:w="90" w:type="dxa"/>
-              <w:bottom w:w="50" w:type="dxa"/>
-              <w:right w:w="90" w:type="dxa"/>
-            </w:tcMar>
             <w:vAlign w:val="center"/>
           </w:tcPr>
           <w:p>
@@ -13095,12 +12097,6 @@
               <w:right w:val="single" w:sz="6" w:space="0" w:color="1F3864"/>
             </w:tcBorders>
             <w:shd w:val="clear" w:color="auto" w:fill="D9E2F3"/>
-            <w:tcMar>
-              <w:top w:w="50" w:type="dxa"/>
-              <w:left w:w="90" w:type="dxa"/>
-              <w:bottom w:w="50" w:type="dxa"/>
-              <w:right w:w="90" w:type="dxa"/>
-            </w:tcMar>
             <w:vAlign w:val="center"/>
           </w:tcPr>
           <w:p>
@@ -13145,12 +12141,6 @@
               <w:right w:val="single" w:sz="6" w:space="0" w:color="1F3864"/>
             </w:tcBorders>
             <w:shd w:val="clear" w:color="auto" w:fill="4472C4"/>
-            <w:tcMar>
-              <w:top w:w="50" w:type="dxa"/>
-              <w:left w:w="90" w:type="dxa"/>
-              <w:bottom w:w="50" w:type="dxa"/>
-              <w:right w:w="90" w:type="dxa"/>
-            </w:tcMar>
             <w:vAlign w:val="center"/>
           </w:tcPr>
           <w:p>
@@ -13217,12 +12207,6 @@
               <w:right w:val="single" w:sz="6" w:space="0" w:color="1F3864"/>
             </w:tcBorders>
             <w:shd w:val="clear" w:color="auto" w:fill="4472C4"/>
-            <w:tcMar>
-              <w:top w:w="50" w:type="dxa"/>
-              <w:left w:w="90" w:type="dxa"/>
-              <w:bottom w:w="50" w:type="dxa"/>
-              <w:right w:w="90" w:type="dxa"/>
-            </w:tcMar>
             <w:vAlign w:val="center"/>
           </w:tcPr>
           <w:p>
@@ -13262,12 +12246,6 @@
               <w:right w:val="single" w:sz="6" w:space="0" w:color="1F3864"/>
             </w:tcBorders>
             <w:shd w:val="clear" w:color="auto" w:fill="4472C4"/>
-            <w:tcMar>
-              <w:top w:w="50" w:type="dxa"/>
-              <w:left w:w="90" w:type="dxa"/>
-              <w:bottom w:w="50" w:type="dxa"/>
-              <w:right w:w="90" w:type="dxa"/>
-            </w:tcMar>
             <w:vAlign w:val="center"/>
           </w:tcPr>
           <w:p>
@@ -13307,12 +12285,6 @@
               <w:right w:val="single" w:sz="6" w:space="0" w:color="1F3864"/>
             </w:tcBorders>
             <w:shd w:val="clear" w:color="auto" w:fill="4472C4"/>
-            <w:tcMar>
-              <w:top w:w="50" w:type="dxa"/>
-              <w:left w:w="90" w:type="dxa"/>
-              <w:bottom w:w="50" w:type="dxa"/>
-              <w:right w:w="90" w:type="dxa"/>
-            </w:tcMar>
             <w:vAlign w:val="center"/>
           </w:tcPr>
           <w:p>
@@ -13352,12 +12324,6 @@
               <w:right w:val="single" w:sz="6" w:space="0" w:color="1F3864"/>
             </w:tcBorders>
             <w:shd w:val="clear" w:color="auto" w:fill="4472C4"/>
-            <w:tcMar>
-              <w:top w:w="50" w:type="dxa"/>
-              <w:left w:w="90" w:type="dxa"/>
-              <w:bottom w:w="50" w:type="dxa"/>
-              <w:right w:w="90" w:type="dxa"/>
-            </w:tcMar>
             <w:vAlign w:val="center"/>
           </w:tcPr>
           <w:p>
@@ -13424,12 +12390,6 @@
               <w:right w:val="single" w:sz="6" w:space="0" w:color="1F3864"/>
             </w:tcBorders>
             <w:shd w:val="clear" w:color="auto" w:fill="D9E2F3"/>
-            <w:tcMar>
-              <w:top w:w="50" w:type="dxa"/>
-              <w:left w:w="90" w:type="dxa"/>
-              <w:bottom w:w="50" w:type="dxa"/>
-              <w:right w:w="90" w:type="dxa"/>
-            </w:tcMar>
           </w:tcPr>
           <w:p>
             <w:pPr>
@@ -13462,12 +12422,6 @@
               <w:right w:val="single" w:sz="6" w:space="0" w:color="1F3864"/>
             </w:tcBorders>
             <w:shd w:val="clear" w:color="auto" w:fill="D9E2F3"/>
-            <w:tcMar>
-              <w:top w:w="50" w:type="dxa"/>
-              <w:left w:w="90" w:type="dxa"/>
-              <w:bottom w:w="50" w:type="dxa"/>
-              <w:right w:w="90" w:type="dxa"/>
-            </w:tcMar>
           </w:tcPr>
           <w:p>
             <w:pPr>
@@ -13500,12 +12454,6 @@
               <w:right w:val="single" w:sz="6" w:space="0" w:color="1F3864"/>
             </w:tcBorders>
             <w:shd w:val="clear" w:color="auto" w:fill="D9E2F3"/>
-            <w:tcMar>
-              <w:top w:w="50" w:type="dxa"/>
-              <w:left w:w="90" w:type="dxa"/>
-              <w:bottom w:w="50" w:type="dxa"/>
-              <w:right w:w="90" w:type="dxa"/>
-            </w:tcMar>
           </w:tcPr>
           <w:p>
             <w:pPr>
@@ -13538,12 +12486,6 @@
               <w:right w:val="single" w:sz="6" w:space="0" w:color="1F3864"/>
             </w:tcBorders>
             <w:shd w:val="clear" w:color="auto" w:fill="D9E2F3"/>
-            <w:tcMar>
-              <w:top w:w="50" w:type="dxa"/>
-              <w:left w:w="90" w:type="dxa"/>
-              <w:bottom w:w="50" w:type="dxa"/>
-              <w:right w:w="90" w:type="dxa"/>
-            </w:tcMar>
           </w:tcPr>
           <w:p>
             <w:pPr>
@@ -13603,12 +12545,6 @@
               <w:right w:val="single" w:sz="6" w:space="0" w:color="1F3864"/>
             </w:tcBorders>
             <w:shd w:val="clear" w:color="auto" w:fill="D9E2F3"/>
-            <w:tcMar>
-              <w:top w:w="50" w:type="dxa"/>
-              <w:left w:w="90" w:type="dxa"/>
-              <w:bottom w:w="50" w:type="dxa"/>
-              <w:right w:w="90" w:type="dxa"/>
-            </w:tcMar>
           </w:tcPr>
           <w:p>
             <w:pPr>
@@ -13641,12 +12577,6 @@
               <w:right w:val="single" w:sz="6" w:space="0" w:color="1F3864"/>
             </w:tcBorders>
             <w:shd w:val="clear" w:color="auto" w:fill="D9E2F3"/>
-            <w:tcMar>
-              <w:top w:w="50" w:type="dxa"/>
-              <w:left w:w="90" w:type="dxa"/>
-              <w:bottom w:w="50" w:type="dxa"/>
-              <w:right w:w="90" w:type="dxa"/>
-            </w:tcMar>
           </w:tcPr>
           <w:p>
             <w:pPr>
@@ -13679,12 +12609,6 @@
               <w:right w:val="single" w:sz="6" w:space="0" w:color="1F3864"/>
             </w:tcBorders>
             <w:shd w:val="clear" w:color="auto" w:fill="D9E2F3"/>
-            <w:tcMar>
-              <w:top w:w="50" w:type="dxa"/>
-              <w:left w:w="90" w:type="dxa"/>
-              <w:bottom w:w="50" w:type="dxa"/>
-              <w:right w:w="90" w:type="dxa"/>
-            </w:tcMar>
           </w:tcPr>
           <w:p>
             <w:pPr>
@@ -13717,12 +12641,6 @@
               <w:right w:val="single" w:sz="6" w:space="0" w:color="1F3864"/>
             </w:tcBorders>
             <w:shd w:val="clear" w:color="auto" w:fill="D9E2F3"/>
-            <w:tcMar>
-              <w:top w:w="50" w:type="dxa"/>
-              <w:left w:w="90" w:type="dxa"/>
-              <w:bottom w:w="50" w:type="dxa"/>
-              <w:right w:w="90" w:type="dxa"/>
-            </w:tcMar>
           </w:tcPr>
           <w:p>
             <w:pPr>
@@ -13812,12 +12730,6 @@
               <w:right w:val="single" w:sz="6" w:space="0" w:color="1F3864"/>
             </w:tcBorders>
             <w:shd w:val="clear" w:color="auto" w:fill="D9E2F3"/>
-            <w:tcMar>
-              <w:top w:w="50" w:type="dxa"/>
-              <w:left w:w="90" w:type="dxa"/>
-              <w:bottom w:w="50" w:type="dxa"/>
-              <w:right w:w="90" w:type="dxa"/>
-            </w:tcMar>
             <w:vAlign w:val="center"/>
           </w:tcPr>
           <w:p>
@@ -13862,12 +12774,6 @@
               <w:right w:val="single" w:sz="6" w:space="0" w:color="1F3864"/>
             </w:tcBorders>
             <w:shd w:val="clear" w:color="auto" w:fill="4472C4"/>
-            <w:tcMar>
-              <w:top w:w="50" w:type="dxa"/>
-              <w:left w:w="90" w:type="dxa"/>
-              <w:bottom w:w="50" w:type="dxa"/>
-              <w:right w:w="90" w:type="dxa"/>
-            </w:tcMar>
             <w:vAlign w:val="center"/>
           </w:tcPr>
           <w:p>
@@ -13934,12 +12840,6 @@
               <w:right w:val="single" w:sz="6" w:space="0" w:color="1F3864"/>
             </w:tcBorders>
             <w:shd w:val="clear" w:color="auto" w:fill="4472C4"/>
-            <w:tcMar>
-              <w:top w:w="50" w:type="dxa"/>
-              <w:left w:w="90" w:type="dxa"/>
-              <w:bottom w:w="50" w:type="dxa"/>
-              <w:right w:w="90" w:type="dxa"/>
-            </w:tcMar>
             <w:vAlign w:val="center"/>
           </w:tcPr>
           <w:p>
@@ -13979,12 +12879,6 @@
               <w:right w:val="single" w:sz="6" w:space="0" w:color="1F3864"/>
             </w:tcBorders>
             <w:shd w:val="clear" w:color="auto" w:fill="4472C4"/>
-            <w:tcMar>
-              <w:top w:w="50" w:type="dxa"/>
-              <w:left w:w="90" w:type="dxa"/>
-              <w:bottom w:w="50" w:type="dxa"/>
-              <w:right w:w="90" w:type="dxa"/>
-            </w:tcMar>
             <w:vAlign w:val="center"/>
           </w:tcPr>
           <w:p>
@@ -14024,12 +12918,6 @@
               <w:right w:val="single" w:sz="6" w:space="0" w:color="1F3864"/>
             </w:tcBorders>
             <w:shd w:val="clear" w:color="auto" w:fill="4472C4"/>
-            <w:tcMar>
-              <w:top w:w="50" w:type="dxa"/>
-              <w:left w:w="90" w:type="dxa"/>
-              <w:bottom w:w="50" w:type="dxa"/>
-              <w:right w:w="90" w:type="dxa"/>
-            </w:tcMar>
             <w:vAlign w:val="center"/>
           </w:tcPr>
           <w:p>
@@ -14069,12 +12957,6 @@
               <w:right w:val="single" w:sz="6" w:space="0" w:color="1F3864"/>
             </w:tcBorders>
             <w:shd w:val="clear" w:color="auto" w:fill="4472C4"/>
-            <w:tcMar>
-              <w:top w:w="50" w:type="dxa"/>
-              <w:left w:w="90" w:type="dxa"/>
-              <w:bottom w:w="50" w:type="dxa"/>
-              <w:right w:w="90" w:type="dxa"/>
-            </w:tcMar>
             <w:vAlign w:val="center"/>
           </w:tcPr>
           <w:p>
@@ -14141,12 +13023,6 @@
               <w:right w:val="single" w:sz="6" w:space="0" w:color="1F3864"/>
             </w:tcBorders>
             <w:shd w:val="clear" w:color="auto" w:fill="D9E2F3"/>
-            <w:tcMar>
-              <w:top w:w="50" w:type="dxa"/>
-              <w:left w:w="90" w:type="dxa"/>
-              <w:bottom w:w="50" w:type="dxa"/>
-              <w:right w:w="90" w:type="dxa"/>
-            </w:tcMar>
           </w:tcPr>
           <w:p>
             <w:pPr>
@@ -14179,12 +13055,6 @@
               <w:right w:val="single" w:sz="6" w:space="0" w:color="1F3864"/>
             </w:tcBorders>
             <w:shd w:val="clear" w:color="auto" w:fill="D9E2F3"/>
-            <w:tcMar>
-              <w:top w:w="50" w:type="dxa"/>
-              <w:left w:w="90" w:type="dxa"/>
-              <w:bottom w:w="50" w:type="dxa"/>
-              <w:right w:w="90" w:type="dxa"/>
-            </w:tcMar>
           </w:tcPr>
           <w:p>
             <w:pPr>
@@ -14217,12 +13087,6 @@
               <w:right w:val="single" w:sz="6" w:space="0" w:color="1F3864"/>
             </w:tcBorders>
             <w:shd w:val="clear" w:color="auto" w:fill="D9E2F3"/>
-            <w:tcMar>
-              <w:top w:w="50" w:type="dxa"/>
-              <w:left w:w="90" w:type="dxa"/>
-              <w:bottom w:w="50" w:type="dxa"/>
-              <w:right w:w="90" w:type="dxa"/>
-            </w:tcMar>
           </w:tcPr>
           <w:p>
             <w:pPr>
@@ -14255,12 +13119,6 @@
               <w:right w:val="single" w:sz="6" w:space="0" w:color="1F3864"/>
             </w:tcBorders>
             <w:shd w:val="clear" w:color="auto" w:fill="D9E2F3"/>
-            <w:tcMar>
-              <w:top w:w="50" w:type="dxa"/>
-              <w:left w:w="90" w:type="dxa"/>
-              <w:bottom w:w="50" w:type="dxa"/>
-              <w:right w:w="90" w:type="dxa"/>
-            </w:tcMar>
           </w:tcPr>
           <w:p>
             <w:pPr>
@@ -14320,12 +13178,6 @@
               <w:right w:val="single" w:sz="6" w:space="0" w:color="1F3864"/>
             </w:tcBorders>
             <w:shd w:val="clear" w:color="auto" w:fill="D9E2F3"/>
-            <w:tcMar>
-              <w:top w:w="50" w:type="dxa"/>
-              <w:left w:w="90" w:type="dxa"/>
-              <w:bottom w:w="50" w:type="dxa"/>
-              <w:right w:w="90" w:type="dxa"/>
-            </w:tcMar>
           </w:tcPr>
           <w:p>
             <w:pPr>
@@ -14358,12 +13210,6 @@
               <w:right w:val="single" w:sz="6" w:space="0" w:color="1F3864"/>
             </w:tcBorders>
             <w:shd w:val="clear" w:color="auto" w:fill="D9E2F3"/>
-            <w:tcMar>
-              <w:top w:w="50" w:type="dxa"/>
-              <w:left w:w="90" w:type="dxa"/>
-              <w:bottom w:w="50" w:type="dxa"/>
-              <w:right w:w="90" w:type="dxa"/>
-            </w:tcMar>
           </w:tcPr>
           <w:p>
             <w:pPr>
@@ -14396,12 +13242,6 @@
               <w:right w:val="single" w:sz="6" w:space="0" w:color="1F3864"/>
             </w:tcBorders>
             <w:shd w:val="clear" w:color="auto" w:fill="D9E2F3"/>
-            <w:tcMar>
-              <w:top w:w="50" w:type="dxa"/>
-              <w:left w:w="90" w:type="dxa"/>
-              <w:bottom w:w="50" w:type="dxa"/>
-              <w:right w:w="90" w:type="dxa"/>
-            </w:tcMar>
           </w:tcPr>
           <w:p>
             <w:pPr>
@@ -14434,12 +13274,6 @@
               <w:right w:val="single" w:sz="6" w:space="0" w:color="1F3864"/>
             </w:tcBorders>
             <w:shd w:val="clear" w:color="auto" w:fill="D9E2F3"/>
-            <w:tcMar>
-              <w:top w:w="50" w:type="dxa"/>
-              <w:left w:w="90" w:type="dxa"/>
-              <w:bottom w:w="50" w:type="dxa"/>
-              <w:right w:w="90" w:type="dxa"/>
-            </w:tcMar>
           </w:tcPr>
           <w:p>
             <w:pPr>
@@ -14529,12 +13363,6 @@
               <w:right w:val="single" w:sz="6" w:space="0" w:color="1F3864"/>
             </w:tcBorders>
             <w:shd w:val="clear" w:color="auto" w:fill="D9E2F3"/>
-            <w:tcMar>
-              <w:top w:w="50" w:type="dxa"/>
-              <w:left w:w="90" w:type="dxa"/>
-              <w:bottom w:w="50" w:type="dxa"/>
-              <w:right w:w="90" w:type="dxa"/>
-            </w:tcMar>
             <w:vAlign w:val="center"/>
           </w:tcPr>
           <w:p>
@@ -14579,12 +13407,6 @@
               <w:right w:val="single" w:sz="6" w:space="0" w:color="1F3864"/>
             </w:tcBorders>
             <w:shd w:val="clear" w:color="auto" w:fill="4472C4"/>
-            <w:tcMar>
-              <w:top w:w="50" w:type="dxa"/>
-              <w:left w:w="90" w:type="dxa"/>
-              <w:bottom w:w="50" w:type="dxa"/>
-              <w:right w:w="90" w:type="dxa"/>
-            </w:tcMar>
             <w:vAlign w:val="center"/>
           </w:tcPr>
           <w:p>
@@ -14651,12 +13473,6 @@
               <w:right w:val="single" w:sz="6" w:space="0" w:color="1F3864"/>
             </w:tcBorders>
             <w:shd w:val="clear" w:color="auto" w:fill="4472C4"/>
-            <w:tcMar>
-              <w:top w:w="50" w:type="dxa"/>
-              <w:left w:w="90" w:type="dxa"/>
-              <w:bottom w:w="50" w:type="dxa"/>
-              <w:right w:w="90" w:type="dxa"/>
-            </w:tcMar>
             <w:vAlign w:val="center"/>
           </w:tcPr>
           <w:p>
@@ -14696,12 +13512,6 @@
               <w:right w:val="single" w:sz="6" w:space="0" w:color="1F3864"/>
             </w:tcBorders>
             <w:shd w:val="clear" w:color="auto" w:fill="4472C4"/>
-            <w:tcMar>
-              <w:top w:w="50" w:type="dxa"/>
-              <w:left w:w="90" w:type="dxa"/>
-              <w:bottom w:w="50" w:type="dxa"/>
-              <w:right w:w="90" w:type="dxa"/>
-            </w:tcMar>
             <w:vAlign w:val="center"/>
           </w:tcPr>
           <w:p>
@@ -14741,12 +13551,6 @@
               <w:right w:val="single" w:sz="6" w:space="0" w:color="1F3864"/>
             </w:tcBorders>
             <w:shd w:val="clear" w:color="auto" w:fill="4472C4"/>
-            <w:tcMar>
-              <w:top w:w="50" w:type="dxa"/>
-              <w:left w:w="90" w:type="dxa"/>
-              <w:bottom w:w="50" w:type="dxa"/>
-              <w:right w:w="90" w:type="dxa"/>
-            </w:tcMar>
             <w:vAlign w:val="center"/>
           </w:tcPr>
           <w:p>
@@ -14786,12 +13590,6 @@
               <w:right w:val="single" w:sz="6" w:space="0" w:color="1F3864"/>
             </w:tcBorders>
             <w:shd w:val="clear" w:color="auto" w:fill="4472C4"/>
-            <w:tcMar>
-              <w:top w:w="50" w:type="dxa"/>
-              <w:left w:w="90" w:type="dxa"/>
-              <w:bottom w:w="50" w:type="dxa"/>
-              <w:right w:w="90" w:type="dxa"/>
-            </w:tcMar>
             <w:vAlign w:val="center"/>
           </w:tcPr>
           <w:p>
@@ -14858,12 +13656,6 @@
               <w:right w:val="single" w:sz="6" w:space="0" w:color="1F3864"/>
             </w:tcBorders>
             <w:shd w:val="clear" w:color="auto" w:fill="D9E2F3"/>
-            <w:tcMar>
-              <w:top w:w="50" w:type="dxa"/>
-              <w:left w:w="90" w:type="dxa"/>
-              <w:bottom w:w="50" w:type="dxa"/>
-              <w:right w:w="90" w:type="dxa"/>
-            </w:tcMar>
           </w:tcPr>
           <w:p>
             <w:pPr>
@@ -14896,12 +13688,6 @@
               <w:right w:val="single" w:sz="6" w:space="0" w:color="1F3864"/>
             </w:tcBorders>
             <w:shd w:val="clear" w:color="auto" w:fill="D9E2F3"/>
-            <w:tcMar>
-              <w:top w:w="50" w:type="dxa"/>
-              <w:left w:w="90" w:type="dxa"/>
-              <w:bottom w:w="50" w:type="dxa"/>
-              <w:right w:w="90" w:type="dxa"/>
-            </w:tcMar>
           </w:tcPr>
           <w:p>
             <w:pPr>
@@ -14934,12 +13720,6 @@
               <w:right w:val="single" w:sz="6" w:space="0" w:color="1F3864"/>
             </w:tcBorders>
             <w:shd w:val="clear" w:color="auto" w:fill="D9E2F3"/>
-            <w:tcMar>
-              <w:top w:w="50" w:type="dxa"/>
-              <w:left w:w="90" w:type="dxa"/>
-              <w:bottom w:w="50" w:type="dxa"/>
-              <w:right w:w="90" w:type="dxa"/>
-            </w:tcMar>
           </w:tcPr>
           <w:p>
             <w:pPr>
@@ -14972,12 +13752,6 @@
               <w:right w:val="single" w:sz="6" w:space="0" w:color="1F3864"/>
             </w:tcBorders>
             <w:shd w:val="clear" w:color="auto" w:fill="D9E2F3"/>
-            <w:tcMar>
-              <w:top w:w="50" w:type="dxa"/>
-              <w:left w:w="90" w:type="dxa"/>
-              <w:bottom w:w="50" w:type="dxa"/>
-              <w:right w:w="90" w:type="dxa"/>
-            </w:tcMar>
           </w:tcPr>
           <w:p>
             <w:pPr>
@@ -15037,12 +13811,6 @@
               <w:right w:val="single" w:sz="6" w:space="0" w:color="1F3864"/>
             </w:tcBorders>
             <w:shd w:val="clear" w:color="auto" w:fill="D9E2F3"/>
-            <w:tcMar>
-              <w:top w:w="50" w:type="dxa"/>
-              <w:left w:w="90" w:type="dxa"/>
-              <w:bottom w:w="50" w:type="dxa"/>
-              <w:right w:w="90" w:type="dxa"/>
-            </w:tcMar>
           </w:tcPr>
           <w:p>
             <w:pPr>
@@ -15075,12 +13843,6 @@
               <w:right w:val="single" w:sz="6" w:space="0" w:color="1F3864"/>
             </w:tcBorders>
             <w:shd w:val="clear" w:color="auto" w:fill="D9E2F3"/>
-            <w:tcMar>
-              <w:top w:w="50" w:type="dxa"/>
-              <w:left w:w="90" w:type="dxa"/>
-              <w:bottom w:w="50" w:type="dxa"/>
-              <w:right w:w="90" w:type="dxa"/>
-            </w:tcMar>
           </w:tcPr>
           <w:p>
             <w:pPr>
@@ -15113,12 +13875,6 @@
               <w:right w:val="single" w:sz="6" w:space="0" w:color="1F3864"/>
             </w:tcBorders>
             <w:shd w:val="clear" w:color="auto" w:fill="D9E2F3"/>
-            <w:tcMar>
-              <w:top w:w="50" w:type="dxa"/>
-              <w:left w:w="90" w:type="dxa"/>
-              <w:bottom w:w="50" w:type="dxa"/>
-              <w:right w:w="90" w:type="dxa"/>
-            </w:tcMar>
           </w:tcPr>
           <w:p>
             <w:pPr>
@@ -15151,12 +13907,6 @@
               <w:right w:val="single" w:sz="6" w:space="0" w:color="1F3864"/>
             </w:tcBorders>
             <w:shd w:val="clear" w:color="auto" w:fill="D9E2F3"/>
-            <w:tcMar>
-              <w:top w:w="50" w:type="dxa"/>
-              <w:left w:w="90" w:type="dxa"/>
-              <w:bottom w:w="50" w:type="dxa"/>
-              <w:right w:w="90" w:type="dxa"/>
-            </w:tcMar>
           </w:tcPr>
           <w:p>
             <w:pPr>
@@ -15216,12 +13966,6 @@
               <w:right w:val="single" w:sz="6" w:space="0" w:color="1F3864"/>
             </w:tcBorders>
             <w:shd w:val="clear" w:color="auto" w:fill="D9E2F3"/>
-            <w:tcMar>
-              <w:top w:w="50" w:type="dxa"/>
-              <w:left w:w="90" w:type="dxa"/>
-              <w:bottom w:w="50" w:type="dxa"/>
-              <w:right w:w="90" w:type="dxa"/>
-            </w:tcMar>
             <w:vAlign w:val="center"/>
           </w:tcPr>
           <w:p>
@@ -15266,12 +14010,6 @@
               <w:right w:val="single" w:sz="6" w:space="0" w:color="1F3864"/>
             </w:tcBorders>
             <w:shd w:val="clear" w:color="auto" w:fill="4472C4"/>
-            <w:tcMar>
-              <w:top w:w="50" w:type="dxa"/>
-              <w:left w:w="90" w:type="dxa"/>
-              <w:bottom w:w="50" w:type="dxa"/>
-              <w:right w:w="90" w:type="dxa"/>
-            </w:tcMar>
             <w:vAlign w:val="center"/>
           </w:tcPr>
           <w:p>
@@ -15338,12 +14076,6 @@
               <w:right w:val="single" w:sz="6" w:space="0" w:color="1F3864"/>
             </w:tcBorders>
             <w:shd w:val="clear" w:color="auto" w:fill="4472C4"/>
-            <w:tcMar>
-              <w:top w:w="50" w:type="dxa"/>
-              <w:left w:w="90" w:type="dxa"/>
-              <w:bottom w:w="50" w:type="dxa"/>
-              <w:right w:w="90" w:type="dxa"/>
-            </w:tcMar>
             <w:vAlign w:val="center"/>
           </w:tcPr>
           <w:p>
@@ -15383,12 +14115,6 @@
               <w:right w:val="single" w:sz="6" w:space="0" w:color="1F3864"/>
             </w:tcBorders>
             <w:shd w:val="clear" w:color="auto" w:fill="4472C4"/>
-            <w:tcMar>
-              <w:top w:w="50" w:type="dxa"/>
-              <w:left w:w="90" w:type="dxa"/>
-              <w:bottom w:w="50" w:type="dxa"/>
-              <w:right w:w="90" w:type="dxa"/>
-            </w:tcMar>
             <w:vAlign w:val="center"/>
           </w:tcPr>
           <w:p>
@@ -15428,12 +14154,6 @@
               <w:right w:val="single" w:sz="6" w:space="0" w:color="1F3864"/>
             </w:tcBorders>
             <w:shd w:val="clear" w:color="auto" w:fill="4472C4"/>
-            <w:tcMar>
-              <w:top w:w="50" w:type="dxa"/>
-              <w:left w:w="90" w:type="dxa"/>
-              <w:bottom w:w="50" w:type="dxa"/>
-              <w:right w:w="90" w:type="dxa"/>
-            </w:tcMar>
             <w:vAlign w:val="center"/>
           </w:tcPr>
           <w:p>
@@ -15473,12 +14193,6 @@
               <w:right w:val="single" w:sz="6" w:space="0" w:color="1F3864"/>
             </w:tcBorders>
             <w:shd w:val="clear" w:color="auto" w:fill="4472C4"/>
-            <w:tcMar>
-              <w:top w:w="50" w:type="dxa"/>
-              <w:left w:w="90" w:type="dxa"/>
-              <w:bottom w:w="50" w:type="dxa"/>
-              <w:right w:w="90" w:type="dxa"/>
-            </w:tcMar>
             <w:vAlign w:val="center"/>
           </w:tcPr>
           <w:p>
@@ -15545,12 +14259,6 @@
               <w:right w:val="single" w:sz="6" w:space="0" w:color="1F3864"/>
             </w:tcBorders>
             <w:shd w:val="clear" w:color="auto" w:fill="D9E2F3"/>
-            <w:tcMar>
-              <w:top w:w="50" w:type="dxa"/>
-              <w:left w:w="90" w:type="dxa"/>
-              <w:bottom w:w="50" w:type="dxa"/>
-              <w:right w:w="90" w:type="dxa"/>
-            </w:tcMar>
           </w:tcPr>
           <w:p>
             <w:pPr>
@@ -15583,12 +14291,6 @@
               <w:right w:val="single" w:sz="6" w:space="0" w:color="1F3864"/>
             </w:tcBorders>
             <w:shd w:val="clear" w:color="auto" w:fill="D9E2F3"/>
-            <w:tcMar>
-              <w:top w:w="50" w:type="dxa"/>
-              <w:left w:w="90" w:type="dxa"/>
-              <w:bottom w:w="50" w:type="dxa"/>
-              <w:right w:w="90" w:type="dxa"/>
-            </w:tcMar>
           </w:tcPr>
           <w:p>
             <w:pPr>
@@ -15621,12 +14323,6 @@
               <w:right w:val="single" w:sz="6" w:space="0" w:color="1F3864"/>
             </w:tcBorders>
             <w:shd w:val="clear" w:color="auto" w:fill="D9E2F3"/>
-            <w:tcMar>
-              <w:top w:w="50" w:type="dxa"/>
-              <w:left w:w="90" w:type="dxa"/>
-              <w:bottom w:w="50" w:type="dxa"/>
-              <w:right w:w="90" w:type="dxa"/>
-            </w:tcMar>
           </w:tcPr>
           <w:p>
             <w:pPr>
@@ -15659,12 +14355,6 @@
               <w:right w:val="single" w:sz="6" w:space="0" w:color="1F3864"/>
             </w:tcBorders>
             <w:shd w:val="clear" w:color="auto" w:fill="D9E2F3"/>
-            <w:tcMar>
-              <w:top w:w="50" w:type="dxa"/>
-              <w:left w:w="90" w:type="dxa"/>
-              <w:bottom w:w="50" w:type="dxa"/>
-              <w:right w:w="90" w:type="dxa"/>
-            </w:tcMar>
           </w:tcPr>
           <w:p>
             <w:pPr>
@@ -15724,12 +14414,6 @@
               <w:right w:val="single" w:sz="6" w:space="0" w:color="1F3864"/>
             </w:tcBorders>
             <w:shd w:val="clear" w:color="auto" w:fill="D9E2F3"/>
-            <w:tcMar>
-              <w:top w:w="50" w:type="dxa"/>
-              <w:left w:w="90" w:type="dxa"/>
-              <w:bottom w:w="50" w:type="dxa"/>
-              <w:right w:w="90" w:type="dxa"/>
-            </w:tcMar>
           </w:tcPr>
           <w:p>
             <w:pPr>
@@ -15762,12 +14446,6 @@
               <w:right w:val="single" w:sz="6" w:space="0" w:color="1F3864"/>
             </w:tcBorders>
             <w:shd w:val="clear" w:color="auto" w:fill="D9E2F3"/>
-            <w:tcMar>
-              <w:top w:w="50" w:type="dxa"/>
-              <w:left w:w="90" w:type="dxa"/>
-              <w:bottom w:w="50" w:type="dxa"/>
-              <w:right w:w="90" w:type="dxa"/>
-            </w:tcMar>
           </w:tcPr>
           <w:p>
             <w:pPr>
@@ -15800,12 +14478,6 @@
               <w:right w:val="single" w:sz="6" w:space="0" w:color="1F3864"/>
             </w:tcBorders>
             <w:shd w:val="clear" w:color="auto" w:fill="D9E2F3"/>
-            <w:tcMar>
-              <w:top w:w="50" w:type="dxa"/>
-              <w:left w:w="90" w:type="dxa"/>
-              <w:bottom w:w="50" w:type="dxa"/>
-              <w:right w:w="90" w:type="dxa"/>
-            </w:tcMar>
           </w:tcPr>
           <w:p>
             <w:pPr>
@@ -15838,12 +14510,6 @@
               <w:right w:val="single" w:sz="6" w:space="0" w:color="1F3864"/>
             </w:tcBorders>
             <w:shd w:val="clear" w:color="auto" w:fill="D9E2F3"/>
-            <w:tcMar>
-              <w:top w:w="50" w:type="dxa"/>
-              <w:left w:w="90" w:type="dxa"/>
-              <w:bottom w:w="50" w:type="dxa"/>
-              <w:right w:w="90" w:type="dxa"/>
-            </w:tcMar>
           </w:tcPr>
           <w:p>
             <w:pPr>
@@ -15903,12 +14569,6 @@
               <w:right w:val="single" w:sz="6" w:space="0" w:color="1F3864"/>
             </w:tcBorders>
             <w:shd w:val="clear" w:color="auto" w:fill="D9E2F3"/>
-            <w:tcMar>
-              <w:top w:w="50" w:type="dxa"/>
-              <w:left w:w="90" w:type="dxa"/>
-              <w:bottom w:w="50" w:type="dxa"/>
-              <w:right w:w="90" w:type="dxa"/>
-            </w:tcMar>
             <w:vAlign w:val="center"/>
           </w:tcPr>
           <w:p>
@@ -15953,12 +14613,6 @@
               <w:right w:val="single" w:sz="6" w:space="0" w:color="1F3864"/>
             </w:tcBorders>
             <w:shd w:val="clear" w:color="auto" w:fill="4472C4"/>
-            <w:tcMar>
-              <w:top w:w="50" w:type="dxa"/>
-              <w:left w:w="90" w:type="dxa"/>
-              <w:bottom w:w="50" w:type="dxa"/>
-              <w:right w:w="90" w:type="dxa"/>
-            </w:tcMar>
             <w:vAlign w:val="center"/>
           </w:tcPr>
           <w:p>
@@ -16025,12 +14679,6 @@
               <w:right w:val="single" w:sz="6" w:space="0" w:color="1F3864"/>
             </w:tcBorders>
             <w:shd w:val="clear" w:color="auto" w:fill="4472C4"/>
-            <w:tcMar>
-              <w:top w:w="50" w:type="dxa"/>
-              <w:left w:w="90" w:type="dxa"/>
-              <w:bottom w:w="50" w:type="dxa"/>
-              <w:right w:w="90" w:type="dxa"/>
-            </w:tcMar>
             <w:vAlign w:val="center"/>
           </w:tcPr>
           <w:p>
@@ -16070,12 +14718,6 @@
               <w:right w:val="single" w:sz="6" w:space="0" w:color="1F3864"/>
             </w:tcBorders>
             <w:shd w:val="clear" w:color="auto" w:fill="4472C4"/>
-            <w:tcMar>
-              <w:top w:w="50" w:type="dxa"/>
-              <w:left w:w="90" w:type="dxa"/>
-              <w:bottom w:w="50" w:type="dxa"/>
-              <w:right w:w="90" w:type="dxa"/>
-            </w:tcMar>
             <w:vAlign w:val="center"/>
           </w:tcPr>
           <w:p>
@@ -16115,12 +14757,6 @@
               <w:right w:val="single" w:sz="6" w:space="0" w:color="1F3864"/>
             </w:tcBorders>
             <w:shd w:val="clear" w:color="auto" w:fill="4472C4"/>
-            <w:tcMar>
-              <w:top w:w="50" w:type="dxa"/>
-              <w:left w:w="90" w:type="dxa"/>
-              <w:bottom w:w="50" w:type="dxa"/>
-              <w:right w:w="90" w:type="dxa"/>
-            </w:tcMar>
             <w:vAlign w:val="center"/>
           </w:tcPr>
           <w:p>
@@ -16160,12 +14796,6 @@
               <w:right w:val="single" w:sz="6" w:space="0" w:color="1F3864"/>
             </w:tcBorders>
             <w:shd w:val="clear" w:color="auto" w:fill="4472C4"/>
-            <w:tcMar>
-              <w:top w:w="50" w:type="dxa"/>
-              <w:left w:w="90" w:type="dxa"/>
-              <w:bottom w:w="50" w:type="dxa"/>
-              <w:right w:w="90" w:type="dxa"/>
-            </w:tcMar>
             <w:vAlign w:val="center"/>
           </w:tcPr>
           <w:p>
@@ -16232,12 +14862,6 @@
               <w:right w:val="single" w:sz="6" w:space="0" w:color="1F3864"/>
             </w:tcBorders>
             <w:shd w:val="clear" w:color="auto" w:fill="D9E2F3"/>
-            <w:tcMar>
-              <w:top w:w="50" w:type="dxa"/>
-              <w:left w:w="90" w:type="dxa"/>
-              <w:bottom w:w="50" w:type="dxa"/>
-              <w:right w:w="90" w:type="dxa"/>
-            </w:tcMar>
           </w:tcPr>
           <w:p>
             <w:pPr>
@@ -16270,12 +14894,6 @@
               <w:right w:val="single" w:sz="6" w:space="0" w:color="1F3864"/>
             </w:tcBorders>
             <w:shd w:val="clear" w:color="auto" w:fill="D9E2F3"/>
-            <w:tcMar>
-              <w:top w:w="50" w:type="dxa"/>
-              <w:left w:w="90" w:type="dxa"/>
-              <w:bottom w:w="50" w:type="dxa"/>
-              <w:right w:w="90" w:type="dxa"/>
-            </w:tcMar>
           </w:tcPr>
           <w:p>
             <w:pPr>
@@ -16308,12 +14926,6 @@
               <w:right w:val="single" w:sz="6" w:space="0" w:color="1F3864"/>
             </w:tcBorders>
             <w:shd w:val="clear" w:color="auto" w:fill="D9E2F3"/>
-            <w:tcMar>
-              <w:top w:w="50" w:type="dxa"/>
-              <w:left w:w="90" w:type="dxa"/>
-              <w:bottom w:w="50" w:type="dxa"/>
-              <w:right w:w="90" w:type="dxa"/>
-            </w:tcMar>
           </w:tcPr>
           <w:p>
             <w:pPr>
@@ -16346,12 +14958,6 @@
               <w:right w:val="single" w:sz="6" w:space="0" w:color="1F3864"/>
             </w:tcBorders>
             <w:shd w:val="clear" w:color="auto" w:fill="D9E2F3"/>
-            <w:tcMar>
-              <w:top w:w="50" w:type="dxa"/>
-              <w:left w:w="90" w:type="dxa"/>
-              <w:bottom w:w="50" w:type="dxa"/>
-              <w:right w:w="90" w:type="dxa"/>
-            </w:tcMar>
           </w:tcPr>
           <w:p>
             <w:pPr>
@@ -16411,12 +15017,6 @@
               <w:right w:val="single" w:sz="6" w:space="0" w:color="1F3864"/>
             </w:tcBorders>
             <w:shd w:val="clear" w:color="auto" w:fill="D9E2F3"/>
-            <w:tcMar>
-              <w:top w:w="50" w:type="dxa"/>
-              <w:left w:w="90" w:type="dxa"/>
-              <w:bottom w:w="50" w:type="dxa"/>
-              <w:right w:w="90" w:type="dxa"/>
-            </w:tcMar>
           </w:tcPr>
           <w:p>
             <w:pPr>
@@ -16449,12 +15049,6 @@
               <w:right w:val="single" w:sz="6" w:space="0" w:color="1F3864"/>
             </w:tcBorders>
             <w:shd w:val="clear" w:color="auto" w:fill="D9E2F3"/>
-            <w:tcMar>
-              <w:top w:w="50" w:type="dxa"/>
-              <w:left w:w="90" w:type="dxa"/>
-              <w:bottom w:w="50" w:type="dxa"/>
-              <w:right w:w="90" w:type="dxa"/>
-            </w:tcMar>
           </w:tcPr>
           <w:p>
             <w:pPr>
@@ -16487,12 +15081,6 @@
               <w:right w:val="single" w:sz="6" w:space="0" w:color="1F3864"/>
             </w:tcBorders>
             <w:shd w:val="clear" w:color="auto" w:fill="D9E2F3"/>
-            <w:tcMar>
-              <w:top w:w="50" w:type="dxa"/>
-              <w:left w:w="90" w:type="dxa"/>
-              <w:bottom w:w="50" w:type="dxa"/>
-              <w:right w:w="90" w:type="dxa"/>
-            </w:tcMar>
           </w:tcPr>
           <w:p>
             <w:pPr>
@@ -16525,12 +15113,6 @@
               <w:right w:val="single" w:sz="6" w:space="0" w:color="1F3864"/>
             </w:tcBorders>
             <w:shd w:val="clear" w:color="auto" w:fill="D9E2F3"/>
-            <w:tcMar>
-              <w:top w:w="50" w:type="dxa"/>
-              <w:left w:w="90" w:type="dxa"/>
-              <w:bottom w:w="50" w:type="dxa"/>
-              <w:right w:w="90" w:type="dxa"/>
-            </w:tcMar>
           </w:tcPr>
           <w:p>
             <w:pPr>
@@ -16590,12 +15172,6 @@
               <w:right w:val="single" w:sz="6" w:space="0" w:color="1F3864"/>
             </w:tcBorders>
             <w:shd w:val="clear" w:color="auto" w:fill="D9E2F3"/>
-            <w:tcMar>
-              <w:top w:w="50" w:type="dxa"/>
-              <w:left w:w="90" w:type="dxa"/>
-              <w:bottom w:w="50" w:type="dxa"/>
-              <w:right w:w="90" w:type="dxa"/>
-            </w:tcMar>
           </w:tcPr>
           <w:p>
             <w:pPr>
@@ -16628,12 +15204,6 @@
               <w:right w:val="single" w:sz="6" w:space="0" w:color="1F3864"/>
             </w:tcBorders>
             <w:shd w:val="clear" w:color="auto" w:fill="D9E2F3"/>
-            <w:tcMar>
-              <w:top w:w="50" w:type="dxa"/>
-              <w:left w:w="90" w:type="dxa"/>
-              <w:bottom w:w="50" w:type="dxa"/>
-              <w:right w:w="90" w:type="dxa"/>
-            </w:tcMar>
           </w:tcPr>
           <w:p>
             <w:pPr>
@@ -16666,12 +15236,6 @@
               <w:right w:val="single" w:sz="6" w:space="0" w:color="1F3864"/>
             </w:tcBorders>
             <w:shd w:val="clear" w:color="auto" w:fill="D9E2F3"/>
-            <w:tcMar>
-              <w:top w:w="50" w:type="dxa"/>
-              <w:left w:w="90" w:type="dxa"/>
-              <w:bottom w:w="50" w:type="dxa"/>
-              <w:right w:w="90" w:type="dxa"/>
-            </w:tcMar>
           </w:tcPr>
           <w:p>
             <w:pPr>
@@ -16704,12 +15268,6 @@
               <w:right w:val="single" w:sz="6" w:space="0" w:color="1F3864"/>
             </w:tcBorders>
             <w:shd w:val="clear" w:color="auto" w:fill="D9E2F3"/>
-            <w:tcMar>
-              <w:top w:w="50" w:type="dxa"/>
-              <w:left w:w="90" w:type="dxa"/>
-              <w:bottom w:w="50" w:type="dxa"/>
-              <w:right w:w="90" w:type="dxa"/>
-            </w:tcMar>
           </w:tcPr>
           <w:p>
             <w:pPr>
@@ -16769,12 +15327,6 @@
               <w:right w:val="single" w:sz="6" w:space="0" w:color="1F3864"/>
             </w:tcBorders>
             <w:shd w:val="clear" w:color="auto" w:fill="D9E2F3"/>
-            <w:tcMar>
-              <w:top w:w="50" w:type="dxa"/>
-              <w:left w:w="90" w:type="dxa"/>
-              <w:bottom w:w="50" w:type="dxa"/>
-              <w:right w:w="90" w:type="dxa"/>
-            </w:tcMar>
             <w:vAlign w:val="center"/>
           </w:tcPr>
           <w:p>
@@ -16819,12 +15371,6 @@
               <w:right w:val="single" w:sz="6" w:space="0" w:color="1F3864"/>
             </w:tcBorders>
             <w:shd w:val="clear" w:color="auto" w:fill="4472C4"/>
-            <w:tcMar>
-              <w:top w:w="50" w:type="dxa"/>
-              <w:left w:w="90" w:type="dxa"/>
-              <w:bottom w:w="50" w:type="dxa"/>
-              <w:right w:w="90" w:type="dxa"/>
-            </w:tcMar>
             <w:vAlign w:val="center"/>
           </w:tcPr>
           <w:p>
@@ -16891,12 +15437,6 @@
               <w:right w:val="single" w:sz="6" w:space="0" w:color="1F3864"/>
             </w:tcBorders>
             <w:shd w:val="clear" w:color="auto" w:fill="4472C4"/>
-            <w:tcMar>
-              <w:top w:w="50" w:type="dxa"/>
-              <w:left w:w="90" w:type="dxa"/>
-              <w:bottom w:w="50" w:type="dxa"/>
-              <w:right w:w="90" w:type="dxa"/>
-            </w:tcMar>
             <w:vAlign w:val="center"/>
           </w:tcPr>
           <w:p>
@@ -16936,12 +15476,6 @@
               <w:right w:val="single" w:sz="6" w:space="0" w:color="1F3864"/>
             </w:tcBorders>
             <w:shd w:val="clear" w:color="auto" w:fill="4472C4"/>
-            <w:tcMar>
-              <w:top w:w="50" w:type="dxa"/>
-              <w:left w:w="90" w:type="dxa"/>
-              <w:bottom w:w="50" w:type="dxa"/>
-              <w:right w:w="90" w:type="dxa"/>
-            </w:tcMar>
             <w:vAlign w:val="center"/>
           </w:tcPr>
           <w:p>
@@ -16981,12 +15515,6 @@
               <w:right w:val="single" w:sz="6" w:space="0" w:color="1F3864"/>
             </w:tcBorders>
             <w:shd w:val="clear" w:color="auto" w:fill="4472C4"/>
-            <w:tcMar>
-              <w:top w:w="50" w:type="dxa"/>
-              <w:left w:w="90" w:type="dxa"/>
-              <w:bottom w:w="50" w:type="dxa"/>
-              <w:right w:w="90" w:type="dxa"/>
-            </w:tcMar>
             <w:vAlign w:val="center"/>
           </w:tcPr>
           <w:p>
@@ -17026,12 +15554,6 @@
               <w:right w:val="single" w:sz="6" w:space="0" w:color="1F3864"/>
             </w:tcBorders>
             <w:shd w:val="clear" w:color="auto" w:fill="4472C4"/>
-            <w:tcMar>
-              <w:top w:w="50" w:type="dxa"/>
-              <w:left w:w="90" w:type="dxa"/>
-              <w:bottom w:w="50" w:type="dxa"/>
-              <w:right w:w="90" w:type="dxa"/>
-            </w:tcMar>
             <w:vAlign w:val="center"/>
           </w:tcPr>
           <w:p>
@@ -17098,12 +15620,6 @@
               <w:right w:val="single" w:sz="6" w:space="0" w:color="1F3864"/>
             </w:tcBorders>
             <w:shd w:val="clear" w:color="auto" w:fill="D9E2F3"/>
-            <w:tcMar>
-              <w:top w:w="50" w:type="dxa"/>
-              <w:left w:w="90" w:type="dxa"/>
-              <w:bottom w:w="50" w:type="dxa"/>
-              <w:right w:w="90" w:type="dxa"/>
-            </w:tcMar>
           </w:tcPr>
           <w:p>
             <w:pPr>
@@ -17136,12 +15652,6 @@
               <w:right w:val="single" w:sz="6" w:space="0" w:color="1F3864"/>
             </w:tcBorders>
             <w:shd w:val="clear" w:color="auto" w:fill="D9E2F3"/>
-            <w:tcMar>
-              <w:top w:w="50" w:type="dxa"/>
-              <w:left w:w="90" w:type="dxa"/>
-              <w:bottom w:w="50" w:type="dxa"/>
-              <w:right w:w="90" w:type="dxa"/>
-            </w:tcMar>
           </w:tcPr>
           <w:p>
             <w:pPr>
@@ -17174,12 +15684,6 @@
               <w:right w:val="single" w:sz="6" w:space="0" w:color="1F3864"/>
             </w:tcBorders>
             <w:shd w:val="clear" w:color="auto" w:fill="D9E2F3"/>
-            <w:tcMar>
-              <w:top w:w="50" w:type="dxa"/>
-              <w:left w:w="90" w:type="dxa"/>
-              <w:bottom w:w="50" w:type="dxa"/>
-              <w:right w:w="90" w:type="dxa"/>
-            </w:tcMar>
           </w:tcPr>
           <w:p>
             <w:pPr>
@@ -17212,12 +15716,6 @@
               <w:right w:val="single" w:sz="6" w:space="0" w:color="1F3864"/>
             </w:tcBorders>
             <w:shd w:val="clear" w:color="auto" w:fill="D9E2F3"/>
-            <w:tcMar>
-              <w:top w:w="50" w:type="dxa"/>
-              <w:left w:w="90" w:type="dxa"/>
-              <w:bottom w:w="50" w:type="dxa"/>
-              <w:right w:w="90" w:type="dxa"/>
-            </w:tcMar>
           </w:tcPr>
           <w:p>
             <w:pPr>
@@ -17277,12 +15775,6 @@
               <w:right w:val="single" w:sz="6" w:space="0" w:color="1F3864"/>
             </w:tcBorders>
             <w:shd w:val="clear" w:color="auto" w:fill="D9E2F3"/>
-            <w:tcMar>
-              <w:top w:w="50" w:type="dxa"/>
-              <w:left w:w="90" w:type="dxa"/>
-              <w:bottom w:w="50" w:type="dxa"/>
-              <w:right w:w="90" w:type="dxa"/>
-            </w:tcMar>
           </w:tcPr>
           <w:p>
             <w:pPr>
@@ -17315,12 +15807,6 @@
               <w:right w:val="single" w:sz="6" w:space="0" w:color="1F3864"/>
             </w:tcBorders>
             <w:shd w:val="clear" w:color="auto" w:fill="D9E2F3"/>
-            <w:tcMar>
-              <w:top w:w="50" w:type="dxa"/>
-              <w:left w:w="90" w:type="dxa"/>
-              <w:bottom w:w="50" w:type="dxa"/>
-              <w:right w:w="90" w:type="dxa"/>
-            </w:tcMar>
           </w:tcPr>
           <w:p>
             <w:pPr>
@@ -17353,12 +15839,6 @@
               <w:right w:val="single" w:sz="6" w:space="0" w:color="1F3864"/>
             </w:tcBorders>
             <w:shd w:val="clear" w:color="auto" w:fill="D9E2F3"/>
-            <w:tcMar>
-              <w:top w:w="50" w:type="dxa"/>
-              <w:left w:w="90" w:type="dxa"/>
-              <w:bottom w:w="50" w:type="dxa"/>
-              <w:right w:w="90" w:type="dxa"/>
-            </w:tcMar>
           </w:tcPr>
           <w:p>
             <w:pPr>
@@ -17391,12 +15871,6 @@
               <w:right w:val="single" w:sz="6" w:space="0" w:color="1F3864"/>
             </w:tcBorders>
             <w:shd w:val="clear" w:color="auto" w:fill="D9E2F3"/>
-            <w:tcMar>
-              <w:top w:w="50" w:type="dxa"/>
-              <w:left w:w="90" w:type="dxa"/>
-              <w:bottom w:w="50" w:type="dxa"/>
-              <w:right w:w="90" w:type="dxa"/>
-            </w:tcMar>
           </w:tcPr>
           <w:p>
             <w:pPr>
@@ -17456,12 +15930,6 @@
               <w:right w:val="single" w:sz="6" w:space="0" w:color="1F3864"/>
             </w:tcBorders>
             <w:shd w:val="clear" w:color="auto" w:fill="D9E2F3"/>
-            <w:tcMar>
-              <w:top w:w="50" w:type="dxa"/>
-              <w:left w:w="90" w:type="dxa"/>
-              <w:bottom w:w="50" w:type="dxa"/>
-              <w:right w:w="90" w:type="dxa"/>
-            </w:tcMar>
           </w:tcPr>
           <w:p>
             <w:pPr>
@@ -17494,12 +15962,6 @@
               <w:right w:val="single" w:sz="6" w:space="0" w:color="1F3864"/>
             </w:tcBorders>
             <w:shd w:val="clear" w:color="auto" w:fill="D9E2F3"/>
-            <w:tcMar>
-              <w:top w:w="50" w:type="dxa"/>
-              <w:left w:w="90" w:type="dxa"/>
-              <w:bottom w:w="50" w:type="dxa"/>
-              <w:right w:w="90" w:type="dxa"/>
-            </w:tcMar>
           </w:tcPr>
           <w:p>
             <w:pPr>
@@ -17532,12 +15994,6 @@
               <w:right w:val="single" w:sz="6" w:space="0" w:color="1F3864"/>
             </w:tcBorders>
             <w:shd w:val="clear" w:color="auto" w:fill="D9E2F3"/>
-            <w:tcMar>
-              <w:top w:w="50" w:type="dxa"/>
-              <w:left w:w="90" w:type="dxa"/>
-              <w:bottom w:w="50" w:type="dxa"/>
-              <w:right w:w="90" w:type="dxa"/>
-            </w:tcMar>
           </w:tcPr>
           <w:p>
             <w:pPr>
@@ -17570,12 +16026,6 @@
               <w:right w:val="single" w:sz="6" w:space="0" w:color="1F3864"/>
             </w:tcBorders>
             <w:shd w:val="clear" w:color="auto" w:fill="D9E2F3"/>
-            <w:tcMar>
-              <w:top w:w="50" w:type="dxa"/>
-              <w:left w:w="90" w:type="dxa"/>
-              <w:bottom w:w="50" w:type="dxa"/>
-              <w:right w:w="90" w:type="dxa"/>
-            </w:tcMar>
           </w:tcPr>
           <w:p>
             <w:pPr>
@@ -17635,12 +16085,6 @@
               <w:right w:val="single" w:sz="6" w:space="0" w:color="1F3864"/>
             </w:tcBorders>
             <w:shd w:val="clear" w:color="auto" w:fill="D9E2F3"/>
-            <w:tcMar>
-              <w:top w:w="50" w:type="dxa"/>
-              <w:left w:w="90" w:type="dxa"/>
-              <w:bottom w:w="50" w:type="dxa"/>
-              <w:right w:w="90" w:type="dxa"/>
-            </w:tcMar>
             <w:vAlign w:val="center"/>
           </w:tcPr>
           <w:p>
@@ -17685,12 +16129,6 @@
               <w:right w:val="single" w:sz="6" w:space="0" w:color="1F3864"/>
             </w:tcBorders>
             <w:shd w:val="clear" w:color="auto" w:fill="4472C4"/>
-            <w:tcMar>
-              <w:top w:w="50" w:type="dxa"/>
-              <w:left w:w="90" w:type="dxa"/>
-              <w:bottom w:w="50" w:type="dxa"/>
-              <w:right w:w="90" w:type="dxa"/>
-            </w:tcMar>
             <w:vAlign w:val="center"/>
           </w:tcPr>
           <w:p>
@@ -17757,12 +16195,6 @@
               <w:right w:val="single" w:sz="6" w:space="0" w:color="1F3864"/>
             </w:tcBorders>
             <w:shd w:val="clear" w:color="auto" w:fill="4472C4"/>
-            <w:tcMar>
-              <w:top w:w="50" w:type="dxa"/>
-              <w:left w:w="90" w:type="dxa"/>
-              <w:bottom w:w="50" w:type="dxa"/>
-              <w:right w:w="90" w:type="dxa"/>
-            </w:tcMar>
             <w:vAlign w:val="center"/>
           </w:tcPr>
           <w:p>
@@ -17802,12 +16234,6 @@
               <w:right w:val="single" w:sz="6" w:space="0" w:color="1F3864"/>
             </w:tcBorders>
             <w:shd w:val="clear" w:color="auto" w:fill="4472C4"/>
-            <w:tcMar>
-              <w:top w:w="50" w:type="dxa"/>
-              <w:left w:w="90" w:type="dxa"/>
-              <w:bottom w:w="50" w:type="dxa"/>
-              <w:right w:w="90" w:type="dxa"/>
-            </w:tcMar>
             <w:vAlign w:val="center"/>
           </w:tcPr>
           <w:p>
@@ -17847,12 +16273,6 @@
               <w:right w:val="single" w:sz="6" w:space="0" w:color="1F3864"/>
             </w:tcBorders>
             <w:shd w:val="clear" w:color="auto" w:fill="4472C4"/>
-            <w:tcMar>
-              <w:top w:w="50" w:type="dxa"/>
-              <w:left w:w="90" w:type="dxa"/>
-              <w:bottom w:w="50" w:type="dxa"/>
-              <w:right w:w="90" w:type="dxa"/>
-            </w:tcMar>
             <w:vAlign w:val="center"/>
           </w:tcPr>
           <w:p>
@@ -17892,12 +16312,6 @@
               <w:right w:val="single" w:sz="6" w:space="0" w:color="1F3864"/>
             </w:tcBorders>
             <w:shd w:val="clear" w:color="auto" w:fill="4472C4"/>
-            <w:tcMar>
-              <w:top w:w="50" w:type="dxa"/>
-              <w:left w:w="90" w:type="dxa"/>
-              <w:bottom w:w="50" w:type="dxa"/>
-              <w:right w:w="90" w:type="dxa"/>
-            </w:tcMar>
             <w:vAlign w:val="center"/>
           </w:tcPr>
           <w:p>
@@ -17964,12 +16378,6 @@
               <w:right w:val="single" w:sz="6" w:space="0" w:color="1F3864"/>
             </w:tcBorders>
             <w:shd w:val="clear" w:color="auto" w:fill="D9E2F3"/>
-            <w:tcMar>
-              <w:top w:w="50" w:type="dxa"/>
-              <w:left w:w="90" w:type="dxa"/>
-              <w:bottom w:w="50" w:type="dxa"/>
-              <w:right w:w="90" w:type="dxa"/>
-            </w:tcMar>
           </w:tcPr>
           <w:p>
             <w:pPr>
@@ -18002,12 +16410,6 @@
               <w:right w:val="single" w:sz="6" w:space="0" w:color="1F3864"/>
             </w:tcBorders>
             <w:shd w:val="clear" w:color="auto" w:fill="D9E2F3"/>
-            <w:tcMar>
-              <w:top w:w="50" w:type="dxa"/>
-              <w:left w:w="90" w:type="dxa"/>
-              <w:bottom w:w="50" w:type="dxa"/>
-              <w:right w:w="90" w:type="dxa"/>
-            </w:tcMar>
           </w:tcPr>
           <w:p>
             <w:pPr>
@@ -18040,12 +16442,6 @@
               <w:right w:val="single" w:sz="6" w:space="0" w:color="1F3864"/>
             </w:tcBorders>
             <w:shd w:val="clear" w:color="auto" w:fill="D9E2F3"/>
-            <w:tcMar>
-              <w:top w:w="50" w:type="dxa"/>
-              <w:left w:w="90" w:type="dxa"/>
-              <w:bottom w:w="50" w:type="dxa"/>
-              <w:right w:w="90" w:type="dxa"/>
-            </w:tcMar>
           </w:tcPr>
           <w:p>
             <w:pPr>
@@ -18078,12 +16474,6 @@
               <w:right w:val="single" w:sz="6" w:space="0" w:color="1F3864"/>
             </w:tcBorders>
             <w:shd w:val="clear" w:color="auto" w:fill="D9E2F3"/>
-            <w:tcMar>
-              <w:top w:w="50" w:type="dxa"/>
-              <w:left w:w="90" w:type="dxa"/>
-              <w:bottom w:w="50" w:type="dxa"/>
-              <w:right w:w="90" w:type="dxa"/>
-            </w:tcMar>
           </w:tcPr>
           <w:p>
             <w:pPr>
@@ -18143,12 +16533,6 @@
               <w:right w:val="single" w:sz="6" w:space="0" w:color="1F3864"/>
             </w:tcBorders>
             <w:shd w:val="clear" w:color="auto" w:fill="D9E2F3"/>
-            <w:tcMar>
-              <w:top w:w="50" w:type="dxa"/>
-              <w:left w:w="90" w:type="dxa"/>
-              <w:bottom w:w="50" w:type="dxa"/>
-              <w:right w:w="90" w:type="dxa"/>
-            </w:tcMar>
           </w:tcPr>
           <w:p>
             <w:pPr>
@@ -18181,12 +16565,6 @@
               <w:right w:val="single" w:sz="6" w:space="0" w:color="1F3864"/>
             </w:tcBorders>
             <w:shd w:val="clear" w:color="auto" w:fill="D9E2F3"/>
-            <w:tcMar>
-              <w:top w:w="50" w:type="dxa"/>
-              <w:left w:w="90" w:type="dxa"/>
-              <w:bottom w:w="50" w:type="dxa"/>
-              <w:right w:w="90" w:type="dxa"/>
-            </w:tcMar>
           </w:tcPr>
           <w:p>
             <w:pPr>
@@ -18219,12 +16597,6 @@
               <w:right w:val="single" w:sz="6" w:space="0" w:color="1F3864"/>
             </w:tcBorders>
             <w:shd w:val="clear" w:color="auto" w:fill="D9E2F3"/>
-            <w:tcMar>
-              <w:top w:w="50" w:type="dxa"/>
-              <w:left w:w="90" w:type="dxa"/>
-              <w:bottom w:w="50" w:type="dxa"/>
-              <w:right w:w="90" w:type="dxa"/>
-            </w:tcMar>
           </w:tcPr>
           <w:p>
             <w:pPr>
@@ -18257,12 +16629,6 @@
               <w:right w:val="single" w:sz="6" w:space="0" w:color="1F3864"/>
             </w:tcBorders>
             <w:shd w:val="clear" w:color="auto" w:fill="D9E2F3"/>
-            <w:tcMar>
-              <w:top w:w="50" w:type="dxa"/>
-              <w:left w:w="90" w:type="dxa"/>
-              <w:bottom w:w="50" w:type="dxa"/>
-              <w:right w:w="90" w:type="dxa"/>
-            </w:tcMar>
           </w:tcPr>
           <w:p>
             <w:pPr>
@@ -18322,12 +16688,6 @@
               <w:right w:val="single" w:sz="6" w:space="0" w:color="1F3864"/>
             </w:tcBorders>
             <w:shd w:val="clear" w:color="auto" w:fill="D9E2F3"/>
-            <w:tcMar>
-              <w:top w:w="50" w:type="dxa"/>
-              <w:left w:w="90" w:type="dxa"/>
-              <w:bottom w:w="50" w:type="dxa"/>
-              <w:right w:w="90" w:type="dxa"/>
-            </w:tcMar>
             <w:vAlign w:val="center"/>
           </w:tcPr>
           <w:p>
@@ -18372,12 +16732,6 @@
               <w:right w:val="single" w:sz="6" w:space="0" w:color="1F3864"/>
             </w:tcBorders>
             <w:shd w:val="clear" w:color="auto" w:fill="4472C4"/>
-            <w:tcMar>
-              <w:top w:w="50" w:type="dxa"/>
-              <w:left w:w="90" w:type="dxa"/>
-              <w:bottom w:w="50" w:type="dxa"/>
-              <w:right w:w="90" w:type="dxa"/>
-            </w:tcMar>
             <w:vAlign w:val="center"/>
           </w:tcPr>
           <w:p>
@@ -18444,12 +16798,6 @@
               <w:right w:val="single" w:sz="6" w:space="0" w:color="1F3864"/>
             </w:tcBorders>
             <w:shd w:val="clear" w:color="auto" w:fill="4472C4"/>
-            <w:tcMar>
-              <w:top w:w="50" w:type="dxa"/>
-              <w:left w:w="90" w:type="dxa"/>
-              <w:bottom w:w="50" w:type="dxa"/>
-              <w:right w:w="90" w:type="dxa"/>
-            </w:tcMar>
             <w:vAlign w:val="center"/>
           </w:tcPr>
           <w:p>
@@ -18489,12 +16837,6 @@
               <w:right w:val="single" w:sz="6" w:space="0" w:color="1F3864"/>
             </w:tcBorders>
             <w:shd w:val="clear" w:color="auto" w:fill="4472C4"/>
-            <w:tcMar>
-              <w:top w:w="50" w:type="dxa"/>
-              <w:left w:w="90" w:type="dxa"/>
-              <w:bottom w:w="50" w:type="dxa"/>
-              <w:right w:w="90" w:type="dxa"/>
-            </w:tcMar>
             <w:vAlign w:val="center"/>
           </w:tcPr>
           <w:p>
@@ -18534,12 +16876,6 @@
               <w:right w:val="single" w:sz="6" w:space="0" w:color="1F3864"/>
             </w:tcBorders>
             <w:shd w:val="clear" w:color="auto" w:fill="4472C4"/>
-            <w:tcMar>
-              <w:top w:w="50" w:type="dxa"/>
-              <w:left w:w="90" w:type="dxa"/>
-              <w:bottom w:w="50" w:type="dxa"/>
-              <w:right w:w="90" w:type="dxa"/>
-            </w:tcMar>
             <w:vAlign w:val="center"/>
           </w:tcPr>
           <w:p>
@@ -18579,12 +16915,6 @@
               <w:right w:val="single" w:sz="6" w:space="0" w:color="1F3864"/>
             </w:tcBorders>
             <w:shd w:val="clear" w:color="auto" w:fill="4472C4"/>
-            <w:tcMar>
-              <w:top w:w="50" w:type="dxa"/>
-              <w:left w:w="90" w:type="dxa"/>
-              <w:bottom w:w="50" w:type="dxa"/>
-              <w:right w:w="90" w:type="dxa"/>
-            </w:tcMar>
             <w:vAlign w:val="center"/>
           </w:tcPr>
           <w:p>
@@ -18651,12 +16981,6 @@
               <w:right w:val="single" w:sz="6" w:space="0" w:color="1F3864"/>
             </w:tcBorders>
             <w:shd w:val="clear" w:color="auto" w:fill="D9E2F3"/>
-            <w:tcMar>
-              <w:top w:w="50" w:type="dxa"/>
-              <w:left w:w="90" w:type="dxa"/>
-              <w:bottom w:w="50" w:type="dxa"/>
-              <w:right w:w="90" w:type="dxa"/>
-            </w:tcMar>
           </w:tcPr>
           <w:p>
             <w:pPr>
@@ -18689,12 +17013,6 @@
               <w:right w:val="single" w:sz="6" w:space="0" w:color="1F3864"/>
             </w:tcBorders>
             <w:shd w:val="clear" w:color="auto" w:fill="D9E2F3"/>
-            <w:tcMar>
-              <w:top w:w="50" w:type="dxa"/>
-              <w:left w:w="90" w:type="dxa"/>
-              <w:bottom w:w="50" w:type="dxa"/>
-              <w:right w:w="90" w:type="dxa"/>
-            </w:tcMar>
           </w:tcPr>
           <w:p>
             <w:pPr>
@@ -18727,12 +17045,6 @@
               <w:right w:val="single" w:sz="6" w:space="0" w:color="1F3864"/>
             </w:tcBorders>
             <w:shd w:val="clear" w:color="auto" w:fill="D9E2F3"/>
-            <w:tcMar>
-              <w:top w:w="50" w:type="dxa"/>
-              <w:left w:w="90" w:type="dxa"/>
-              <w:bottom w:w="50" w:type="dxa"/>
-              <w:right w:w="90" w:type="dxa"/>
-            </w:tcMar>
           </w:tcPr>
           <w:p>
             <w:pPr>
@@ -18765,12 +17077,6 @@
               <w:right w:val="single" w:sz="6" w:space="0" w:color="1F3864"/>
             </w:tcBorders>
             <w:shd w:val="clear" w:color="auto" w:fill="D9E2F3"/>
-            <w:tcMar>
-              <w:top w:w="50" w:type="dxa"/>
-              <w:left w:w="90" w:type="dxa"/>
-              <w:bottom w:w="50" w:type="dxa"/>
-              <w:right w:w="90" w:type="dxa"/>
-            </w:tcMar>
           </w:tcPr>
           <w:p>
             <w:pPr>
@@ -18830,12 +17136,6 @@
               <w:right w:val="single" w:sz="6" w:space="0" w:color="1F3864"/>
             </w:tcBorders>
             <w:shd w:val="clear" w:color="auto" w:fill="D9E2F3"/>
-            <w:tcMar>
-              <w:top w:w="50" w:type="dxa"/>
-              <w:left w:w="90" w:type="dxa"/>
-              <w:bottom w:w="50" w:type="dxa"/>
-              <w:right w:w="90" w:type="dxa"/>
-            </w:tcMar>
           </w:tcPr>
           <w:p>
             <w:pPr>
@@ -18868,12 +17168,6 @@
               <w:right w:val="single" w:sz="6" w:space="0" w:color="1F3864"/>
             </w:tcBorders>
             <w:shd w:val="clear" w:color="auto" w:fill="D9E2F3"/>
-            <w:tcMar>
-              <w:top w:w="50" w:type="dxa"/>
-              <w:left w:w="90" w:type="dxa"/>
-              <w:bottom w:w="50" w:type="dxa"/>
-              <w:right w:w="90" w:type="dxa"/>
-            </w:tcMar>
           </w:tcPr>
           <w:p>
             <w:pPr>
@@ -18906,12 +17200,6 @@
               <w:right w:val="single" w:sz="6" w:space="0" w:color="1F3864"/>
             </w:tcBorders>
             <w:shd w:val="clear" w:color="auto" w:fill="D9E2F3"/>
-            <w:tcMar>
-              <w:top w:w="50" w:type="dxa"/>
-              <w:left w:w="90" w:type="dxa"/>
-              <w:bottom w:w="50" w:type="dxa"/>
-              <w:right w:w="90" w:type="dxa"/>
-            </w:tcMar>
           </w:tcPr>
           <w:p>
             <w:pPr>
@@ -18944,12 +17232,6 @@
               <w:right w:val="single" w:sz="6" w:space="0" w:color="1F3864"/>
             </w:tcBorders>
             <w:shd w:val="clear" w:color="auto" w:fill="D9E2F3"/>
-            <w:tcMar>
-              <w:top w:w="50" w:type="dxa"/>
-              <w:left w:w="90" w:type="dxa"/>
-              <w:bottom w:w="50" w:type="dxa"/>
-              <w:right w:w="90" w:type="dxa"/>
-            </w:tcMar>
           </w:tcPr>
           <w:p>
             <w:pPr>
@@ -19009,12 +17291,6 @@
               <w:right w:val="single" w:sz="6" w:space="0" w:color="1F3864"/>
             </w:tcBorders>
             <w:shd w:val="clear" w:color="auto" w:fill="D9E2F3"/>
-            <w:tcMar>
-              <w:top w:w="50" w:type="dxa"/>
-              <w:left w:w="90" w:type="dxa"/>
-              <w:bottom w:w="50" w:type="dxa"/>
-              <w:right w:w="90" w:type="dxa"/>
-            </w:tcMar>
           </w:tcPr>
           <w:p>
             <w:pPr>
@@ -19047,12 +17323,6 @@
               <w:right w:val="single" w:sz="6" w:space="0" w:color="1F3864"/>
             </w:tcBorders>
             <w:shd w:val="clear" w:color="auto" w:fill="D9E2F3"/>
-            <w:tcMar>
-              <w:top w:w="50" w:type="dxa"/>
-              <w:left w:w="90" w:type="dxa"/>
-              <w:bottom w:w="50" w:type="dxa"/>
-              <w:right w:w="90" w:type="dxa"/>
-            </w:tcMar>
           </w:tcPr>
           <w:p>
             <w:pPr>
@@ -19085,12 +17355,6 @@
               <w:right w:val="single" w:sz="6" w:space="0" w:color="1F3864"/>
             </w:tcBorders>
             <w:shd w:val="clear" w:color="auto" w:fill="D9E2F3"/>
-            <w:tcMar>
-              <w:top w:w="50" w:type="dxa"/>
-              <w:left w:w="90" w:type="dxa"/>
-              <w:bottom w:w="50" w:type="dxa"/>
-              <w:right w:w="90" w:type="dxa"/>
-            </w:tcMar>
           </w:tcPr>
           <w:p>
             <w:pPr>
@@ -19123,12 +17387,6 @@
               <w:right w:val="single" w:sz="6" w:space="0" w:color="1F3864"/>
             </w:tcBorders>
             <w:shd w:val="clear" w:color="auto" w:fill="D9E2F3"/>
-            <w:tcMar>
-              <w:top w:w="50" w:type="dxa"/>
-              <w:left w:w="90" w:type="dxa"/>
-              <w:bottom w:w="50" w:type="dxa"/>
-              <w:right w:w="90" w:type="dxa"/>
-            </w:tcMar>
           </w:tcPr>
           <w:p>
             <w:pPr>
@@ -19188,12 +17446,6 @@
               <w:right w:val="single" w:sz="6" w:space="0" w:color="1F3864"/>
             </w:tcBorders>
             <w:shd w:val="clear" w:color="auto" w:fill="D9E2F3"/>
-            <w:tcMar>
-              <w:top w:w="50" w:type="dxa"/>
-              <w:left w:w="90" w:type="dxa"/>
-              <w:bottom w:w="50" w:type="dxa"/>
-              <w:right w:w="90" w:type="dxa"/>
-            </w:tcMar>
             <w:vAlign w:val="center"/>
           </w:tcPr>
           <w:p>
@@ -19238,12 +17490,6 @@
               <w:right w:val="single" w:sz="6" w:space="0" w:color="1F3864"/>
             </w:tcBorders>
             <w:shd w:val="clear" w:color="auto" w:fill="4472C4"/>
-            <w:tcMar>
-              <w:top w:w="50" w:type="dxa"/>
-              <w:left w:w="90" w:type="dxa"/>
-              <w:bottom w:w="50" w:type="dxa"/>
-              <w:right w:w="90" w:type="dxa"/>
-            </w:tcMar>
             <w:vAlign w:val="center"/>
           </w:tcPr>
           <w:p>
@@ -19310,12 +17556,6 @@
               <w:right w:val="single" w:sz="6" w:space="0" w:color="1F3864"/>
             </w:tcBorders>
             <w:shd w:val="clear" w:color="auto" w:fill="4472C4"/>
-            <w:tcMar>
-              <w:top w:w="50" w:type="dxa"/>
-              <w:left w:w="90" w:type="dxa"/>
-              <w:bottom w:w="50" w:type="dxa"/>
-              <w:right w:w="90" w:type="dxa"/>
-            </w:tcMar>
             <w:vAlign w:val="center"/>
           </w:tcPr>
           <w:p>
@@ -19355,12 +17595,6 @@
               <w:right w:val="single" w:sz="6" w:space="0" w:color="1F3864"/>
             </w:tcBorders>
             <w:shd w:val="clear" w:color="auto" w:fill="4472C4"/>
-            <w:tcMar>
-              <w:top w:w="50" w:type="dxa"/>
-              <w:left w:w="90" w:type="dxa"/>
-              <w:bottom w:w="50" w:type="dxa"/>
-              <w:right w:w="90" w:type="dxa"/>
-            </w:tcMar>
             <w:vAlign w:val="center"/>
           </w:tcPr>
           <w:p>
@@ -19400,12 +17634,6 @@
               <w:right w:val="single" w:sz="6" w:space="0" w:color="1F3864"/>
             </w:tcBorders>
             <w:shd w:val="clear" w:color="auto" w:fill="4472C4"/>
-            <w:tcMar>
-              <w:top w:w="50" w:type="dxa"/>
-              <w:left w:w="90" w:type="dxa"/>
-              <w:bottom w:w="50" w:type="dxa"/>
-              <w:right w:w="90" w:type="dxa"/>
-            </w:tcMar>
             <w:vAlign w:val="center"/>
           </w:tcPr>
           <w:p>
@@ -19445,12 +17673,6 @@
               <w:right w:val="single" w:sz="6" w:space="0" w:color="1F3864"/>
             </w:tcBorders>
             <w:shd w:val="clear" w:color="auto" w:fill="4472C4"/>
-            <w:tcMar>
-              <w:top w:w="50" w:type="dxa"/>
-              <w:left w:w="90" w:type="dxa"/>
-              <w:bottom w:w="50" w:type="dxa"/>
-              <w:right w:w="90" w:type="dxa"/>
-            </w:tcMar>
             <w:vAlign w:val="center"/>
           </w:tcPr>
           <w:p>
@@ -19517,12 +17739,6 @@
               <w:right w:val="single" w:sz="6" w:space="0" w:color="1F3864"/>
             </w:tcBorders>
             <w:shd w:val="clear" w:color="auto" w:fill="D9E2F3"/>
-            <w:tcMar>
-              <w:top w:w="50" w:type="dxa"/>
-              <w:left w:w="90" w:type="dxa"/>
-              <w:bottom w:w="50" w:type="dxa"/>
-              <w:right w:w="90" w:type="dxa"/>
-            </w:tcMar>
             <w:vAlign w:val="center"/>
           </w:tcPr>
           <w:p>
@@ -19556,12 +17772,6 @@
               <w:right w:val="single" w:sz="6" w:space="0" w:color="1F3864"/>
             </w:tcBorders>
             <w:shd w:val="clear" w:color="auto" w:fill="D9E2F3"/>
-            <w:tcMar>
-              <w:top w:w="50" w:type="dxa"/>
-              <w:left w:w="90" w:type="dxa"/>
-              <w:bottom w:w="50" w:type="dxa"/>
-              <w:right w:w="90" w:type="dxa"/>
-            </w:tcMar>
             <w:vAlign w:val="center"/>
           </w:tcPr>
           <w:p>
@@ -19595,12 +17805,6 @@
               <w:right w:val="single" w:sz="6" w:space="0" w:color="1F3864"/>
             </w:tcBorders>
             <w:shd w:val="clear" w:color="auto" w:fill="D9E2F3"/>
-            <w:tcMar>
-              <w:top w:w="50" w:type="dxa"/>
-              <w:left w:w="90" w:type="dxa"/>
-              <w:bottom w:w="50" w:type="dxa"/>
-              <w:right w:w="90" w:type="dxa"/>
-            </w:tcMar>
             <w:vAlign w:val="center"/>
           </w:tcPr>
           <w:p>
@@ -19634,12 +17838,6 @@
               <w:right w:val="single" w:sz="6" w:space="0" w:color="1F3864"/>
             </w:tcBorders>
             <w:shd w:val="clear" w:color="auto" w:fill="D9E2F3"/>
-            <w:tcMar>
-              <w:top w:w="50" w:type="dxa"/>
-              <w:left w:w="90" w:type="dxa"/>
-              <w:bottom w:w="50" w:type="dxa"/>
-              <w:right w:w="90" w:type="dxa"/>
-            </w:tcMar>
             <w:vAlign w:val="center"/>
           </w:tcPr>
           <w:p>
@@ -19700,12 +17898,6 @@
               <w:right w:val="single" w:sz="6" w:space="0" w:color="1F3864"/>
             </w:tcBorders>
             <w:shd w:val="clear" w:color="auto" w:fill="D9E2F3"/>
-            <w:tcMar>
-              <w:top w:w="50" w:type="dxa"/>
-              <w:left w:w="90" w:type="dxa"/>
-              <w:bottom w:w="50" w:type="dxa"/>
-              <w:right w:w="90" w:type="dxa"/>
-            </w:tcMar>
             <w:vAlign w:val="center"/>
           </w:tcPr>
           <w:p>
@@ -19739,12 +17931,6 @@
               <w:right w:val="single" w:sz="6" w:space="0" w:color="1F3864"/>
             </w:tcBorders>
             <w:shd w:val="clear" w:color="auto" w:fill="D9E2F3"/>
-            <w:tcMar>
-              <w:top w:w="50" w:type="dxa"/>
-              <w:left w:w="90" w:type="dxa"/>
-              <w:bottom w:w="50" w:type="dxa"/>
-              <w:right w:w="90" w:type="dxa"/>
-            </w:tcMar>
             <w:vAlign w:val="center"/>
           </w:tcPr>
           <w:p>
@@ -19778,12 +17964,6 @@
               <w:right w:val="single" w:sz="6" w:space="0" w:color="1F3864"/>
             </w:tcBorders>
             <w:shd w:val="clear" w:color="auto" w:fill="D9E2F3"/>
-            <w:tcMar>
-              <w:top w:w="50" w:type="dxa"/>
-              <w:left w:w="90" w:type="dxa"/>
-              <w:bottom w:w="50" w:type="dxa"/>
-              <w:right w:w="90" w:type="dxa"/>
-            </w:tcMar>
             <w:vAlign w:val="center"/>
           </w:tcPr>
           <w:p>
@@ -19817,12 +17997,6 @@
               <w:right w:val="single" w:sz="6" w:space="0" w:color="1F3864"/>
             </w:tcBorders>
             <w:shd w:val="clear" w:color="auto" w:fill="D9E2F3"/>
-            <w:tcMar>
-              <w:top w:w="50" w:type="dxa"/>
-              <w:left w:w="90" w:type="dxa"/>
-              <w:bottom w:w="50" w:type="dxa"/>
-              <w:right w:w="90" w:type="dxa"/>
-            </w:tcMar>
             <w:vAlign w:val="center"/>
           </w:tcPr>
           <w:p>
@@ -19883,12 +18057,6 @@
               <w:right w:val="single" w:sz="6" w:space="0" w:color="1F3864"/>
             </w:tcBorders>
             <w:shd w:val="clear" w:color="auto" w:fill="D9E2F3"/>
-            <w:tcMar>
-              <w:top w:w="50" w:type="dxa"/>
-              <w:left w:w="90" w:type="dxa"/>
-              <w:bottom w:w="50" w:type="dxa"/>
-              <w:right w:w="90" w:type="dxa"/>
-            </w:tcMar>
             <w:vAlign w:val="center"/>
           </w:tcPr>
           <w:p>
@@ -19922,12 +18090,6 @@
               <w:right w:val="single" w:sz="6" w:space="0" w:color="1F3864"/>
             </w:tcBorders>
             <w:shd w:val="clear" w:color="auto" w:fill="D9E2F3"/>
-            <w:tcMar>
-              <w:top w:w="50" w:type="dxa"/>
-              <w:left w:w="90" w:type="dxa"/>
-              <w:bottom w:w="50" w:type="dxa"/>
-              <w:right w:w="90" w:type="dxa"/>
-            </w:tcMar>
             <w:vAlign w:val="center"/>
           </w:tcPr>
           <w:p>
@@ -19961,12 +18123,6 @@
               <w:right w:val="single" w:sz="6" w:space="0" w:color="1F3864"/>
             </w:tcBorders>
             <w:shd w:val="clear" w:color="auto" w:fill="D9E2F3"/>
-            <w:tcMar>
-              <w:top w:w="50" w:type="dxa"/>
-              <w:left w:w="90" w:type="dxa"/>
-              <w:bottom w:w="50" w:type="dxa"/>
-              <w:right w:w="90" w:type="dxa"/>
-            </w:tcMar>
             <w:vAlign w:val="center"/>
           </w:tcPr>
           <w:p>
@@ -20000,12 +18156,6 @@
               <w:right w:val="single" w:sz="6" w:space="0" w:color="1F3864"/>
             </w:tcBorders>
             <w:shd w:val="clear" w:color="auto" w:fill="D9E2F3"/>
-            <w:tcMar>
-              <w:top w:w="50" w:type="dxa"/>
-              <w:left w:w="90" w:type="dxa"/>
-              <w:bottom w:w="50" w:type="dxa"/>
-              <w:right w:w="90" w:type="dxa"/>
-            </w:tcMar>
             <w:vAlign w:val="center"/>
           </w:tcPr>
           <w:p>
@@ -20066,12 +18216,6 @@
               <w:right w:val="single" w:sz="6" w:space="0" w:color="1F3864"/>
             </w:tcBorders>
             <w:shd w:val="clear" w:color="auto" w:fill="D9E2F3"/>
-            <w:tcMar>
-              <w:top w:w="50" w:type="dxa"/>
-              <w:left w:w="90" w:type="dxa"/>
-              <w:bottom w:w="50" w:type="dxa"/>
-              <w:right w:w="90" w:type="dxa"/>
-            </w:tcMar>
             <w:vAlign w:val="center"/>
           </w:tcPr>
           <w:p>
@@ -20116,12 +18260,6 @@
               <w:right w:val="single" w:sz="6" w:space="0" w:color="1F3864"/>
             </w:tcBorders>
             <w:shd w:val="clear" w:color="auto" w:fill="4472C4"/>
-            <w:tcMar>
-              <w:top w:w="50" w:type="dxa"/>
-              <w:left w:w="90" w:type="dxa"/>
-              <w:bottom w:w="50" w:type="dxa"/>
-              <w:right w:w="90" w:type="dxa"/>
-            </w:tcMar>
             <w:vAlign w:val="center"/>
           </w:tcPr>
           <w:p>
@@ -20188,12 +18326,6 @@
               <w:right w:val="single" w:sz="6" w:space="0" w:color="1F3864"/>
             </w:tcBorders>
             <w:shd w:val="clear" w:color="auto" w:fill="4472C4"/>
-            <w:tcMar>
-              <w:top w:w="50" w:type="dxa"/>
-              <w:left w:w="90" w:type="dxa"/>
-              <w:bottom w:w="50" w:type="dxa"/>
-              <w:right w:w="90" w:type="dxa"/>
-            </w:tcMar>
             <w:vAlign w:val="center"/>
           </w:tcPr>
           <w:p>
@@ -20233,12 +18365,6 @@
               <w:right w:val="single" w:sz="6" w:space="0" w:color="1F3864"/>
             </w:tcBorders>
             <w:shd w:val="clear" w:color="auto" w:fill="4472C4"/>
-            <w:tcMar>
-              <w:top w:w="50" w:type="dxa"/>
-              <w:left w:w="90" w:type="dxa"/>
-              <w:bottom w:w="50" w:type="dxa"/>
-              <w:right w:w="90" w:type="dxa"/>
-            </w:tcMar>
             <w:vAlign w:val="center"/>
           </w:tcPr>
           <w:p>
@@ -20278,12 +18404,6 @@
               <w:right w:val="single" w:sz="6" w:space="0" w:color="1F3864"/>
             </w:tcBorders>
             <w:shd w:val="clear" w:color="auto" w:fill="4472C4"/>
-            <w:tcMar>
-              <w:top w:w="50" w:type="dxa"/>
-              <w:left w:w="90" w:type="dxa"/>
-              <w:bottom w:w="50" w:type="dxa"/>
-              <w:right w:w="90" w:type="dxa"/>
-            </w:tcMar>
             <w:vAlign w:val="center"/>
           </w:tcPr>
           <w:p>
@@ -20323,12 +18443,6 @@
               <w:right w:val="single" w:sz="6" w:space="0" w:color="1F3864"/>
             </w:tcBorders>
             <w:shd w:val="clear" w:color="auto" w:fill="4472C4"/>
-            <w:tcMar>
-              <w:top w:w="50" w:type="dxa"/>
-              <w:left w:w="90" w:type="dxa"/>
-              <w:bottom w:w="50" w:type="dxa"/>
-              <w:right w:w="90" w:type="dxa"/>
-            </w:tcMar>
             <w:vAlign w:val="center"/>
           </w:tcPr>
           <w:p>
@@ -20395,12 +18509,6 @@
               <w:right w:val="single" w:sz="6" w:space="0" w:color="1F3864"/>
             </w:tcBorders>
             <w:shd w:val="clear" w:color="auto" w:fill="D9E2F3"/>
-            <w:tcMar>
-              <w:top w:w="50" w:type="dxa"/>
-              <w:left w:w="90" w:type="dxa"/>
-              <w:bottom w:w="50" w:type="dxa"/>
-              <w:right w:w="90" w:type="dxa"/>
-            </w:tcMar>
           </w:tcPr>
           <w:p>
             <w:pPr>
@@ -20433,12 +18541,6 @@
               <w:right w:val="single" w:sz="6" w:space="0" w:color="1F3864"/>
             </w:tcBorders>
             <w:shd w:val="clear" w:color="auto" w:fill="D9E2F3"/>
-            <w:tcMar>
-              <w:top w:w="50" w:type="dxa"/>
-              <w:left w:w="90" w:type="dxa"/>
-              <w:bottom w:w="50" w:type="dxa"/>
-              <w:right w:w="90" w:type="dxa"/>
-            </w:tcMar>
           </w:tcPr>
           <w:p>
             <w:pPr>
@@ -20471,12 +18573,6 @@
               <w:right w:val="single" w:sz="6" w:space="0" w:color="1F3864"/>
             </w:tcBorders>
             <w:shd w:val="clear" w:color="auto" w:fill="D9E2F3"/>
-            <w:tcMar>
-              <w:top w:w="50" w:type="dxa"/>
-              <w:left w:w="90" w:type="dxa"/>
-              <w:bottom w:w="50" w:type="dxa"/>
-              <w:right w:w="90" w:type="dxa"/>
-            </w:tcMar>
           </w:tcPr>
           <w:p>
             <w:pPr>
@@ -20509,12 +18605,6 @@
               <w:right w:val="single" w:sz="6" w:space="0" w:color="1F3864"/>
             </w:tcBorders>
             <w:shd w:val="clear" w:color="auto" w:fill="D9E2F3"/>
-            <w:tcMar>
-              <w:top w:w="50" w:type="dxa"/>
-              <w:left w:w="90" w:type="dxa"/>
-              <w:bottom w:w="50" w:type="dxa"/>
-              <w:right w:w="90" w:type="dxa"/>
-            </w:tcMar>
           </w:tcPr>
           <w:p>
             <w:pPr>
@@ -20574,12 +18664,6 @@
               <w:right w:val="single" w:sz="6" w:space="0" w:color="1F3864"/>
             </w:tcBorders>
             <w:shd w:val="clear" w:color="auto" w:fill="D9E2F3"/>
-            <w:tcMar>
-              <w:top w:w="50" w:type="dxa"/>
-              <w:left w:w="90" w:type="dxa"/>
-              <w:bottom w:w="50" w:type="dxa"/>
-              <w:right w:w="90" w:type="dxa"/>
-            </w:tcMar>
           </w:tcPr>
           <w:p>
             <w:pPr>
@@ -20612,12 +18696,6 @@
               <w:right w:val="single" w:sz="6" w:space="0" w:color="1F3864"/>
             </w:tcBorders>
             <w:shd w:val="clear" w:color="auto" w:fill="D9E2F3"/>
-            <w:tcMar>
-              <w:top w:w="50" w:type="dxa"/>
-              <w:left w:w="90" w:type="dxa"/>
-              <w:bottom w:w="50" w:type="dxa"/>
-              <w:right w:w="90" w:type="dxa"/>
-            </w:tcMar>
           </w:tcPr>
           <w:p>
             <w:pPr>
@@ -20650,12 +18728,6 @@
               <w:right w:val="single" w:sz="6" w:space="0" w:color="1F3864"/>
             </w:tcBorders>
             <w:shd w:val="clear" w:color="auto" w:fill="D9E2F3"/>
-            <w:tcMar>
-              <w:top w:w="50" w:type="dxa"/>
-              <w:left w:w="90" w:type="dxa"/>
-              <w:bottom w:w="50" w:type="dxa"/>
-              <w:right w:w="90" w:type="dxa"/>
-            </w:tcMar>
           </w:tcPr>
           <w:p>
             <w:pPr>
@@ -20688,12 +18760,6 @@
               <w:right w:val="single" w:sz="6" w:space="0" w:color="1F3864"/>
             </w:tcBorders>
             <w:shd w:val="clear" w:color="auto" w:fill="D9E2F3"/>
-            <w:tcMar>
-              <w:top w:w="50" w:type="dxa"/>
-              <w:left w:w="90" w:type="dxa"/>
-              <w:bottom w:w="50" w:type="dxa"/>
-              <w:right w:w="90" w:type="dxa"/>
-            </w:tcMar>
           </w:tcPr>
           <w:p>
             <w:pPr>
@@ -20753,12 +18819,6 @@
               <w:right w:val="single" w:sz="6" w:space="0" w:color="1F3864"/>
             </w:tcBorders>
             <w:shd w:val="clear" w:color="auto" w:fill="D9E2F3"/>
-            <w:tcMar>
-              <w:top w:w="50" w:type="dxa"/>
-              <w:left w:w="90" w:type="dxa"/>
-              <w:bottom w:w="50" w:type="dxa"/>
-              <w:right w:w="90" w:type="dxa"/>
-            </w:tcMar>
           </w:tcPr>
           <w:p>
             <w:pPr>
@@ -20791,12 +18851,6 @@
               <w:right w:val="single" w:sz="6" w:space="0" w:color="1F3864"/>
             </w:tcBorders>
             <w:shd w:val="clear" w:color="auto" w:fill="D9E2F3"/>
-            <w:tcMar>
-              <w:top w:w="50" w:type="dxa"/>
-              <w:left w:w="90" w:type="dxa"/>
-              <w:bottom w:w="50" w:type="dxa"/>
-              <w:right w:w="90" w:type="dxa"/>
-            </w:tcMar>
           </w:tcPr>
           <w:p>
             <w:pPr>
@@ -20829,12 +18883,6 @@
               <w:right w:val="single" w:sz="6" w:space="0" w:color="1F3864"/>
             </w:tcBorders>
             <w:shd w:val="clear" w:color="auto" w:fill="D9E2F3"/>
-            <w:tcMar>
-              <w:top w:w="50" w:type="dxa"/>
-              <w:left w:w="90" w:type="dxa"/>
-              <w:bottom w:w="50" w:type="dxa"/>
-              <w:right w:w="90" w:type="dxa"/>
-            </w:tcMar>
           </w:tcPr>
           <w:p>
             <w:pPr>
@@ -20867,12 +18915,6 @@
               <w:right w:val="single" w:sz="6" w:space="0" w:color="1F3864"/>
             </w:tcBorders>
             <w:shd w:val="clear" w:color="auto" w:fill="D9E2F3"/>
-            <w:tcMar>
-              <w:top w:w="50" w:type="dxa"/>
-              <w:left w:w="90" w:type="dxa"/>
-              <w:bottom w:w="50" w:type="dxa"/>
-              <w:right w:w="90" w:type="dxa"/>
-            </w:tcMar>
           </w:tcPr>
           <w:p>
             <w:pPr>
@@ -20932,12 +18974,6 @@
               <w:right w:val="single" w:sz="6" w:space="0" w:color="1F3864"/>
             </w:tcBorders>
             <w:shd w:val="clear" w:color="auto" w:fill="D9E2F3"/>
-            <w:tcMar>
-              <w:top w:w="50" w:type="dxa"/>
-              <w:left w:w="90" w:type="dxa"/>
-              <w:bottom w:w="50" w:type="dxa"/>
-              <w:right w:w="90" w:type="dxa"/>
-            </w:tcMar>
             <w:vAlign w:val="center"/>
           </w:tcPr>
           <w:p>
@@ -20982,12 +19018,6 @@
               <w:right w:val="single" w:sz="6" w:space="0" w:color="1F3864"/>
             </w:tcBorders>
             <w:shd w:val="clear" w:color="auto" w:fill="4472C4"/>
-            <w:tcMar>
-              <w:top w:w="50" w:type="dxa"/>
-              <w:left w:w="90" w:type="dxa"/>
-              <w:bottom w:w="50" w:type="dxa"/>
-              <w:right w:w="90" w:type="dxa"/>
-            </w:tcMar>
             <w:vAlign w:val="center"/>
           </w:tcPr>
           <w:p>
@@ -21054,12 +19084,6 @@
               <w:right w:val="single" w:sz="6" w:space="0" w:color="1F3864"/>
             </w:tcBorders>
             <w:shd w:val="clear" w:color="auto" w:fill="4472C4"/>
-            <w:tcMar>
-              <w:top w:w="50" w:type="dxa"/>
-              <w:left w:w="90" w:type="dxa"/>
-              <w:bottom w:w="50" w:type="dxa"/>
-              <w:right w:w="90" w:type="dxa"/>
-            </w:tcMar>
             <w:vAlign w:val="center"/>
           </w:tcPr>
           <w:p>
@@ -21099,12 +19123,6 @@
               <w:right w:val="single" w:sz="6" w:space="0" w:color="1F3864"/>
             </w:tcBorders>
             <w:shd w:val="clear" w:color="auto" w:fill="4472C4"/>
-            <w:tcMar>
-              <w:top w:w="50" w:type="dxa"/>
-              <w:left w:w="90" w:type="dxa"/>
-              <w:bottom w:w="50" w:type="dxa"/>
-              <w:right w:w="90" w:type="dxa"/>
-            </w:tcMar>
             <w:vAlign w:val="center"/>
           </w:tcPr>
           <w:p>
@@ -21144,12 +19162,6 @@
               <w:right w:val="single" w:sz="6" w:space="0" w:color="1F3864"/>
             </w:tcBorders>
             <w:shd w:val="clear" w:color="auto" w:fill="4472C4"/>
-            <w:tcMar>
-              <w:top w:w="50" w:type="dxa"/>
-              <w:left w:w="90" w:type="dxa"/>
-              <w:bottom w:w="50" w:type="dxa"/>
-              <w:right w:w="90" w:type="dxa"/>
-            </w:tcMar>
             <w:vAlign w:val="center"/>
           </w:tcPr>
           <w:p>
@@ -21189,12 +19201,6 @@
               <w:right w:val="single" w:sz="6" w:space="0" w:color="1F3864"/>
             </w:tcBorders>
             <w:shd w:val="clear" w:color="auto" w:fill="4472C4"/>
-            <w:tcMar>
-              <w:top w:w="50" w:type="dxa"/>
-              <w:left w:w="90" w:type="dxa"/>
-              <w:bottom w:w="50" w:type="dxa"/>
-              <w:right w:w="90" w:type="dxa"/>
-            </w:tcMar>
             <w:vAlign w:val="center"/>
           </w:tcPr>
           <w:p>
@@ -21261,12 +19267,6 @@
               <w:right w:val="single" w:sz="6" w:space="0" w:color="1F3864"/>
             </w:tcBorders>
             <w:shd w:val="clear" w:color="auto" w:fill="D9E2F3"/>
-            <w:tcMar>
-              <w:top w:w="50" w:type="dxa"/>
-              <w:left w:w="90" w:type="dxa"/>
-              <w:bottom w:w="50" w:type="dxa"/>
-              <w:right w:w="90" w:type="dxa"/>
-            </w:tcMar>
           </w:tcPr>
           <w:p>
             <w:pPr>
@@ -21299,12 +19299,6 @@
               <w:right w:val="single" w:sz="6" w:space="0" w:color="1F3864"/>
             </w:tcBorders>
             <w:shd w:val="clear" w:color="auto" w:fill="D9E2F3"/>
-            <w:tcMar>
-              <w:top w:w="50" w:type="dxa"/>
-              <w:left w:w="90" w:type="dxa"/>
-              <w:bottom w:w="50" w:type="dxa"/>
-              <w:right w:w="90" w:type="dxa"/>
-            </w:tcMar>
           </w:tcPr>
           <w:p>
             <w:pPr>
@@ -21337,12 +19331,6 @@
               <w:right w:val="single" w:sz="6" w:space="0" w:color="1F3864"/>
             </w:tcBorders>
             <w:shd w:val="clear" w:color="auto" w:fill="D9E2F3"/>
-            <w:tcMar>
-              <w:top w:w="50" w:type="dxa"/>
-              <w:left w:w="90" w:type="dxa"/>
-              <w:bottom w:w="50" w:type="dxa"/>
-              <w:right w:w="90" w:type="dxa"/>
-            </w:tcMar>
           </w:tcPr>
           <w:p>
             <w:pPr>
@@ -21375,12 +19363,6 @@
               <w:right w:val="single" w:sz="6" w:space="0" w:color="1F3864"/>
             </w:tcBorders>
             <w:shd w:val="clear" w:color="auto" w:fill="D9E2F3"/>
-            <w:tcMar>
-              <w:top w:w="50" w:type="dxa"/>
-              <w:left w:w="90" w:type="dxa"/>
-              <w:bottom w:w="50" w:type="dxa"/>
-              <w:right w:w="90" w:type="dxa"/>
-            </w:tcMar>
           </w:tcPr>
           <w:p>
             <w:pPr>
@@ -21440,12 +19422,6 @@
               <w:right w:val="single" w:sz="6" w:space="0" w:color="1F3864"/>
             </w:tcBorders>
             <w:shd w:val="clear" w:color="auto" w:fill="D9E2F3"/>
-            <w:tcMar>
-              <w:top w:w="50" w:type="dxa"/>
-              <w:left w:w="90" w:type="dxa"/>
-              <w:bottom w:w="50" w:type="dxa"/>
-              <w:right w:w="90" w:type="dxa"/>
-            </w:tcMar>
           </w:tcPr>
           <w:p>
             <w:pPr>
@@ -21478,12 +19454,6 @@
               <w:right w:val="single" w:sz="6" w:space="0" w:color="1F3864"/>
             </w:tcBorders>
             <w:shd w:val="clear" w:color="auto" w:fill="D9E2F3"/>
-            <w:tcMar>
-              <w:top w:w="50" w:type="dxa"/>
-              <w:left w:w="90" w:type="dxa"/>
-              <w:bottom w:w="50" w:type="dxa"/>
-              <w:right w:w="90" w:type="dxa"/>
-            </w:tcMar>
           </w:tcPr>
           <w:p>
             <w:pPr>
@@ -21516,12 +19486,6 @@
               <w:right w:val="single" w:sz="6" w:space="0" w:color="1F3864"/>
             </w:tcBorders>
             <w:shd w:val="clear" w:color="auto" w:fill="D9E2F3"/>
-            <w:tcMar>
-              <w:top w:w="50" w:type="dxa"/>
-              <w:left w:w="90" w:type="dxa"/>
-              <w:bottom w:w="50" w:type="dxa"/>
-              <w:right w:w="90" w:type="dxa"/>
-            </w:tcMar>
           </w:tcPr>
           <w:p>
             <w:pPr>
@@ -21554,12 +19518,6 @@
               <w:right w:val="single" w:sz="6" w:space="0" w:color="1F3864"/>
             </w:tcBorders>
             <w:shd w:val="clear" w:color="auto" w:fill="D9E2F3"/>
-            <w:tcMar>
-              <w:top w:w="50" w:type="dxa"/>
-              <w:left w:w="90" w:type="dxa"/>
-              <w:bottom w:w="50" w:type="dxa"/>
-              <w:right w:w="90" w:type="dxa"/>
-            </w:tcMar>
           </w:tcPr>
           <w:p>
             <w:pPr>
@@ -21619,12 +19577,6 @@
               <w:right w:val="single" w:sz="6" w:space="0" w:color="1F3864"/>
             </w:tcBorders>
             <w:shd w:val="clear" w:color="auto" w:fill="D9E2F3"/>
-            <w:tcMar>
-              <w:top w:w="50" w:type="dxa"/>
-              <w:left w:w="90" w:type="dxa"/>
-              <w:bottom w:w="50" w:type="dxa"/>
-              <w:right w:w="90" w:type="dxa"/>
-            </w:tcMar>
           </w:tcPr>
           <w:p>
             <w:pPr>
@@ -21657,12 +19609,6 @@
               <w:right w:val="single" w:sz="6" w:space="0" w:color="1F3864"/>
             </w:tcBorders>
             <w:shd w:val="clear" w:color="auto" w:fill="D9E2F3"/>
-            <w:tcMar>
-              <w:top w:w="50" w:type="dxa"/>
-              <w:left w:w="90" w:type="dxa"/>
-              <w:bottom w:w="50" w:type="dxa"/>
-              <w:right w:w="90" w:type="dxa"/>
-            </w:tcMar>
           </w:tcPr>
           <w:p>
             <w:pPr>
@@ -21695,12 +19641,6 @@
               <w:right w:val="single" w:sz="6" w:space="0" w:color="1F3864"/>
             </w:tcBorders>
             <w:shd w:val="clear" w:color="auto" w:fill="D9E2F3"/>
-            <w:tcMar>
-              <w:top w:w="50" w:type="dxa"/>
-              <w:left w:w="90" w:type="dxa"/>
-              <w:bottom w:w="50" w:type="dxa"/>
-              <w:right w:w="90" w:type="dxa"/>
-            </w:tcMar>
           </w:tcPr>
           <w:p>
             <w:pPr>
@@ -21733,12 +19673,6 @@
               <w:right w:val="single" w:sz="6" w:space="0" w:color="1F3864"/>
             </w:tcBorders>
             <w:shd w:val="clear" w:color="auto" w:fill="D9E2F3"/>
-            <w:tcMar>
-              <w:top w:w="50" w:type="dxa"/>
-              <w:left w:w="90" w:type="dxa"/>
-              <w:bottom w:w="50" w:type="dxa"/>
-              <w:right w:w="90" w:type="dxa"/>
-            </w:tcMar>
           </w:tcPr>
           <w:p>
             <w:pPr>
@@ -21798,12 +19732,6 @@
               <w:right w:val="single" w:sz="6" w:space="0" w:color="1F3864"/>
             </w:tcBorders>
             <w:shd w:val="clear" w:color="auto" w:fill="D9E2F3"/>
-            <w:tcMar>
-              <w:top w:w="50" w:type="dxa"/>
-              <w:left w:w="90" w:type="dxa"/>
-              <w:bottom w:w="50" w:type="dxa"/>
-              <w:right w:w="90" w:type="dxa"/>
-            </w:tcMar>
             <w:vAlign w:val="center"/>
           </w:tcPr>
           <w:p>
@@ -21848,12 +19776,6 @@
               <w:right w:val="single" w:sz="6" w:space="0" w:color="1F3864"/>
             </w:tcBorders>
             <w:shd w:val="clear" w:color="auto" w:fill="4472C4"/>
-            <w:tcMar>
-              <w:top w:w="50" w:type="dxa"/>
-              <w:left w:w="90" w:type="dxa"/>
-              <w:bottom w:w="50" w:type="dxa"/>
-              <w:right w:w="90" w:type="dxa"/>
-            </w:tcMar>
             <w:vAlign w:val="center"/>
           </w:tcPr>
           <w:p>
@@ -21920,12 +19842,6 @@
               <w:right w:val="single" w:sz="6" w:space="0" w:color="1F3864"/>
             </w:tcBorders>
             <w:shd w:val="clear" w:color="auto" w:fill="4472C4"/>
-            <w:tcMar>
-              <w:top w:w="50" w:type="dxa"/>
-              <w:left w:w="90" w:type="dxa"/>
-              <w:bottom w:w="50" w:type="dxa"/>
-              <w:right w:w="90" w:type="dxa"/>
-            </w:tcMar>
             <w:vAlign w:val="center"/>
           </w:tcPr>
           <w:p>
@@ -21965,12 +19881,6 @@
               <w:right w:val="single" w:sz="6" w:space="0" w:color="1F3864"/>
             </w:tcBorders>
             <w:shd w:val="clear" w:color="auto" w:fill="4472C4"/>
-            <w:tcMar>
-              <w:top w:w="50" w:type="dxa"/>
-              <w:left w:w="90" w:type="dxa"/>
-              <w:bottom w:w="50" w:type="dxa"/>
-              <w:right w:w="90" w:type="dxa"/>
-            </w:tcMar>
             <w:vAlign w:val="center"/>
           </w:tcPr>
           <w:p>
@@ -22010,12 +19920,6 @@
               <w:right w:val="single" w:sz="6" w:space="0" w:color="1F3864"/>
             </w:tcBorders>
             <w:shd w:val="clear" w:color="auto" w:fill="4472C4"/>
-            <w:tcMar>
-              <w:top w:w="50" w:type="dxa"/>
-              <w:left w:w="90" w:type="dxa"/>
-              <w:bottom w:w="50" w:type="dxa"/>
-              <w:right w:w="90" w:type="dxa"/>
-            </w:tcMar>
             <w:vAlign w:val="center"/>
           </w:tcPr>
           <w:p>
@@ -22055,12 +19959,6 @@
               <w:right w:val="single" w:sz="6" w:space="0" w:color="1F3864"/>
             </w:tcBorders>
             <w:shd w:val="clear" w:color="auto" w:fill="4472C4"/>
-            <w:tcMar>
-              <w:top w:w="50" w:type="dxa"/>
-              <w:left w:w="90" w:type="dxa"/>
-              <w:bottom w:w="50" w:type="dxa"/>
-              <w:right w:w="90" w:type="dxa"/>
-            </w:tcMar>
             <w:vAlign w:val="center"/>
           </w:tcPr>
           <w:p>
@@ -22127,12 +20025,6 @@
               <w:right w:val="single" w:sz="6" w:space="0" w:color="1F3864"/>
             </w:tcBorders>
             <w:shd w:val="clear" w:color="auto" w:fill="D9E2F3"/>
-            <w:tcMar>
-              <w:top w:w="50" w:type="dxa"/>
-              <w:left w:w="90" w:type="dxa"/>
-              <w:bottom w:w="50" w:type="dxa"/>
-              <w:right w:w="90" w:type="dxa"/>
-            </w:tcMar>
           </w:tcPr>
           <w:p>
             <w:pPr>
@@ -22165,12 +20057,6 @@
               <w:right w:val="single" w:sz="6" w:space="0" w:color="1F3864"/>
             </w:tcBorders>
             <w:shd w:val="clear" w:color="auto" w:fill="D9E2F3"/>
-            <w:tcMar>
-              <w:top w:w="50" w:type="dxa"/>
-              <w:left w:w="90" w:type="dxa"/>
-              <w:bottom w:w="50" w:type="dxa"/>
-              <w:right w:w="90" w:type="dxa"/>
-            </w:tcMar>
           </w:tcPr>
           <w:p>
             <w:pPr>
@@ -22203,12 +20089,6 @@
               <w:right w:val="single" w:sz="6" w:space="0" w:color="1F3864"/>
             </w:tcBorders>
             <w:shd w:val="clear" w:color="auto" w:fill="D9E2F3"/>
-            <w:tcMar>
-              <w:top w:w="50" w:type="dxa"/>
-              <w:left w:w="90" w:type="dxa"/>
-              <w:bottom w:w="50" w:type="dxa"/>
-              <w:right w:w="90" w:type="dxa"/>
-            </w:tcMar>
           </w:tcPr>
           <w:p>
             <w:pPr>
@@ -22241,12 +20121,6 @@
               <w:right w:val="single" w:sz="6" w:space="0" w:color="1F3864"/>
             </w:tcBorders>
             <w:shd w:val="clear" w:color="auto" w:fill="D9E2F3"/>
-            <w:tcMar>
-              <w:top w:w="50" w:type="dxa"/>
-              <w:left w:w="90" w:type="dxa"/>
-              <w:bottom w:w="50" w:type="dxa"/>
-              <w:right w:w="90" w:type="dxa"/>
-            </w:tcMar>
           </w:tcPr>
           <w:p>
             <w:pPr>
@@ -22306,12 +20180,6 @@
               <w:right w:val="single" w:sz="6" w:space="0" w:color="1F3864"/>
             </w:tcBorders>
             <w:shd w:val="clear" w:color="auto" w:fill="D9E2F3"/>
-            <w:tcMar>
-              <w:top w:w="50" w:type="dxa"/>
-              <w:left w:w="90" w:type="dxa"/>
-              <w:bottom w:w="50" w:type="dxa"/>
-              <w:right w:w="90" w:type="dxa"/>
-            </w:tcMar>
           </w:tcPr>
           <w:p>
             <w:pPr>
@@ -22344,12 +20212,6 @@
               <w:right w:val="single" w:sz="6" w:space="0" w:color="1F3864"/>
             </w:tcBorders>
             <w:shd w:val="clear" w:color="auto" w:fill="D9E2F3"/>
-            <w:tcMar>
-              <w:top w:w="50" w:type="dxa"/>
-              <w:left w:w="90" w:type="dxa"/>
-              <w:bottom w:w="50" w:type="dxa"/>
-              <w:right w:w="90" w:type="dxa"/>
-            </w:tcMar>
           </w:tcPr>
           <w:p>
             <w:pPr>
@@ -22382,12 +20244,6 @@
               <w:right w:val="single" w:sz="6" w:space="0" w:color="1F3864"/>
             </w:tcBorders>
             <w:shd w:val="clear" w:color="auto" w:fill="D9E2F3"/>
-            <w:tcMar>
-              <w:top w:w="50" w:type="dxa"/>
-              <w:left w:w="90" w:type="dxa"/>
-              <w:bottom w:w="50" w:type="dxa"/>
-              <w:right w:w="90" w:type="dxa"/>
-            </w:tcMar>
           </w:tcPr>
           <w:p>
             <w:pPr>
@@ -22420,12 +20276,6 @@
               <w:right w:val="single" w:sz="6" w:space="0" w:color="1F3864"/>
             </w:tcBorders>
             <w:shd w:val="clear" w:color="auto" w:fill="D9E2F3"/>
-            <w:tcMar>
-              <w:top w:w="50" w:type="dxa"/>
-              <w:left w:w="90" w:type="dxa"/>
-              <w:bottom w:w="50" w:type="dxa"/>
-              <w:right w:w="90" w:type="dxa"/>
-            </w:tcMar>
           </w:tcPr>
           <w:p>
             <w:pPr>
@@ -22485,12 +20335,6 @@
               <w:right w:val="single" w:sz="6" w:space="0" w:color="1F3864"/>
             </w:tcBorders>
             <w:shd w:val="clear" w:color="auto" w:fill="D9E2F3"/>
-            <w:tcMar>
-              <w:top w:w="50" w:type="dxa"/>
-              <w:left w:w="90" w:type="dxa"/>
-              <w:bottom w:w="50" w:type="dxa"/>
-              <w:right w:w="90" w:type="dxa"/>
-            </w:tcMar>
           </w:tcPr>
           <w:p>
             <w:pPr>
@@ -22523,12 +20367,6 @@
               <w:right w:val="single" w:sz="6" w:space="0" w:color="1F3864"/>
             </w:tcBorders>
             <w:shd w:val="clear" w:color="auto" w:fill="D9E2F3"/>
-            <w:tcMar>
-              <w:top w:w="50" w:type="dxa"/>
-              <w:left w:w="90" w:type="dxa"/>
-              <w:bottom w:w="50" w:type="dxa"/>
-              <w:right w:w="90" w:type="dxa"/>
-            </w:tcMar>
           </w:tcPr>
           <w:p>
             <w:pPr>
@@ -22561,12 +20399,6 @@
               <w:right w:val="single" w:sz="6" w:space="0" w:color="1F3864"/>
             </w:tcBorders>
             <w:shd w:val="clear" w:color="auto" w:fill="D9E2F3"/>
-            <w:tcMar>
-              <w:top w:w="50" w:type="dxa"/>
-              <w:left w:w="90" w:type="dxa"/>
-              <w:bottom w:w="50" w:type="dxa"/>
-              <w:right w:w="90" w:type="dxa"/>
-            </w:tcMar>
           </w:tcPr>
           <w:p>
             <w:pPr>
@@ -22599,12 +20431,6 @@
               <w:right w:val="single" w:sz="6" w:space="0" w:color="1F3864"/>
             </w:tcBorders>
             <w:shd w:val="clear" w:color="auto" w:fill="D9E2F3"/>
-            <w:tcMar>
-              <w:top w:w="50" w:type="dxa"/>
-              <w:left w:w="90" w:type="dxa"/>
-              <w:bottom w:w="50" w:type="dxa"/>
-              <w:right w:w="90" w:type="dxa"/>
-            </w:tcMar>
           </w:tcPr>
           <w:p>
             <w:pPr>
@@ -22664,12 +20490,6 @@
               <w:right w:val="single" w:sz="6" w:space="0" w:color="1F3864"/>
             </w:tcBorders>
             <w:shd w:val="clear" w:color="auto" w:fill="D9E2F3"/>
-            <w:tcMar>
-              <w:top w:w="50" w:type="dxa"/>
-              <w:left w:w="90" w:type="dxa"/>
-              <w:bottom w:w="50" w:type="dxa"/>
-              <w:right w:w="90" w:type="dxa"/>
-            </w:tcMar>
             <w:vAlign w:val="center"/>
           </w:tcPr>
           <w:p>
@@ -22714,12 +20534,6 @@
               <w:right w:val="single" w:sz="6" w:space="0" w:color="1F3864"/>
             </w:tcBorders>
             <w:shd w:val="clear" w:color="auto" w:fill="4472C4"/>
-            <w:tcMar>
-              <w:top w:w="50" w:type="dxa"/>
-              <w:left w:w="90" w:type="dxa"/>
-              <w:bottom w:w="50" w:type="dxa"/>
-              <w:right w:w="90" w:type="dxa"/>
-            </w:tcMar>
             <w:vAlign w:val="center"/>
           </w:tcPr>
           <w:p>
@@ -22786,12 +20600,6 @@
               <w:right w:val="single" w:sz="6" w:space="0" w:color="1F3864"/>
             </w:tcBorders>
             <w:shd w:val="clear" w:color="auto" w:fill="4472C4"/>
-            <w:tcMar>
-              <w:top w:w="50" w:type="dxa"/>
-              <w:left w:w="90" w:type="dxa"/>
-              <w:bottom w:w="50" w:type="dxa"/>
-              <w:right w:w="90" w:type="dxa"/>
-            </w:tcMar>
             <w:vAlign w:val="center"/>
           </w:tcPr>
           <w:p>
@@ -22831,12 +20639,6 @@
               <w:right w:val="single" w:sz="6" w:space="0" w:color="1F3864"/>
             </w:tcBorders>
             <w:shd w:val="clear" w:color="auto" w:fill="4472C4"/>
-            <w:tcMar>
-              <w:top w:w="50" w:type="dxa"/>
-              <w:left w:w="90" w:type="dxa"/>
-              <w:bottom w:w="50" w:type="dxa"/>
-              <w:right w:w="90" w:type="dxa"/>
-            </w:tcMar>
             <w:vAlign w:val="center"/>
           </w:tcPr>
           <w:p>
@@ -22876,12 +20678,6 @@
               <w:right w:val="single" w:sz="6" w:space="0" w:color="1F3864"/>
             </w:tcBorders>
             <w:shd w:val="clear" w:color="auto" w:fill="4472C4"/>
-            <w:tcMar>
-              <w:top w:w="50" w:type="dxa"/>
-              <w:left w:w="90" w:type="dxa"/>
-              <w:bottom w:w="50" w:type="dxa"/>
-              <w:right w:w="90" w:type="dxa"/>
-            </w:tcMar>
             <w:vAlign w:val="center"/>
           </w:tcPr>
           <w:p>
@@ -22921,12 +20717,6 @@
               <w:right w:val="single" w:sz="6" w:space="0" w:color="1F3864"/>
             </w:tcBorders>
             <w:shd w:val="clear" w:color="auto" w:fill="4472C4"/>
-            <w:tcMar>
-              <w:top w:w="50" w:type="dxa"/>
-              <w:left w:w="90" w:type="dxa"/>
-              <w:bottom w:w="50" w:type="dxa"/>
-              <w:right w:w="90" w:type="dxa"/>
-            </w:tcMar>
             <w:vAlign w:val="center"/>
           </w:tcPr>
           <w:p>
@@ -22993,12 +20783,6 @@
               <w:right w:val="single" w:sz="6" w:space="0" w:color="1F3864"/>
             </w:tcBorders>
             <w:shd w:val="clear" w:color="auto" w:fill="D9E2F3"/>
-            <w:tcMar>
-              <w:top w:w="50" w:type="dxa"/>
-              <w:left w:w="90" w:type="dxa"/>
-              <w:bottom w:w="50" w:type="dxa"/>
-              <w:right w:w="90" w:type="dxa"/>
-            </w:tcMar>
           </w:tcPr>
           <w:p>
             <w:pPr>
@@ -23031,12 +20815,6 @@
               <w:right w:val="single" w:sz="6" w:space="0" w:color="1F3864"/>
             </w:tcBorders>
             <w:shd w:val="clear" w:color="auto" w:fill="D9E2F3"/>
-            <w:tcMar>
-              <w:top w:w="50" w:type="dxa"/>
-              <w:left w:w="90" w:type="dxa"/>
-              <w:bottom w:w="50" w:type="dxa"/>
-              <w:right w:w="90" w:type="dxa"/>
-            </w:tcMar>
           </w:tcPr>
           <w:p>
             <w:pPr>
@@ -23069,12 +20847,6 @@
               <w:right w:val="single" w:sz="6" w:space="0" w:color="1F3864"/>
             </w:tcBorders>
             <w:shd w:val="clear" w:color="auto" w:fill="D9E2F3"/>
-            <w:tcMar>
-              <w:top w:w="50" w:type="dxa"/>
-              <w:left w:w="90" w:type="dxa"/>
-              <w:bottom w:w="50" w:type="dxa"/>
-              <w:right w:w="90" w:type="dxa"/>
-            </w:tcMar>
           </w:tcPr>
           <w:p>
             <w:pPr>
@@ -23107,12 +20879,6 @@
               <w:right w:val="single" w:sz="6" w:space="0" w:color="1F3864"/>
             </w:tcBorders>
             <w:shd w:val="clear" w:color="auto" w:fill="D9E2F3"/>
-            <w:tcMar>
-              <w:top w:w="50" w:type="dxa"/>
-              <w:left w:w="90" w:type="dxa"/>
-              <w:bottom w:w="50" w:type="dxa"/>
-              <w:right w:w="90" w:type="dxa"/>
-            </w:tcMar>
           </w:tcPr>
           <w:p>
             <w:pPr>
@@ -23172,12 +20938,6 @@
               <w:right w:val="single" w:sz="6" w:space="0" w:color="1F3864"/>
             </w:tcBorders>
             <w:shd w:val="clear" w:color="auto" w:fill="D9E2F3"/>
-            <w:tcMar>
-              <w:top w:w="50" w:type="dxa"/>
-              <w:left w:w="90" w:type="dxa"/>
-              <w:bottom w:w="50" w:type="dxa"/>
-              <w:right w:w="90" w:type="dxa"/>
-            </w:tcMar>
           </w:tcPr>
           <w:p>
             <w:pPr>
@@ -23210,12 +20970,6 @@
               <w:right w:val="single" w:sz="6" w:space="0" w:color="1F3864"/>
             </w:tcBorders>
             <w:shd w:val="clear" w:color="auto" w:fill="D9E2F3"/>
-            <w:tcMar>
-              <w:top w:w="50" w:type="dxa"/>
-              <w:left w:w="90" w:type="dxa"/>
-              <w:bottom w:w="50" w:type="dxa"/>
-              <w:right w:w="90" w:type="dxa"/>
-            </w:tcMar>
           </w:tcPr>
           <w:p>
             <w:pPr>
@@ -23248,12 +21002,6 @@
               <w:right w:val="single" w:sz="6" w:space="0" w:color="1F3864"/>
             </w:tcBorders>
             <w:shd w:val="clear" w:color="auto" w:fill="D9E2F3"/>
-            <w:tcMar>
-              <w:top w:w="50" w:type="dxa"/>
-              <w:left w:w="90" w:type="dxa"/>
-              <w:bottom w:w="50" w:type="dxa"/>
-              <w:right w:w="90" w:type="dxa"/>
-            </w:tcMar>
           </w:tcPr>
           <w:p>
             <w:pPr>
@@ -23286,12 +21034,6 @@
               <w:right w:val="single" w:sz="6" w:space="0" w:color="1F3864"/>
             </w:tcBorders>
             <w:shd w:val="clear" w:color="auto" w:fill="D9E2F3"/>
-            <w:tcMar>
-              <w:top w:w="50" w:type="dxa"/>
-              <w:left w:w="90" w:type="dxa"/>
-              <w:bottom w:w="50" w:type="dxa"/>
-              <w:right w:w="90" w:type="dxa"/>
-            </w:tcMar>
           </w:tcPr>
           <w:p>
             <w:pPr>
@@ -23351,12 +21093,6 @@
               <w:right w:val="single" w:sz="6" w:space="0" w:color="1F3864"/>
             </w:tcBorders>
             <w:shd w:val="clear" w:color="auto" w:fill="D9E2F3"/>
-            <w:tcMar>
-              <w:top w:w="50" w:type="dxa"/>
-              <w:left w:w="90" w:type="dxa"/>
-              <w:bottom w:w="50" w:type="dxa"/>
-              <w:right w:w="90" w:type="dxa"/>
-            </w:tcMar>
           </w:tcPr>
           <w:p>
             <w:pPr>
@@ -23389,12 +21125,6 @@
               <w:right w:val="single" w:sz="6" w:space="0" w:color="1F3864"/>
             </w:tcBorders>
             <w:shd w:val="clear" w:color="auto" w:fill="D9E2F3"/>
-            <w:tcMar>
-              <w:top w:w="50" w:type="dxa"/>
-              <w:left w:w="90" w:type="dxa"/>
-              <w:bottom w:w="50" w:type="dxa"/>
-              <w:right w:w="90" w:type="dxa"/>
-            </w:tcMar>
           </w:tcPr>
           <w:p>
             <w:pPr>
@@ -23427,12 +21157,6 @@
               <w:right w:val="single" w:sz="6" w:space="0" w:color="1F3864"/>
             </w:tcBorders>
             <w:shd w:val="clear" w:color="auto" w:fill="D9E2F3"/>
-            <w:tcMar>
-              <w:top w:w="50" w:type="dxa"/>
-              <w:left w:w="90" w:type="dxa"/>
-              <w:bottom w:w="50" w:type="dxa"/>
-              <w:right w:w="90" w:type="dxa"/>
-            </w:tcMar>
           </w:tcPr>
           <w:p>
             <w:pPr>
@@ -23465,12 +21189,6 @@
               <w:right w:val="single" w:sz="6" w:space="0" w:color="1F3864"/>
             </w:tcBorders>
             <w:shd w:val="clear" w:color="auto" w:fill="D9E2F3"/>
-            <w:tcMar>
-              <w:top w:w="50" w:type="dxa"/>
-              <w:left w:w="90" w:type="dxa"/>
-              <w:bottom w:w="50" w:type="dxa"/>
-              <w:right w:w="90" w:type="dxa"/>
-            </w:tcMar>
           </w:tcPr>
           <w:p>
             <w:pPr>
@@ -23530,12 +21248,6 @@
               <w:right w:val="single" w:sz="6" w:space="0" w:color="1F3864"/>
             </w:tcBorders>
             <w:shd w:val="clear" w:color="auto" w:fill="D9E2F3"/>
-            <w:tcMar>
-              <w:top w:w="50" w:type="dxa"/>
-              <w:left w:w="90" w:type="dxa"/>
-              <w:bottom w:w="50" w:type="dxa"/>
-              <w:right w:w="90" w:type="dxa"/>
-            </w:tcMar>
             <w:vAlign w:val="center"/>
           </w:tcPr>
           <w:p>
@@ -23580,12 +21292,6 @@
               <w:right w:val="single" w:sz="6" w:space="0" w:color="1F3864"/>
             </w:tcBorders>
             <w:shd w:val="clear" w:color="auto" w:fill="4472C4"/>
-            <w:tcMar>
-              <w:top w:w="50" w:type="dxa"/>
-              <w:left w:w="90" w:type="dxa"/>
-              <w:bottom w:w="50" w:type="dxa"/>
-              <w:right w:w="90" w:type="dxa"/>
-            </w:tcMar>
             <w:vAlign w:val="center"/>
           </w:tcPr>
           <w:p>
@@ -23652,12 +21358,6 @@
               <w:right w:val="single" w:sz="6" w:space="0" w:color="1F3864"/>
             </w:tcBorders>
             <w:shd w:val="clear" w:color="auto" w:fill="4472C4"/>
-            <w:tcMar>
-              <w:top w:w="50" w:type="dxa"/>
-              <w:left w:w="90" w:type="dxa"/>
-              <w:bottom w:w="50" w:type="dxa"/>
-              <w:right w:w="90" w:type="dxa"/>
-            </w:tcMar>
             <w:vAlign w:val="center"/>
           </w:tcPr>
           <w:p>
@@ -23697,12 +21397,6 @@
               <w:right w:val="single" w:sz="6" w:space="0" w:color="1F3864"/>
             </w:tcBorders>
             <w:shd w:val="clear" w:color="auto" w:fill="4472C4"/>
-            <w:tcMar>
-              <w:top w:w="50" w:type="dxa"/>
-              <w:left w:w="90" w:type="dxa"/>
-              <w:bottom w:w="50" w:type="dxa"/>
-              <w:right w:w="90" w:type="dxa"/>
-            </w:tcMar>
             <w:vAlign w:val="center"/>
           </w:tcPr>
           <w:p>
@@ -23742,12 +21436,6 @@
               <w:right w:val="single" w:sz="6" w:space="0" w:color="1F3864"/>
             </w:tcBorders>
             <w:shd w:val="clear" w:color="auto" w:fill="4472C4"/>
-            <w:tcMar>
-              <w:top w:w="50" w:type="dxa"/>
-              <w:left w:w="90" w:type="dxa"/>
-              <w:bottom w:w="50" w:type="dxa"/>
-              <w:right w:w="90" w:type="dxa"/>
-            </w:tcMar>
             <w:vAlign w:val="center"/>
           </w:tcPr>
           <w:p>
@@ -23787,12 +21475,6 @@
               <w:right w:val="single" w:sz="6" w:space="0" w:color="1F3864"/>
             </w:tcBorders>
             <w:shd w:val="clear" w:color="auto" w:fill="4472C4"/>
-            <w:tcMar>
-              <w:top w:w="50" w:type="dxa"/>
-              <w:left w:w="90" w:type="dxa"/>
-              <w:bottom w:w="50" w:type="dxa"/>
-              <w:right w:w="90" w:type="dxa"/>
-            </w:tcMar>
             <w:vAlign w:val="center"/>
           </w:tcPr>
           <w:p>
@@ -23859,12 +21541,6 @@
               <w:right w:val="single" w:sz="6" w:space="0" w:color="1F3864"/>
             </w:tcBorders>
             <w:shd w:val="clear" w:color="auto" w:fill="D9E2F3"/>
-            <w:tcMar>
-              <w:top w:w="50" w:type="dxa"/>
-              <w:left w:w="90" w:type="dxa"/>
-              <w:bottom w:w="50" w:type="dxa"/>
-              <w:right w:w="90" w:type="dxa"/>
-            </w:tcMar>
           </w:tcPr>
           <w:p>
             <w:pPr>
@@ -23897,12 +21573,6 @@
               <w:right w:val="single" w:sz="6" w:space="0" w:color="1F3864"/>
             </w:tcBorders>
             <w:shd w:val="clear" w:color="auto" w:fill="D9E2F3"/>
-            <w:tcMar>
-              <w:top w:w="50" w:type="dxa"/>
-              <w:left w:w="90" w:type="dxa"/>
-              <w:bottom w:w="50" w:type="dxa"/>
-              <w:right w:w="90" w:type="dxa"/>
-            </w:tcMar>
           </w:tcPr>
           <w:p>
             <w:pPr>
@@ -23935,12 +21605,6 @@
               <w:right w:val="single" w:sz="6" w:space="0" w:color="1F3864"/>
             </w:tcBorders>
             <w:shd w:val="clear" w:color="auto" w:fill="D9E2F3"/>
-            <w:tcMar>
-              <w:top w:w="50" w:type="dxa"/>
-              <w:left w:w="90" w:type="dxa"/>
-              <w:bottom w:w="50" w:type="dxa"/>
-              <w:right w:w="90" w:type="dxa"/>
-            </w:tcMar>
           </w:tcPr>
           <w:p>
             <w:pPr>
@@ -23973,12 +21637,6 @@
               <w:right w:val="single" w:sz="6" w:space="0" w:color="1F3864"/>
             </w:tcBorders>
             <w:shd w:val="clear" w:color="auto" w:fill="D9E2F3"/>
-            <w:tcMar>
-              <w:top w:w="50" w:type="dxa"/>
-              <w:left w:w="90" w:type="dxa"/>
-              <w:bottom w:w="50" w:type="dxa"/>
-              <w:right w:w="90" w:type="dxa"/>
-            </w:tcMar>
           </w:tcPr>
           <w:p>
             <w:pPr>
@@ -24038,12 +21696,6 @@
               <w:right w:val="single" w:sz="6" w:space="0" w:color="1F3864"/>
             </w:tcBorders>
             <w:shd w:val="clear" w:color="auto" w:fill="D9E2F3"/>
-            <w:tcMar>
-              <w:top w:w="50" w:type="dxa"/>
-              <w:left w:w="90" w:type="dxa"/>
-              <w:bottom w:w="50" w:type="dxa"/>
-              <w:right w:w="90" w:type="dxa"/>
-            </w:tcMar>
           </w:tcPr>
           <w:p>
             <w:pPr>
@@ -24076,12 +21728,6 @@
               <w:right w:val="single" w:sz="6" w:space="0" w:color="1F3864"/>
             </w:tcBorders>
             <w:shd w:val="clear" w:color="auto" w:fill="D9E2F3"/>
-            <w:tcMar>
-              <w:top w:w="50" w:type="dxa"/>
-              <w:left w:w="90" w:type="dxa"/>
-              <w:bottom w:w="50" w:type="dxa"/>
-              <w:right w:w="90" w:type="dxa"/>
-            </w:tcMar>
           </w:tcPr>
           <w:p>
             <w:pPr>
@@ -24114,12 +21760,6 @@
               <w:right w:val="single" w:sz="6" w:space="0" w:color="1F3864"/>
             </w:tcBorders>
             <w:shd w:val="clear" w:color="auto" w:fill="D9E2F3"/>
-            <w:tcMar>
-              <w:top w:w="50" w:type="dxa"/>
-              <w:left w:w="90" w:type="dxa"/>
-              <w:bottom w:w="50" w:type="dxa"/>
-              <w:right w:w="90" w:type="dxa"/>
-            </w:tcMar>
           </w:tcPr>
           <w:p>
             <w:pPr>
@@ -24152,12 +21792,6 @@
               <w:right w:val="single" w:sz="6" w:space="0" w:color="1F3864"/>
             </w:tcBorders>
             <w:shd w:val="clear" w:color="auto" w:fill="D9E2F3"/>
-            <w:tcMar>
-              <w:top w:w="50" w:type="dxa"/>
-              <w:left w:w="90" w:type="dxa"/>
-              <w:bottom w:w="50" w:type="dxa"/>
-              <w:right w:w="90" w:type="dxa"/>
-            </w:tcMar>
           </w:tcPr>
           <w:p>
             <w:pPr>
@@ -24217,12 +21851,6 @@
               <w:right w:val="single" w:sz="6" w:space="0" w:color="1F3864"/>
             </w:tcBorders>
             <w:shd w:val="clear" w:color="auto" w:fill="D9E2F3"/>
-            <w:tcMar>
-              <w:top w:w="50" w:type="dxa"/>
-              <w:left w:w="90" w:type="dxa"/>
-              <w:bottom w:w="50" w:type="dxa"/>
-              <w:right w:w="90" w:type="dxa"/>
-            </w:tcMar>
           </w:tcPr>
           <w:p>
             <w:pPr>
@@ -24255,12 +21883,6 @@
               <w:right w:val="single" w:sz="6" w:space="0" w:color="1F3864"/>
             </w:tcBorders>
             <w:shd w:val="clear" w:color="auto" w:fill="D9E2F3"/>
-            <w:tcMar>
-              <w:top w:w="50" w:type="dxa"/>
-              <w:left w:w="90" w:type="dxa"/>
-              <w:bottom w:w="50" w:type="dxa"/>
-              <w:right w:w="90" w:type="dxa"/>
-            </w:tcMar>
           </w:tcPr>
           <w:p>
             <w:pPr>
@@ -24293,12 +21915,6 @@
               <w:right w:val="single" w:sz="6" w:space="0" w:color="1F3864"/>
             </w:tcBorders>
             <w:shd w:val="clear" w:color="auto" w:fill="D9E2F3"/>
-            <w:tcMar>
-              <w:top w:w="50" w:type="dxa"/>
-              <w:left w:w="90" w:type="dxa"/>
-              <w:bottom w:w="50" w:type="dxa"/>
-              <w:right w:w="90" w:type="dxa"/>
-            </w:tcMar>
           </w:tcPr>
           <w:p>
             <w:pPr>
@@ -24331,12 +21947,6 @@
               <w:right w:val="single" w:sz="6" w:space="0" w:color="1F3864"/>
             </w:tcBorders>
             <w:shd w:val="clear" w:color="auto" w:fill="D9E2F3"/>
-            <w:tcMar>
-              <w:top w:w="50" w:type="dxa"/>
-              <w:left w:w="90" w:type="dxa"/>
-              <w:bottom w:w="50" w:type="dxa"/>
-              <w:right w:w="90" w:type="dxa"/>
-            </w:tcMar>
           </w:tcPr>
           <w:p>
             <w:pPr>
@@ -24396,12 +22006,6 @@
               <w:right w:val="single" w:sz="6" w:space="0" w:color="1F3864"/>
             </w:tcBorders>
             <w:shd w:val="clear" w:color="auto" w:fill="D9E2F3"/>
-            <w:tcMar>
-              <w:top w:w="50" w:type="dxa"/>
-              <w:left w:w="90" w:type="dxa"/>
-              <w:bottom w:w="50" w:type="dxa"/>
-              <w:right w:w="90" w:type="dxa"/>
-            </w:tcMar>
             <w:vAlign w:val="center"/>
           </w:tcPr>
           <w:p>
@@ -24446,12 +22050,6 @@
               <w:right w:val="single" w:sz="6" w:space="0" w:color="1F3864"/>
             </w:tcBorders>
             <w:shd w:val="clear" w:color="auto" w:fill="4472C4"/>
-            <w:tcMar>
-              <w:top w:w="50" w:type="dxa"/>
-              <w:left w:w="90" w:type="dxa"/>
-              <w:bottom w:w="50" w:type="dxa"/>
-              <w:right w:w="90" w:type="dxa"/>
-            </w:tcMar>
             <w:vAlign w:val="center"/>
           </w:tcPr>
           <w:p>
@@ -24518,12 +22116,6 @@
               <w:right w:val="single" w:sz="6" w:space="0" w:color="1F3864"/>
             </w:tcBorders>
             <w:shd w:val="clear" w:color="auto" w:fill="4472C4"/>
-            <w:tcMar>
-              <w:top w:w="50" w:type="dxa"/>
-              <w:left w:w="90" w:type="dxa"/>
-              <w:bottom w:w="50" w:type="dxa"/>
-              <w:right w:w="90" w:type="dxa"/>
-            </w:tcMar>
             <w:vAlign w:val="center"/>
           </w:tcPr>
           <w:p>
@@ -24563,12 +22155,6 @@
               <w:right w:val="single" w:sz="6" w:space="0" w:color="1F3864"/>
             </w:tcBorders>
             <w:shd w:val="clear" w:color="auto" w:fill="4472C4"/>
-            <w:tcMar>
-              <w:top w:w="50" w:type="dxa"/>
-              <w:left w:w="90" w:type="dxa"/>
-              <w:bottom w:w="50" w:type="dxa"/>
-              <w:right w:w="90" w:type="dxa"/>
-            </w:tcMar>
             <w:vAlign w:val="center"/>
           </w:tcPr>
           <w:p>
@@ -24608,12 +22194,6 @@
               <w:right w:val="single" w:sz="6" w:space="0" w:color="1F3864"/>
             </w:tcBorders>
             <w:shd w:val="clear" w:color="auto" w:fill="4472C4"/>
-            <w:tcMar>
-              <w:top w:w="50" w:type="dxa"/>
-              <w:left w:w="90" w:type="dxa"/>
-              <w:bottom w:w="50" w:type="dxa"/>
-              <w:right w:w="90" w:type="dxa"/>
-            </w:tcMar>
             <w:vAlign w:val="center"/>
           </w:tcPr>
           <w:p>
@@ -24653,12 +22233,6 @@
               <w:right w:val="single" w:sz="6" w:space="0" w:color="1F3864"/>
             </w:tcBorders>
             <w:shd w:val="clear" w:color="auto" w:fill="4472C4"/>
-            <w:tcMar>
-              <w:top w:w="50" w:type="dxa"/>
-              <w:left w:w="90" w:type="dxa"/>
-              <w:bottom w:w="50" w:type="dxa"/>
-              <w:right w:w="90" w:type="dxa"/>
-            </w:tcMar>
             <w:vAlign w:val="center"/>
           </w:tcPr>
           <w:p>
@@ -24725,12 +22299,6 @@
               <w:right w:val="single" w:sz="6" w:space="0" w:color="1F3864"/>
             </w:tcBorders>
             <w:shd w:val="clear" w:color="auto" w:fill="D9E2F3"/>
-            <w:tcMar>
-              <w:top w:w="50" w:type="dxa"/>
-              <w:left w:w="90" w:type="dxa"/>
-              <w:bottom w:w="50" w:type="dxa"/>
-              <w:right w:w="90" w:type="dxa"/>
-            </w:tcMar>
           </w:tcPr>
           <w:p>
             <w:pPr>
@@ -24763,12 +22331,6 @@
               <w:right w:val="single" w:sz="6" w:space="0" w:color="1F3864"/>
             </w:tcBorders>
             <w:shd w:val="clear" w:color="auto" w:fill="D9E2F3"/>
-            <w:tcMar>
-              <w:top w:w="50" w:type="dxa"/>
-              <w:left w:w="90" w:type="dxa"/>
-              <w:bottom w:w="50" w:type="dxa"/>
-              <w:right w:w="90" w:type="dxa"/>
-            </w:tcMar>
           </w:tcPr>
           <w:p>
             <w:pPr>
@@ -24801,12 +22363,6 @@
               <w:right w:val="single" w:sz="6" w:space="0" w:color="1F3864"/>
             </w:tcBorders>
             <w:shd w:val="clear" w:color="auto" w:fill="D9E2F3"/>
-            <w:tcMar>
-              <w:top w:w="50" w:type="dxa"/>
-              <w:left w:w="90" w:type="dxa"/>
-              <w:bottom w:w="50" w:type="dxa"/>
-              <w:right w:w="90" w:type="dxa"/>
-            </w:tcMar>
           </w:tcPr>
           <w:p>
             <w:pPr>
@@ -24839,12 +22395,6 @@
               <w:right w:val="single" w:sz="6" w:space="0" w:color="1F3864"/>
             </w:tcBorders>
             <w:shd w:val="clear" w:color="auto" w:fill="D9E2F3"/>
-            <w:tcMar>
-              <w:top w:w="50" w:type="dxa"/>
-              <w:left w:w="90" w:type="dxa"/>
-              <w:bottom w:w="50" w:type="dxa"/>
-              <w:right w:w="90" w:type="dxa"/>
-            </w:tcMar>
           </w:tcPr>
           <w:p>
             <w:pPr>
@@ -24904,12 +22454,6 @@
               <w:right w:val="single" w:sz="6" w:space="0" w:color="1F3864"/>
             </w:tcBorders>
             <w:shd w:val="clear" w:color="auto" w:fill="D9E2F3"/>
-            <w:tcMar>
-              <w:top w:w="50" w:type="dxa"/>
-              <w:left w:w="90" w:type="dxa"/>
-              <w:bottom w:w="50" w:type="dxa"/>
-              <w:right w:w="90" w:type="dxa"/>
-            </w:tcMar>
           </w:tcPr>
           <w:p>
             <w:pPr>
@@ -24942,12 +22486,6 @@
               <w:right w:val="single" w:sz="6" w:space="0" w:color="1F3864"/>
             </w:tcBorders>
             <w:shd w:val="clear" w:color="auto" w:fill="D9E2F3"/>
-            <w:tcMar>
-              <w:top w:w="50" w:type="dxa"/>
-              <w:left w:w="90" w:type="dxa"/>
-              <w:bottom w:w="50" w:type="dxa"/>
-              <w:right w:w="90" w:type="dxa"/>
-            </w:tcMar>
           </w:tcPr>
           <w:p>
             <w:pPr>
@@ -24980,12 +22518,6 @@
               <w:right w:val="single" w:sz="6" w:space="0" w:color="1F3864"/>
             </w:tcBorders>
             <w:shd w:val="clear" w:color="auto" w:fill="D9E2F3"/>
-            <w:tcMar>
-              <w:top w:w="50" w:type="dxa"/>
-              <w:left w:w="90" w:type="dxa"/>
-              <w:bottom w:w="50" w:type="dxa"/>
-              <w:right w:w="90" w:type="dxa"/>
-            </w:tcMar>
           </w:tcPr>
           <w:p>
             <w:pPr>
@@ -25018,12 +22550,6 @@
               <w:right w:val="single" w:sz="6" w:space="0" w:color="1F3864"/>
             </w:tcBorders>
             <w:shd w:val="clear" w:color="auto" w:fill="D9E2F3"/>
-            <w:tcMar>
-              <w:top w:w="50" w:type="dxa"/>
-              <w:left w:w="90" w:type="dxa"/>
-              <w:bottom w:w="50" w:type="dxa"/>
-              <w:right w:w="90" w:type="dxa"/>
-            </w:tcMar>
           </w:tcPr>
           <w:p>
             <w:pPr>
@@ -25083,12 +22609,6 @@
               <w:right w:val="single" w:sz="6" w:space="0" w:color="1F3864"/>
             </w:tcBorders>
             <w:shd w:val="clear" w:color="auto" w:fill="D9E2F3"/>
-            <w:tcMar>
-              <w:top w:w="50" w:type="dxa"/>
-              <w:left w:w="90" w:type="dxa"/>
-              <w:bottom w:w="50" w:type="dxa"/>
-              <w:right w:w="90" w:type="dxa"/>
-            </w:tcMar>
           </w:tcPr>
           <w:p>
             <w:pPr>
@@ -25121,12 +22641,6 @@
               <w:right w:val="single" w:sz="6" w:space="0" w:color="1F3864"/>
             </w:tcBorders>
             <w:shd w:val="clear" w:color="auto" w:fill="D9E2F3"/>
-            <w:tcMar>
-              <w:top w:w="50" w:type="dxa"/>
-              <w:left w:w="90" w:type="dxa"/>
-              <w:bottom w:w="50" w:type="dxa"/>
-              <w:right w:w="90" w:type="dxa"/>
-            </w:tcMar>
           </w:tcPr>
           <w:p>
             <w:pPr>
@@ -25159,12 +22673,6 @@
               <w:right w:val="single" w:sz="6" w:space="0" w:color="1F3864"/>
             </w:tcBorders>
             <w:shd w:val="clear" w:color="auto" w:fill="D9E2F3"/>
-            <w:tcMar>
-              <w:top w:w="50" w:type="dxa"/>
-              <w:left w:w="90" w:type="dxa"/>
-              <w:bottom w:w="50" w:type="dxa"/>
-              <w:right w:w="90" w:type="dxa"/>
-            </w:tcMar>
           </w:tcPr>
           <w:p>
             <w:pPr>
@@ -25197,12 +22705,6 @@
               <w:right w:val="single" w:sz="6" w:space="0" w:color="1F3864"/>
             </w:tcBorders>
             <w:shd w:val="clear" w:color="auto" w:fill="D9E2F3"/>
-            <w:tcMar>
-              <w:top w:w="50" w:type="dxa"/>
-              <w:left w:w="90" w:type="dxa"/>
-              <w:bottom w:w="50" w:type="dxa"/>
-              <w:right w:w="90" w:type="dxa"/>
-            </w:tcMar>
           </w:tcPr>
           <w:p>
             <w:pPr>
@@ -25262,12 +22764,6 @@
               <w:right w:val="single" w:sz="6" w:space="0" w:color="1F3864"/>
             </w:tcBorders>
             <w:shd w:val="clear" w:color="auto" w:fill="D9E2F3"/>
-            <w:tcMar>
-              <w:top w:w="50" w:type="dxa"/>
-              <w:left w:w="90" w:type="dxa"/>
-              <w:bottom w:w="50" w:type="dxa"/>
-              <w:right w:w="90" w:type="dxa"/>
-            </w:tcMar>
             <w:vAlign w:val="center"/>
           </w:tcPr>
           <w:p>
@@ -25312,12 +22808,6 @@
               <w:right w:val="single" w:sz="6" w:space="0" w:color="1F3864"/>
             </w:tcBorders>
             <w:shd w:val="clear" w:color="auto" w:fill="4472C4"/>
-            <w:tcMar>
-              <w:top w:w="50" w:type="dxa"/>
-              <w:left w:w="90" w:type="dxa"/>
-              <w:bottom w:w="50" w:type="dxa"/>
-              <w:right w:w="90" w:type="dxa"/>
-            </w:tcMar>
             <w:vAlign w:val="center"/>
           </w:tcPr>
           <w:p>
@@ -25384,12 +22874,6 @@
               <w:right w:val="single" w:sz="6" w:space="0" w:color="1F3864"/>
             </w:tcBorders>
             <w:shd w:val="clear" w:color="auto" w:fill="4472C4"/>
-            <w:tcMar>
-              <w:top w:w="50" w:type="dxa"/>
-              <w:left w:w="90" w:type="dxa"/>
-              <w:bottom w:w="50" w:type="dxa"/>
-              <w:right w:w="90" w:type="dxa"/>
-            </w:tcMar>
             <w:vAlign w:val="center"/>
           </w:tcPr>
           <w:p>
@@ -25429,12 +22913,6 @@
               <w:right w:val="single" w:sz="6" w:space="0" w:color="1F3864"/>
             </w:tcBorders>
             <w:shd w:val="clear" w:color="auto" w:fill="4472C4"/>
-            <w:tcMar>
-              <w:top w:w="50" w:type="dxa"/>
-              <w:left w:w="90" w:type="dxa"/>
-              <w:bottom w:w="50" w:type="dxa"/>
-              <w:right w:w="90" w:type="dxa"/>
-            </w:tcMar>
             <w:vAlign w:val="center"/>
           </w:tcPr>
           <w:p>
@@ -25474,12 +22952,6 @@
               <w:right w:val="single" w:sz="6" w:space="0" w:color="1F3864"/>
             </w:tcBorders>
             <w:shd w:val="clear" w:color="auto" w:fill="4472C4"/>
-            <w:tcMar>
-              <w:top w:w="50" w:type="dxa"/>
-              <w:left w:w="90" w:type="dxa"/>
-              <w:bottom w:w="50" w:type="dxa"/>
-              <w:right w:w="90" w:type="dxa"/>
-            </w:tcMar>
             <w:vAlign w:val="center"/>
           </w:tcPr>
           <w:p>
@@ -25519,12 +22991,6 @@
               <w:right w:val="single" w:sz="6" w:space="0" w:color="1F3864"/>
             </w:tcBorders>
             <w:shd w:val="clear" w:color="auto" w:fill="4472C4"/>
-            <w:tcMar>
-              <w:top w:w="50" w:type="dxa"/>
-              <w:left w:w="90" w:type="dxa"/>
-              <w:bottom w:w="50" w:type="dxa"/>
-              <w:right w:w="90" w:type="dxa"/>
-            </w:tcMar>
             <w:vAlign w:val="center"/>
           </w:tcPr>
           <w:p>
@@ -25591,12 +23057,6 @@
               <w:right w:val="single" w:sz="6" w:space="0" w:color="1F3864"/>
             </w:tcBorders>
             <w:shd w:val="clear" w:color="auto" w:fill="D9E2F3"/>
-            <w:tcMar>
-              <w:top w:w="50" w:type="dxa"/>
-              <w:left w:w="90" w:type="dxa"/>
-              <w:bottom w:w="50" w:type="dxa"/>
-              <w:right w:w="90" w:type="dxa"/>
-            </w:tcMar>
           </w:tcPr>
           <w:p>
             <w:pPr>
@@ -25629,12 +23089,6 @@
               <w:right w:val="single" w:sz="6" w:space="0" w:color="1F3864"/>
             </w:tcBorders>
             <w:shd w:val="clear" w:color="auto" w:fill="D9E2F3"/>
-            <w:tcMar>
-              <w:top w:w="50" w:type="dxa"/>
-              <w:left w:w="90" w:type="dxa"/>
-              <w:bottom w:w="50" w:type="dxa"/>
-              <w:right w:w="90" w:type="dxa"/>
-            </w:tcMar>
           </w:tcPr>
           <w:p>
             <w:pPr>
@@ -25667,12 +23121,6 @@
               <w:right w:val="single" w:sz="6" w:space="0" w:color="1F3864"/>
             </w:tcBorders>
             <w:shd w:val="clear" w:color="auto" w:fill="D9E2F3"/>
-            <w:tcMar>
-              <w:top w:w="50" w:type="dxa"/>
-              <w:left w:w="90" w:type="dxa"/>
-              <w:bottom w:w="50" w:type="dxa"/>
-              <w:right w:w="90" w:type="dxa"/>
-            </w:tcMar>
           </w:tcPr>
           <w:p>
             <w:pPr>
@@ -25705,12 +23153,6 @@
               <w:right w:val="single" w:sz="6" w:space="0" w:color="1F3864"/>
             </w:tcBorders>
             <w:shd w:val="clear" w:color="auto" w:fill="D9E2F3"/>
-            <w:tcMar>
-              <w:top w:w="50" w:type="dxa"/>
-              <w:left w:w="90" w:type="dxa"/>
-              <w:bottom w:w="50" w:type="dxa"/>
-              <w:right w:w="90" w:type="dxa"/>
-            </w:tcMar>
           </w:tcPr>
           <w:p>
             <w:pPr>
@@ -25770,12 +23212,6 @@
               <w:right w:val="single" w:sz="6" w:space="0" w:color="1F3864"/>
             </w:tcBorders>
             <w:shd w:val="clear" w:color="auto" w:fill="D9E2F3"/>
-            <w:tcMar>
-              <w:top w:w="50" w:type="dxa"/>
-              <w:left w:w="90" w:type="dxa"/>
-              <w:bottom w:w="50" w:type="dxa"/>
-              <w:right w:w="90" w:type="dxa"/>
-            </w:tcMar>
           </w:tcPr>
           <w:p>
             <w:pPr>
@@ -25808,12 +23244,6 @@
               <w:right w:val="single" w:sz="6" w:space="0" w:color="1F3864"/>
             </w:tcBorders>
             <w:shd w:val="clear" w:color="auto" w:fill="D9E2F3"/>
-            <w:tcMar>
-              <w:top w:w="50" w:type="dxa"/>
-              <w:left w:w="90" w:type="dxa"/>
-              <w:bottom w:w="50" w:type="dxa"/>
-              <w:right w:w="90" w:type="dxa"/>
-            </w:tcMar>
           </w:tcPr>
           <w:p>
             <w:pPr>
@@ -25846,12 +23276,6 @@
               <w:right w:val="single" w:sz="6" w:space="0" w:color="1F3864"/>
             </w:tcBorders>
             <w:shd w:val="clear" w:color="auto" w:fill="D9E2F3"/>
-            <w:tcMar>
-              <w:top w:w="50" w:type="dxa"/>
-              <w:left w:w="90" w:type="dxa"/>
-              <w:bottom w:w="50" w:type="dxa"/>
-              <w:right w:w="90" w:type="dxa"/>
-            </w:tcMar>
           </w:tcPr>
           <w:p>
             <w:pPr>
@@ -25884,12 +23308,6 @@
               <w:right w:val="single" w:sz="6" w:space="0" w:color="1F3864"/>
             </w:tcBorders>
             <w:shd w:val="clear" w:color="auto" w:fill="D9E2F3"/>
-            <w:tcMar>
-              <w:top w:w="50" w:type="dxa"/>
-              <w:left w:w="90" w:type="dxa"/>
-              <w:bottom w:w="50" w:type="dxa"/>
-              <w:right w:w="90" w:type="dxa"/>
-            </w:tcMar>
           </w:tcPr>
           <w:p>
             <w:pPr>
@@ -25949,12 +23367,6 @@
               <w:right w:val="single" w:sz="6" w:space="0" w:color="1F3864"/>
             </w:tcBorders>
             <w:shd w:val="clear" w:color="auto" w:fill="D9E2F3"/>
-            <w:tcMar>
-              <w:top w:w="50" w:type="dxa"/>
-              <w:left w:w="90" w:type="dxa"/>
-              <w:bottom w:w="50" w:type="dxa"/>
-              <w:right w:w="90" w:type="dxa"/>
-            </w:tcMar>
             <w:vAlign w:val="center"/>
           </w:tcPr>
           <w:p>
@@ -25999,12 +23411,6 @@
               <w:right w:val="single" w:sz="6" w:space="0" w:color="1F3864"/>
             </w:tcBorders>
             <w:shd w:val="clear" w:color="auto" w:fill="4472C4"/>
-            <w:tcMar>
-              <w:top w:w="50" w:type="dxa"/>
-              <w:left w:w="90" w:type="dxa"/>
-              <w:bottom w:w="50" w:type="dxa"/>
-              <w:right w:w="90" w:type="dxa"/>
-            </w:tcMar>
             <w:vAlign w:val="center"/>
           </w:tcPr>
           <w:p>
@@ -26071,12 +23477,6 @@
               <w:right w:val="single" w:sz="6" w:space="0" w:color="1F3864"/>
             </w:tcBorders>
             <w:shd w:val="clear" w:color="auto" w:fill="4472C4"/>
-            <w:tcMar>
-              <w:top w:w="50" w:type="dxa"/>
-              <w:left w:w="90" w:type="dxa"/>
-              <w:bottom w:w="50" w:type="dxa"/>
-              <w:right w:w="90" w:type="dxa"/>
-            </w:tcMar>
             <w:vAlign w:val="center"/>
           </w:tcPr>
           <w:p>
@@ -26116,12 +23516,6 @@
               <w:right w:val="single" w:sz="6" w:space="0" w:color="1F3864"/>
             </w:tcBorders>
             <w:shd w:val="clear" w:color="auto" w:fill="4472C4"/>
-            <w:tcMar>
-              <w:top w:w="50" w:type="dxa"/>
-              <w:left w:w="90" w:type="dxa"/>
-              <w:bottom w:w="50" w:type="dxa"/>
-              <w:right w:w="90" w:type="dxa"/>
-            </w:tcMar>
             <w:vAlign w:val="center"/>
           </w:tcPr>
           <w:p>
@@ -26161,12 +23555,6 @@
               <w:right w:val="single" w:sz="6" w:space="0" w:color="1F3864"/>
             </w:tcBorders>
             <w:shd w:val="clear" w:color="auto" w:fill="4472C4"/>
-            <w:tcMar>
-              <w:top w:w="50" w:type="dxa"/>
-              <w:left w:w="90" w:type="dxa"/>
-              <w:bottom w:w="50" w:type="dxa"/>
-              <w:right w:w="90" w:type="dxa"/>
-            </w:tcMar>
             <w:vAlign w:val="center"/>
           </w:tcPr>
           <w:p>
@@ -26206,12 +23594,6 @@
               <w:right w:val="single" w:sz="6" w:space="0" w:color="1F3864"/>
             </w:tcBorders>
             <w:shd w:val="clear" w:color="auto" w:fill="4472C4"/>
-            <w:tcMar>
-              <w:top w:w="50" w:type="dxa"/>
-              <w:left w:w="90" w:type="dxa"/>
-              <w:bottom w:w="50" w:type="dxa"/>
-              <w:right w:w="90" w:type="dxa"/>
-            </w:tcMar>
             <w:vAlign w:val="center"/>
           </w:tcPr>
           <w:p>
@@ -26278,12 +23660,6 @@
               <w:right w:val="single" w:sz="6" w:space="0" w:color="1F3864"/>
             </w:tcBorders>
             <w:shd w:val="clear" w:color="auto" w:fill="D9E2F3"/>
-            <w:tcMar>
-              <w:top w:w="50" w:type="dxa"/>
-              <w:left w:w="90" w:type="dxa"/>
-              <w:bottom w:w="50" w:type="dxa"/>
-              <w:right w:w="90" w:type="dxa"/>
-            </w:tcMar>
           </w:tcPr>
           <w:p>
             <w:pPr>
@@ -26316,12 +23692,6 @@
               <w:right w:val="single" w:sz="6" w:space="0" w:color="1F3864"/>
             </w:tcBorders>
             <w:shd w:val="clear" w:color="auto" w:fill="D9E2F3"/>
-            <w:tcMar>
-              <w:top w:w="50" w:type="dxa"/>
-              <w:left w:w="90" w:type="dxa"/>
-              <w:bottom w:w="50" w:type="dxa"/>
-              <w:right w:w="90" w:type="dxa"/>
-            </w:tcMar>
           </w:tcPr>
           <w:p>
             <w:pPr>
@@ -26354,12 +23724,6 @@
               <w:right w:val="single" w:sz="6" w:space="0" w:color="1F3864"/>
             </w:tcBorders>
             <w:shd w:val="clear" w:color="auto" w:fill="D9E2F3"/>
-            <w:tcMar>
-              <w:top w:w="50" w:type="dxa"/>
-              <w:left w:w="90" w:type="dxa"/>
-              <w:bottom w:w="50" w:type="dxa"/>
-              <w:right w:w="90" w:type="dxa"/>
-            </w:tcMar>
           </w:tcPr>
           <w:p>
             <w:pPr>
@@ -26392,12 +23756,6 @@
               <w:right w:val="single" w:sz="6" w:space="0" w:color="1F3864"/>
             </w:tcBorders>
             <w:shd w:val="clear" w:color="auto" w:fill="D9E2F3"/>
-            <w:tcMar>
-              <w:top w:w="50" w:type="dxa"/>
-              <w:left w:w="90" w:type="dxa"/>
-              <w:bottom w:w="50" w:type="dxa"/>
-              <w:right w:w="90" w:type="dxa"/>
-            </w:tcMar>
           </w:tcPr>
           <w:p>
             <w:pPr>
@@ -26457,12 +23815,6 @@
               <w:right w:val="single" w:sz="6" w:space="0" w:color="1F3864"/>
             </w:tcBorders>
             <w:shd w:val="clear" w:color="auto" w:fill="D9E2F3"/>
-            <w:tcMar>
-              <w:top w:w="50" w:type="dxa"/>
-              <w:left w:w="90" w:type="dxa"/>
-              <w:bottom w:w="50" w:type="dxa"/>
-              <w:right w:w="90" w:type="dxa"/>
-            </w:tcMar>
           </w:tcPr>
           <w:p>
             <w:pPr>
@@ -26495,12 +23847,6 @@
               <w:right w:val="single" w:sz="6" w:space="0" w:color="1F3864"/>
             </w:tcBorders>
             <w:shd w:val="clear" w:color="auto" w:fill="D9E2F3"/>
-            <w:tcMar>
-              <w:top w:w="50" w:type="dxa"/>
-              <w:left w:w="90" w:type="dxa"/>
-              <w:bottom w:w="50" w:type="dxa"/>
-              <w:right w:w="90" w:type="dxa"/>
-            </w:tcMar>
           </w:tcPr>
           <w:p>
             <w:pPr>
@@ -26533,12 +23879,6 @@
               <w:right w:val="single" w:sz="6" w:space="0" w:color="1F3864"/>
             </w:tcBorders>
             <w:shd w:val="clear" w:color="auto" w:fill="D9E2F3"/>
-            <w:tcMar>
-              <w:top w:w="50" w:type="dxa"/>
-              <w:left w:w="90" w:type="dxa"/>
-              <w:bottom w:w="50" w:type="dxa"/>
-              <w:right w:w="90" w:type="dxa"/>
-            </w:tcMar>
           </w:tcPr>
           <w:p>
             <w:pPr>
@@ -26571,12 +23911,6 @@
               <w:right w:val="single" w:sz="6" w:space="0" w:color="1F3864"/>
             </w:tcBorders>
             <w:shd w:val="clear" w:color="auto" w:fill="D9E2F3"/>
-            <w:tcMar>
-              <w:top w:w="50" w:type="dxa"/>
-              <w:left w:w="90" w:type="dxa"/>
-              <w:bottom w:w="50" w:type="dxa"/>
-              <w:right w:w="90" w:type="dxa"/>
-            </w:tcMar>
           </w:tcPr>
           <w:p>
             <w:pPr>
@@ -26636,12 +23970,6 @@
               <w:right w:val="single" w:sz="6" w:space="0" w:color="1F3864"/>
             </w:tcBorders>
             <w:shd w:val="clear" w:color="auto" w:fill="D9E2F3"/>
-            <w:tcMar>
-              <w:top w:w="50" w:type="dxa"/>
-              <w:left w:w="90" w:type="dxa"/>
-              <w:bottom w:w="50" w:type="dxa"/>
-              <w:right w:w="90" w:type="dxa"/>
-            </w:tcMar>
           </w:tcPr>
           <w:p>
             <w:pPr>
@@ -26674,12 +24002,6 @@
               <w:right w:val="single" w:sz="6" w:space="0" w:color="1F3864"/>
             </w:tcBorders>
             <w:shd w:val="clear" w:color="auto" w:fill="D9E2F3"/>
-            <w:tcMar>
-              <w:top w:w="50" w:type="dxa"/>
-              <w:left w:w="90" w:type="dxa"/>
-              <w:bottom w:w="50" w:type="dxa"/>
-              <w:right w:w="90" w:type="dxa"/>
-            </w:tcMar>
           </w:tcPr>
           <w:p>
             <w:pPr>
@@ -26712,12 +24034,6 @@
               <w:right w:val="single" w:sz="6" w:space="0" w:color="1F3864"/>
             </w:tcBorders>
             <w:shd w:val="clear" w:color="auto" w:fill="D9E2F3"/>
-            <w:tcMar>
-              <w:top w:w="50" w:type="dxa"/>
-              <w:left w:w="90" w:type="dxa"/>
-              <w:bottom w:w="50" w:type="dxa"/>
-              <w:right w:w="90" w:type="dxa"/>
-            </w:tcMar>
           </w:tcPr>
           <w:p>
             <w:pPr>
@@ -26750,12 +24066,6 @@
               <w:right w:val="single" w:sz="6" w:space="0" w:color="1F3864"/>
             </w:tcBorders>
             <w:shd w:val="clear" w:color="auto" w:fill="D9E2F3"/>
-            <w:tcMar>
-              <w:top w:w="50" w:type="dxa"/>
-              <w:left w:w="90" w:type="dxa"/>
-              <w:bottom w:w="50" w:type="dxa"/>
-              <w:right w:w="90" w:type="dxa"/>
-            </w:tcMar>
           </w:tcPr>
           <w:p>
             <w:pPr>
@@ -26815,12 +24125,6 @@
               <w:right w:val="single" w:sz="6" w:space="0" w:color="1F3864"/>
             </w:tcBorders>
             <w:shd w:val="clear" w:color="auto" w:fill="D9E2F3"/>
-            <w:tcMar>
-              <w:top w:w="50" w:type="dxa"/>
-              <w:left w:w="90" w:type="dxa"/>
-              <w:bottom w:w="50" w:type="dxa"/>
-              <w:right w:w="90" w:type="dxa"/>
-            </w:tcMar>
             <w:vAlign w:val="center"/>
           </w:tcPr>
           <w:p>
@@ -26865,12 +24169,6 @@
               <w:right w:val="single" w:sz="6" w:space="0" w:color="1F3864"/>
             </w:tcBorders>
             <w:shd w:val="clear" w:color="auto" w:fill="4472C4"/>
-            <w:tcMar>
-              <w:top w:w="50" w:type="dxa"/>
-              <w:left w:w="90" w:type="dxa"/>
-              <w:bottom w:w="50" w:type="dxa"/>
-              <w:right w:w="90" w:type="dxa"/>
-            </w:tcMar>
             <w:vAlign w:val="center"/>
           </w:tcPr>
           <w:p>
@@ -26937,12 +24235,6 @@
               <w:right w:val="single" w:sz="6" w:space="0" w:color="1F3864"/>
             </w:tcBorders>
             <w:shd w:val="clear" w:color="auto" w:fill="4472C4"/>
-            <w:tcMar>
-              <w:top w:w="50" w:type="dxa"/>
-              <w:left w:w="90" w:type="dxa"/>
-              <w:bottom w:w="50" w:type="dxa"/>
-              <w:right w:w="90" w:type="dxa"/>
-            </w:tcMar>
             <w:vAlign w:val="center"/>
           </w:tcPr>
           <w:p>
@@ -26982,12 +24274,6 @@
               <w:right w:val="single" w:sz="6" w:space="0" w:color="1F3864"/>
             </w:tcBorders>
             <w:shd w:val="clear" w:color="auto" w:fill="4472C4"/>
-            <w:tcMar>
-              <w:top w:w="50" w:type="dxa"/>
-              <w:left w:w="90" w:type="dxa"/>
-              <w:bottom w:w="50" w:type="dxa"/>
-              <w:right w:w="90" w:type="dxa"/>
-            </w:tcMar>
             <w:vAlign w:val="center"/>
           </w:tcPr>
           <w:p>
@@ -27027,12 +24313,6 @@
               <w:right w:val="single" w:sz="6" w:space="0" w:color="1F3864"/>
             </w:tcBorders>
             <w:shd w:val="clear" w:color="auto" w:fill="4472C4"/>
-            <w:tcMar>
-              <w:top w:w="50" w:type="dxa"/>
-              <w:left w:w="90" w:type="dxa"/>
-              <w:bottom w:w="50" w:type="dxa"/>
-              <w:right w:w="90" w:type="dxa"/>
-            </w:tcMar>
             <w:vAlign w:val="center"/>
           </w:tcPr>
           <w:p>
@@ -27072,12 +24352,6 @@
               <w:right w:val="single" w:sz="6" w:space="0" w:color="1F3864"/>
             </w:tcBorders>
             <w:shd w:val="clear" w:color="auto" w:fill="4472C4"/>
-            <w:tcMar>
-              <w:top w:w="50" w:type="dxa"/>
-              <w:left w:w="90" w:type="dxa"/>
-              <w:bottom w:w="50" w:type="dxa"/>
-              <w:right w:w="90" w:type="dxa"/>
-            </w:tcMar>
             <w:vAlign w:val="center"/>
           </w:tcPr>
           <w:p>
@@ -27144,12 +24418,6 @@
               <w:right w:val="single" w:sz="6" w:space="0" w:color="1F3864"/>
             </w:tcBorders>
             <w:shd w:val="clear" w:color="auto" w:fill="D9E2F3"/>
-            <w:tcMar>
-              <w:top w:w="50" w:type="dxa"/>
-              <w:left w:w="90" w:type="dxa"/>
-              <w:bottom w:w="50" w:type="dxa"/>
-              <w:right w:w="90" w:type="dxa"/>
-            </w:tcMar>
             <w:vAlign w:val="center"/>
           </w:tcPr>
           <w:p>
@@ -27183,12 +24451,6 @@
               <w:right w:val="single" w:sz="6" w:space="0" w:color="1F3864"/>
             </w:tcBorders>
             <w:shd w:val="clear" w:color="auto" w:fill="D9E2F3"/>
-            <w:tcMar>
-              <w:top w:w="50" w:type="dxa"/>
-              <w:left w:w="90" w:type="dxa"/>
-              <w:bottom w:w="50" w:type="dxa"/>
-              <w:right w:w="90" w:type="dxa"/>
-            </w:tcMar>
             <w:vAlign w:val="center"/>
           </w:tcPr>
           <w:p>
@@ -27222,12 +24484,6 @@
               <w:right w:val="single" w:sz="6" w:space="0" w:color="1F3864"/>
             </w:tcBorders>
             <w:shd w:val="clear" w:color="auto" w:fill="D9E2F3"/>
-            <w:tcMar>
-              <w:top w:w="50" w:type="dxa"/>
-              <w:left w:w="90" w:type="dxa"/>
-              <w:bottom w:w="50" w:type="dxa"/>
-              <w:right w:w="90" w:type="dxa"/>
-            </w:tcMar>
             <w:vAlign w:val="center"/>
           </w:tcPr>
           <w:p>
@@ -27261,12 +24517,6 @@
               <w:right w:val="single" w:sz="6" w:space="0" w:color="1F3864"/>
             </w:tcBorders>
             <w:shd w:val="clear" w:color="auto" w:fill="D9E2F3"/>
-            <w:tcMar>
-              <w:top w:w="50" w:type="dxa"/>
-              <w:left w:w="90" w:type="dxa"/>
-              <w:bottom w:w="50" w:type="dxa"/>
-              <w:right w:w="90" w:type="dxa"/>
-            </w:tcMar>
             <w:vAlign w:val="center"/>
           </w:tcPr>
           <w:p>
@@ -27327,12 +24577,6 @@
               <w:right w:val="single" w:sz="6" w:space="0" w:color="1F3864"/>
             </w:tcBorders>
             <w:shd w:val="clear" w:color="auto" w:fill="D9E2F3"/>
-            <w:tcMar>
-              <w:top w:w="50" w:type="dxa"/>
-              <w:left w:w="90" w:type="dxa"/>
-              <w:bottom w:w="50" w:type="dxa"/>
-              <w:right w:w="90" w:type="dxa"/>
-            </w:tcMar>
             <w:vAlign w:val="center"/>
           </w:tcPr>
           <w:p>
@@ -27366,12 +24610,6 @@
               <w:right w:val="single" w:sz="6" w:space="0" w:color="1F3864"/>
             </w:tcBorders>
             <w:shd w:val="clear" w:color="auto" w:fill="D9E2F3"/>
-            <w:tcMar>
-              <w:top w:w="50" w:type="dxa"/>
-              <w:left w:w="90" w:type="dxa"/>
-              <w:bottom w:w="50" w:type="dxa"/>
-              <w:right w:w="90" w:type="dxa"/>
-            </w:tcMar>
             <w:vAlign w:val="center"/>
           </w:tcPr>
           <w:p>
@@ -27405,12 +24643,6 @@
               <w:right w:val="single" w:sz="6" w:space="0" w:color="1F3864"/>
             </w:tcBorders>
             <w:shd w:val="clear" w:color="auto" w:fill="D9E2F3"/>
-            <w:tcMar>
-              <w:top w:w="50" w:type="dxa"/>
-              <w:left w:w="90" w:type="dxa"/>
-              <w:bottom w:w="50" w:type="dxa"/>
-              <w:right w:w="90" w:type="dxa"/>
-            </w:tcMar>
             <w:vAlign w:val="center"/>
           </w:tcPr>
           <w:p>
@@ -27444,12 +24676,6 @@
               <w:right w:val="single" w:sz="6" w:space="0" w:color="1F3864"/>
             </w:tcBorders>
             <w:shd w:val="clear" w:color="auto" w:fill="D9E2F3"/>
-            <w:tcMar>
-              <w:top w:w="50" w:type="dxa"/>
-              <w:left w:w="90" w:type="dxa"/>
-              <w:bottom w:w="50" w:type="dxa"/>
-              <w:right w:w="90" w:type="dxa"/>
-            </w:tcMar>
             <w:vAlign w:val="center"/>
           </w:tcPr>
           <w:p>
@@ -27510,12 +24736,6 @@
               <w:right w:val="single" w:sz="6" w:space="0" w:color="1F3864"/>
             </w:tcBorders>
             <w:shd w:val="clear" w:color="auto" w:fill="D9E2F3"/>
-            <w:tcMar>
-              <w:top w:w="50" w:type="dxa"/>
-              <w:left w:w="90" w:type="dxa"/>
-              <w:bottom w:w="50" w:type="dxa"/>
-              <w:right w:w="90" w:type="dxa"/>
-            </w:tcMar>
             <w:vAlign w:val="center"/>
           </w:tcPr>
           <w:p>
@@ -27560,12 +24780,6 @@
               <w:right w:val="single" w:sz="6" w:space="0" w:color="1F3864"/>
             </w:tcBorders>
             <w:shd w:val="clear" w:color="auto" w:fill="4472C4"/>
-            <w:tcMar>
-              <w:top w:w="50" w:type="dxa"/>
-              <w:left w:w="90" w:type="dxa"/>
-              <w:bottom w:w="50" w:type="dxa"/>
-              <w:right w:w="90" w:type="dxa"/>
-            </w:tcMar>
             <w:vAlign w:val="center"/>
           </w:tcPr>
           <w:p>
@@ -27632,12 +24846,6 @@
               <w:right w:val="single" w:sz="6" w:space="0" w:color="1F3864"/>
             </w:tcBorders>
             <w:shd w:val="clear" w:color="auto" w:fill="4472C4"/>
-            <w:tcMar>
-              <w:top w:w="50" w:type="dxa"/>
-              <w:left w:w="90" w:type="dxa"/>
-              <w:bottom w:w="50" w:type="dxa"/>
-              <w:right w:w="90" w:type="dxa"/>
-            </w:tcMar>
             <w:vAlign w:val="center"/>
           </w:tcPr>
           <w:p>
@@ -27677,12 +24885,6 @@
               <w:right w:val="single" w:sz="6" w:space="0" w:color="1F3864"/>
             </w:tcBorders>
             <w:shd w:val="clear" w:color="auto" w:fill="4472C4"/>
-            <w:tcMar>
-              <w:top w:w="50" w:type="dxa"/>
-              <w:left w:w="90" w:type="dxa"/>
-              <w:bottom w:w="50" w:type="dxa"/>
-              <w:right w:w="90" w:type="dxa"/>
-            </w:tcMar>
             <w:vAlign w:val="center"/>
           </w:tcPr>
           <w:p>
@@ -27722,12 +24924,6 @@
               <w:right w:val="single" w:sz="6" w:space="0" w:color="1F3864"/>
             </w:tcBorders>
             <w:shd w:val="clear" w:color="auto" w:fill="4472C4"/>
-            <w:tcMar>
-              <w:top w:w="50" w:type="dxa"/>
-              <w:left w:w="90" w:type="dxa"/>
-              <w:bottom w:w="50" w:type="dxa"/>
-              <w:right w:w="90" w:type="dxa"/>
-            </w:tcMar>
             <w:vAlign w:val="center"/>
           </w:tcPr>
           <w:p>
@@ -27767,12 +24963,6 @@
               <w:right w:val="single" w:sz="6" w:space="0" w:color="1F3864"/>
             </w:tcBorders>
             <w:shd w:val="clear" w:color="auto" w:fill="4472C4"/>
-            <w:tcMar>
-              <w:top w:w="50" w:type="dxa"/>
-              <w:left w:w="90" w:type="dxa"/>
-              <w:bottom w:w="50" w:type="dxa"/>
-              <w:right w:w="90" w:type="dxa"/>
-            </w:tcMar>
             <w:vAlign w:val="center"/>
           </w:tcPr>
           <w:p>
@@ -27839,12 +25029,6 @@
               <w:right w:val="single" w:sz="6" w:space="0" w:color="1F3864"/>
             </w:tcBorders>
             <w:shd w:val="clear" w:color="auto" w:fill="D9E2F3"/>
-            <w:tcMar>
-              <w:top w:w="50" w:type="dxa"/>
-              <w:left w:w="90" w:type="dxa"/>
-              <w:bottom w:w="50" w:type="dxa"/>
-              <w:right w:w="90" w:type="dxa"/>
-            </w:tcMar>
           </w:tcPr>
           <w:p>
             <w:pPr>
@@ -27877,12 +25061,6 @@
               <w:right w:val="single" w:sz="6" w:space="0" w:color="1F3864"/>
             </w:tcBorders>
             <w:shd w:val="clear" w:color="auto" w:fill="D9E2F3"/>
-            <w:tcMar>
-              <w:top w:w="50" w:type="dxa"/>
-              <w:left w:w="90" w:type="dxa"/>
-              <w:bottom w:w="50" w:type="dxa"/>
-              <w:right w:w="90" w:type="dxa"/>
-            </w:tcMar>
           </w:tcPr>
           <w:p>
             <w:pPr>
@@ -27915,12 +25093,6 @@
               <w:right w:val="single" w:sz="6" w:space="0" w:color="1F3864"/>
             </w:tcBorders>
             <w:shd w:val="clear" w:color="auto" w:fill="D9E2F3"/>
-            <w:tcMar>
-              <w:top w:w="50" w:type="dxa"/>
-              <w:left w:w="90" w:type="dxa"/>
-              <w:bottom w:w="50" w:type="dxa"/>
-              <w:right w:w="90" w:type="dxa"/>
-            </w:tcMar>
           </w:tcPr>
           <w:p>
             <w:pPr>
@@ -27953,12 +25125,6 @@
               <w:right w:val="single" w:sz="6" w:space="0" w:color="1F3864"/>
             </w:tcBorders>
             <w:shd w:val="clear" w:color="auto" w:fill="D9E2F3"/>
-            <w:tcMar>
-              <w:top w:w="50" w:type="dxa"/>
-              <w:left w:w="90" w:type="dxa"/>
-              <w:bottom w:w="50" w:type="dxa"/>
-              <w:right w:w="90" w:type="dxa"/>
-            </w:tcMar>
           </w:tcPr>
           <w:p>
             <w:pPr>
@@ -28018,12 +25184,6 @@
               <w:right w:val="single" w:sz="6" w:space="0" w:color="1F3864"/>
             </w:tcBorders>
             <w:shd w:val="clear" w:color="auto" w:fill="D9E2F3"/>
-            <w:tcMar>
-              <w:top w:w="50" w:type="dxa"/>
-              <w:left w:w="90" w:type="dxa"/>
-              <w:bottom w:w="50" w:type="dxa"/>
-              <w:right w:w="90" w:type="dxa"/>
-            </w:tcMar>
             <w:vAlign w:val="center"/>
           </w:tcPr>
           <w:p>
@@ -28068,12 +25228,6 @@
               <w:right w:val="single" w:sz="6" w:space="0" w:color="1F3864"/>
             </w:tcBorders>
             <w:shd w:val="clear" w:color="auto" w:fill="4472C4"/>
-            <w:tcMar>
-              <w:top w:w="50" w:type="dxa"/>
-              <w:left w:w="90" w:type="dxa"/>
-              <w:bottom w:w="50" w:type="dxa"/>
-              <w:right w:w="90" w:type="dxa"/>
-            </w:tcMar>
             <w:vAlign w:val="center"/>
           </w:tcPr>
           <w:p>
@@ -28140,12 +25294,6 @@
               <w:right w:val="single" w:sz="6" w:space="0" w:color="1F3864"/>
             </w:tcBorders>
             <w:shd w:val="clear" w:color="auto" w:fill="4472C4"/>
-            <w:tcMar>
-              <w:top w:w="50" w:type="dxa"/>
-              <w:left w:w="90" w:type="dxa"/>
-              <w:bottom w:w="50" w:type="dxa"/>
-              <w:right w:w="90" w:type="dxa"/>
-            </w:tcMar>
             <w:vAlign w:val="center"/>
           </w:tcPr>
           <w:p>
@@ -28185,12 +25333,6 @@
               <w:right w:val="single" w:sz="6" w:space="0" w:color="1F3864"/>
             </w:tcBorders>
             <w:shd w:val="clear" w:color="auto" w:fill="4472C4"/>
-            <w:tcMar>
-              <w:top w:w="50" w:type="dxa"/>
-              <w:left w:w="90" w:type="dxa"/>
-              <w:bottom w:w="50" w:type="dxa"/>
-              <w:right w:w="90" w:type="dxa"/>
-            </w:tcMar>
             <w:vAlign w:val="center"/>
           </w:tcPr>
           <w:p>
@@ -28230,12 +25372,6 @@
               <w:right w:val="single" w:sz="6" w:space="0" w:color="1F3864"/>
             </w:tcBorders>
             <w:shd w:val="clear" w:color="auto" w:fill="4472C4"/>
-            <w:tcMar>
-              <w:top w:w="50" w:type="dxa"/>
-              <w:left w:w="90" w:type="dxa"/>
-              <w:bottom w:w="50" w:type="dxa"/>
-              <w:right w:w="90" w:type="dxa"/>
-            </w:tcMar>
             <w:vAlign w:val="center"/>
           </w:tcPr>
           <w:p>
@@ -28275,12 +25411,6 @@
               <w:right w:val="single" w:sz="6" w:space="0" w:color="1F3864"/>
             </w:tcBorders>
             <w:shd w:val="clear" w:color="auto" w:fill="4472C4"/>
-            <w:tcMar>
-              <w:top w:w="50" w:type="dxa"/>
-              <w:left w:w="90" w:type="dxa"/>
-              <w:bottom w:w="50" w:type="dxa"/>
-              <w:right w:w="90" w:type="dxa"/>
-            </w:tcMar>
             <w:vAlign w:val="center"/>
           </w:tcPr>
           <w:p>
@@ -28347,12 +25477,6 @@
               <w:right w:val="single" w:sz="6" w:space="0" w:color="1F3864"/>
             </w:tcBorders>
             <w:shd w:val="clear" w:color="auto" w:fill="D9E2F3"/>
-            <w:tcMar>
-              <w:top w:w="50" w:type="dxa"/>
-              <w:left w:w="90" w:type="dxa"/>
-              <w:bottom w:w="50" w:type="dxa"/>
-              <w:right w:w="90" w:type="dxa"/>
-            </w:tcMar>
           </w:tcPr>
           <w:p>
             <w:pPr>
@@ -28385,12 +25509,6 @@
               <w:right w:val="single" w:sz="6" w:space="0" w:color="1F3864"/>
             </w:tcBorders>
             <w:shd w:val="clear" w:color="auto" w:fill="D9E2F3"/>
-            <w:tcMar>
-              <w:top w:w="50" w:type="dxa"/>
-              <w:left w:w="90" w:type="dxa"/>
-              <w:bottom w:w="50" w:type="dxa"/>
-              <w:right w:w="90" w:type="dxa"/>
-            </w:tcMar>
           </w:tcPr>
           <w:p>
             <w:pPr>
@@ -28423,12 +25541,6 @@
               <w:right w:val="single" w:sz="6" w:space="0" w:color="1F3864"/>
             </w:tcBorders>
             <w:shd w:val="clear" w:color="auto" w:fill="D9E2F3"/>
-            <w:tcMar>
-              <w:top w:w="50" w:type="dxa"/>
-              <w:left w:w="90" w:type="dxa"/>
-              <w:bottom w:w="50" w:type="dxa"/>
-              <w:right w:w="90" w:type="dxa"/>
-            </w:tcMar>
           </w:tcPr>
           <w:p>
             <w:pPr>
@@ -28461,12 +25573,6 @@
               <w:right w:val="single" w:sz="6" w:space="0" w:color="1F3864"/>
             </w:tcBorders>
             <w:shd w:val="clear" w:color="auto" w:fill="D9E2F3"/>
-            <w:tcMar>
-              <w:top w:w="50" w:type="dxa"/>
-              <w:left w:w="90" w:type="dxa"/>
-              <w:bottom w:w="50" w:type="dxa"/>
-              <w:right w:w="90" w:type="dxa"/>
-            </w:tcMar>
           </w:tcPr>
           <w:p>
             <w:pPr>
@@ -28526,12 +25632,6 @@
               <w:right w:val="single" w:sz="6" w:space="0" w:color="1F3864"/>
             </w:tcBorders>
             <w:shd w:val="clear" w:color="auto" w:fill="D9E2F3"/>
-            <w:tcMar>
-              <w:top w:w="50" w:type="dxa"/>
-              <w:left w:w="90" w:type="dxa"/>
-              <w:bottom w:w="50" w:type="dxa"/>
-              <w:right w:w="90" w:type="dxa"/>
-            </w:tcMar>
           </w:tcPr>
           <w:p>
             <w:pPr>
@@ -28564,12 +25664,6 @@
               <w:right w:val="single" w:sz="6" w:space="0" w:color="1F3864"/>
             </w:tcBorders>
             <w:shd w:val="clear" w:color="auto" w:fill="D9E2F3"/>
-            <w:tcMar>
-              <w:top w:w="50" w:type="dxa"/>
-              <w:left w:w="90" w:type="dxa"/>
-              <w:bottom w:w="50" w:type="dxa"/>
-              <w:right w:w="90" w:type="dxa"/>
-            </w:tcMar>
           </w:tcPr>
           <w:p>
             <w:pPr>
@@ -28602,12 +25696,6 @@
               <w:right w:val="single" w:sz="6" w:space="0" w:color="1F3864"/>
             </w:tcBorders>
             <w:shd w:val="clear" w:color="auto" w:fill="D9E2F3"/>
-            <w:tcMar>
-              <w:top w:w="50" w:type="dxa"/>
-              <w:left w:w="90" w:type="dxa"/>
-              <w:bottom w:w="50" w:type="dxa"/>
-              <w:right w:w="90" w:type="dxa"/>
-            </w:tcMar>
           </w:tcPr>
           <w:p>
             <w:pPr>
@@ -28640,12 +25728,6 @@
               <w:right w:val="single" w:sz="6" w:space="0" w:color="1F3864"/>
             </w:tcBorders>
             <w:shd w:val="clear" w:color="auto" w:fill="D9E2F3"/>
-            <w:tcMar>
-              <w:top w:w="50" w:type="dxa"/>
-              <w:left w:w="90" w:type="dxa"/>
-              <w:bottom w:w="50" w:type="dxa"/>
-              <w:right w:w="90" w:type="dxa"/>
-            </w:tcMar>
           </w:tcPr>
           <w:p>
             <w:pPr>
@@ -28705,12 +25787,6 @@
               <w:right w:val="single" w:sz="6" w:space="0" w:color="1F3864"/>
             </w:tcBorders>
             <w:shd w:val="clear" w:color="auto" w:fill="D9E2F3"/>
-            <w:tcMar>
-              <w:top w:w="50" w:type="dxa"/>
-              <w:left w:w="90" w:type="dxa"/>
-              <w:bottom w:w="50" w:type="dxa"/>
-              <w:right w:w="90" w:type="dxa"/>
-            </w:tcMar>
             <w:vAlign w:val="center"/>
           </w:tcPr>
           <w:p>
@@ -28755,12 +25831,6 @@
               <w:right w:val="single" w:sz="6" w:space="0" w:color="1F3864"/>
             </w:tcBorders>
             <w:shd w:val="clear" w:color="auto" w:fill="4472C4"/>
-            <w:tcMar>
-              <w:top w:w="50" w:type="dxa"/>
-              <w:left w:w="90" w:type="dxa"/>
-              <w:bottom w:w="50" w:type="dxa"/>
-              <w:right w:w="90" w:type="dxa"/>
-            </w:tcMar>
             <w:vAlign w:val="center"/>
           </w:tcPr>
           <w:p>
@@ -28827,12 +25897,6 @@
               <w:right w:val="single" w:sz="6" w:space="0" w:color="1F3864"/>
             </w:tcBorders>
             <w:shd w:val="clear" w:color="auto" w:fill="4472C4"/>
-            <w:tcMar>
-              <w:top w:w="50" w:type="dxa"/>
-              <w:left w:w="90" w:type="dxa"/>
-              <w:bottom w:w="50" w:type="dxa"/>
-              <w:right w:w="90" w:type="dxa"/>
-            </w:tcMar>
             <w:vAlign w:val="center"/>
           </w:tcPr>
           <w:p>
@@ -28872,12 +25936,6 @@
               <w:right w:val="single" w:sz="6" w:space="0" w:color="1F3864"/>
             </w:tcBorders>
             <w:shd w:val="clear" w:color="auto" w:fill="4472C4"/>
-            <w:tcMar>
-              <w:top w:w="50" w:type="dxa"/>
-              <w:left w:w="90" w:type="dxa"/>
-              <w:bottom w:w="50" w:type="dxa"/>
-              <w:right w:w="90" w:type="dxa"/>
-            </w:tcMar>
             <w:vAlign w:val="center"/>
           </w:tcPr>
           <w:p>
@@ -28917,12 +25975,6 @@
               <w:right w:val="single" w:sz="6" w:space="0" w:color="1F3864"/>
             </w:tcBorders>
             <w:shd w:val="clear" w:color="auto" w:fill="4472C4"/>
-            <w:tcMar>
-              <w:top w:w="50" w:type="dxa"/>
-              <w:left w:w="90" w:type="dxa"/>
-              <w:bottom w:w="50" w:type="dxa"/>
-              <w:right w:w="90" w:type="dxa"/>
-            </w:tcMar>
             <w:vAlign w:val="center"/>
           </w:tcPr>
           <w:p>
@@ -28962,12 +26014,6 @@
               <w:right w:val="single" w:sz="6" w:space="0" w:color="1F3864"/>
             </w:tcBorders>
             <w:shd w:val="clear" w:color="auto" w:fill="4472C4"/>
-            <w:tcMar>
-              <w:top w:w="50" w:type="dxa"/>
-              <w:left w:w="90" w:type="dxa"/>
-              <w:bottom w:w="50" w:type="dxa"/>
-              <w:right w:w="90" w:type="dxa"/>
-            </w:tcMar>
             <w:vAlign w:val="center"/>
           </w:tcPr>
           <w:p>
@@ -29034,12 +26080,6 @@
               <w:right w:val="single" w:sz="6" w:space="0" w:color="1F3864"/>
             </w:tcBorders>
             <w:shd w:val="clear" w:color="auto" w:fill="D9E2F3"/>
-            <w:tcMar>
-              <w:top w:w="50" w:type="dxa"/>
-              <w:left w:w="90" w:type="dxa"/>
-              <w:bottom w:w="50" w:type="dxa"/>
-              <w:right w:w="90" w:type="dxa"/>
-            </w:tcMar>
           </w:tcPr>
           <w:p>
             <w:pPr>
@@ -29072,12 +26112,6 @@
               <w:right w:val="single" w:sz="6" w:space="0" w:color="1F3864"/>
             </w:tcBorders>
             <w:shd w:val="clear" w:color="auto" w:fill="D9E2F3"/>
-            <w:tcMar>
-              <w:top w:w="50" w:type="dxa"/>
-              <w:left w:w="90" w:type="dxa"/>
-              <w:bottom w:w="50" w:type="dxa"/>
-              <w:right w:w="90" w:type="dxa"/>
-            </w:tcMar>
           </w:tcPr>
           <w:p>
             <w:pPr>
@@ -29110,12 +26144,6 @@
               <w:right w:val="single" w:sz="6" w:space="0" w:color="1F3864"/>
             </w:tcBorders>
             <w:shd w:val="clear" w:color="auto" w:fill="D9E2F3"/>
-            <w:tcMar>
-              <w:top w:w="50" w:type="dxa"/>
-              <w:left w:w="90" w:type="dxa"/>
-              <w:bottom w:w="50" w:type="dxa"/>
-              <w:right w:w="90" w:type="dxa"/>
-            </w:tcMar>
           </w:tcPr>
           <w:p>
             <w:pPr>
@@ -29148,12 +26176,6 @@
               <w:right w:val="single" w:sz="6" w:space="0" w:color="1F3864"/>
             </w:tcBorders>
             <w:shd w:val="clear" w:color="auto" w:fill="D9E2F3"/>
-            <w:tcMar>
-              <w:top w:w="50" w:type="dxa"/>
-              <w:left w:w="90" w:type="dxa"/>
-              <w:bottom w:w="50" w:type="dxa"/>
-              <w:right w:w="90" w:type="dxa"/>
-            </w:tcMar>
           </w:tcPr>
           <w:p>
             <w:pPr>
@@ -29213,12 +26235,6 @@
               <w:right w:val="single" w:sz="6" w:space="0" w:color="1F3864"/>
             </w:tcBorders>
             <w:shd w:val="clear" w:color="auto" w:fill="D9E2F3"/>
-            <w:tcMar>
-              <w:top w:w="50" w:type="dxa"/>
-              <w:left w:w="90" w:type="dxa"/>
-              <w:bottom w:w="50" w:type="dxa"/>
-              <w:right w:w="90" w:type="dxa"/>
-            </w:tcMar>
           </w:tcPr>
           <w:p>
             <w:pPr>
@@ -29251,12 +26267,6 @@
               <w:right w:val="single" w:sz="6" w:space="0" w:color="1F3864"/>
             </w:tcBorders>
             <w:shd w:val="clear" w:color="auto" w:fill="D9E2F3"/>
-            <w:tcMar>
-              <w:top w:w="50" w:type="dxa"/>
-              <w:left w:w="90" w:type="dxa"/>
-              <w:bottom w:w="50" w:type="dxa"/>
-              <w:right w:w="90" w:type="dxa"/>
-            </w:tcMar>
           </w:tcPr>
           <w:p>
             <w:pPr>
@@ -29289,12 +26299,6 @@
               <w:right w:val="single" w:sz="6" w:space="0" w:color="1F3864"/>
             </w:tcBorders>
             <w:shd w:val="clear" w:color="auto" w:fill="D9E2F3"/>
-            <w:tcMar>
-              <w:top w:w="50" w:type="dxa"/>
-              <w:left w:w="90" w:type="dxa"/>
-              <w:bottom w:w="50" w:type="dxa"/>
-              <w:right w:w="90" w:type="dxa"/>
-            </w:tcMar>
           </w:tcPr>
           <w:p>
             <w:pPr>
@@ -29327,12 +26331,6 @@
               <w:right w:val="single" w:sz="6" w:space="0" w:color="1F3864"/>
             </w:tcBorders>
             <w:shd w:val="clear" w:color="auto" w:fill="D9E2F3"/>
-            <w:tcMar>
-              <w:top w:w="50" w:type="dxa"/>
-              <w:left w:w="90" w:type="dxa"/>
-              <w:bottom w:w="50" w:type="dxa"/>
-              <w:right w:w="90" w:type="dxa"/>
-            </w:tcMar>
           </w:tcPr>
           <w:p>
             <w:pPr>
@@ -29392,12 +26390,6 @@
               <w:right w:val="single" w:sz="6" w:space="0" w:color="1F3864"/>
             </w:tcBorders>
             <w:shd w:val="clear" w:color="auto" w:fill="D9E2F3"/>
-            <w:tcMar>
-              <w:top w:w="50" w:type="dxa"/>
-              <w:left w:w="90" w:type="dxa"/>
-              <w:bottom w:w="50" w:type="dxa"/>
-              <w:right w:w="90" w:type="dxa"/>
-            </w:tcMar>
           </w:tcPr>
           <w:p>
             <w:pPr>
@@ -29430,12 +26422,6 @@
               <w:right w:val="single" w:sz="6" w:space="0" w:color="1F3864"/>
             </w:tcBorders>
             <w:shd w:val="clear" w:color="auto" w:fill="D9E2F3"/>
-            <w:tcMar>
-              <w:top w:w="50" w:type="dxa"/>
-              <w:left w:w="90" w:type="dxa"/>
-              <w:bottom w:w="50" w:type="dxa"/>
-              <w:right w:w="90" w:type="dxa"/>
-            </w:tcMar>
           </w:tcPr>
           <w:p>
             <w:pPr>
@@ -29468,12 +26454,6 @@
               <w:right w:val="single" w:sz="6" w:space="0" w:color="1F3864"/>
             </w:tcBorders>
             <w:shd w:val="clear" w:color="auto" w:fill="D9E2F3"/>
-            <w:tcMar>
-              <w:top w:w="50" w:type="dxa"/>
-              <w:left w:w="90" w:type="dxa"/>
-              <w:bottom w:w="50" w:type="dxa"/>
-              <w:right w:w="90" w:type="dxa"/>
-            </w:tcMar>
           </w:tcPr>
           <w:p>
             <w:pPr>
@@ -29506,12 +26486,6 @@
               <w:right w:val="single" w:sz="6" w:space="0" w:color="1F3864"/>
             </w:tcBorders>
             <w:shd w:val="clear" w:color="auto" w:fill="D9E2F3"/>
-            <w:tcMar>
-              <w:top w:w="50" w:type="dxa"/>
-              <w:left w:w="90" w:type="dxa"/>
-              <w:bottom w:w="50" w:type="dxa"/>
-              <w:right w:w="90" w:type="dxa"/>
-            </w:tcMar>
           </w:tcPr>
           <w:p>
             <w:pPr>
@@ -29571,12 +26545,6 @@
               <w:right w:val="single" w:sz="6" w:space="0" w:color="1F3864"/>
             </w:tcBorders>
             <w:shd w:val="clear" w:color="auto" w:fill="D9E2F3"/>
-            <w:tcMar>
-              <w:top w:w="50" w:type="dxa"/>
-              <w:left w:w="90" w:type="dxa"/>
-              <w:bottom w:w="50" w:type="dxa"/>
-              <w:right w:w="90" w:type="dxa"/>
-            </w:tcMar>
             <w:vAlign w:val="center"/>
           </w:tcPr>
           <w:p>
@@ -29621,12 +26589,6 @@
               <w:right w:val="single" w:sz="6" w:space="0" w:color="1F3864"/>
             </w:tcBorders>
             <w:shd w:val="clear" w:color="auto" w:fill="4472C4"/>
-            <w:tcMar>
-              <w:top w:w="50" w:type="dxa"/>
-              <w:left w:w="90" w:type="dxa"/>
-              <w:bottom w:w="50" w:type="dxa"/>
-              <w:right w:w="90" w:type="dxa"/>
-            </w:tcMar>
             <w:vAlign w:val="center"/>
           </w:tcPr>
           <w:p>
@@ -29693,12 +26655,6 @@
               <w:right w:val="single" w:sz="6" w:space="0" w:color="1F3864"/>
             </w:tcBorders>
             <w:shd w:val="clear" w:color="auto" w:fill="4472C4"/>
-            <w:tcMar>
-              <w:top w:w="50" w:type="dxa"/>
-              <w:left w:w="90" w:type="dxa"/>
-              <w:bottom w:w="50" w:type="dxa"/>
-              <w:right w:w="90" w:type="dxa"/>
-            </w:tcMar>
             <w:vAlign w:val="center"/>
           </w:tcPr>
           <w:p>
@@ -29738,12 +26694,6 @@
               <w:right w:val="single" w:sz="6" w:space="0" w:color="1F3864"/>
             </w:tcBorders>
             <w:shd w:val="clear" w:color="auto" w:fill="4472C4"/>
-            <w:tcMar>
-              <w:top w:w="50" w:type="dxa"/>
-              <w:left w:w="90" w:type="dxa"/>
-              <w:bottom w:w="50" w:type="dxa"/>
-              <w:right w:w="90" w:type="dxa"/>
-            </w:tcMar>
             <w:vAlign w:val="center"/>
           </w:tcPr>
           <w:p>
@@ -29783,12 +26733,6 @@
               <w:right w:val="single" w:sz="6" w:space="0" w:color="1F3864"/>
             </w:tcBorders>
             <w:shd w:val="clear" w:color="auto" w:fill="4472C4"/>
-            <w:tcMar>
-              <w:top w:w="50" w:type="dxa"/>
-              <w:left w:w="90" w:type="dxa"/>
-              <w:bottom w:w="50" w:type="dxa"/>
-              <w:right w:w="90" w:type="dxa"/>
-            </w:tcMar>
             <w:vAlign w:val="center"/>
           </w:tcPr>
           <w:p>
@@ -29828,12 +26772,6 @@
               <w:right w:val="single" w:sz="6" w:space="0" w:color="1F3864"/>
             </w:tcBorders>
             <w:shd w:val="clear" w:color="auto" w:fill="4472C4"/>
-            <w:tcMar>
-              <w:top w:w="50" w:type="dxa"/>
-              <w:left w:w="90" w:type="dxa"/>
-              <w:bottom w:w="50" w:type="dxa"/>
-              <w:right w:w="90" w:type="dxa"/>
-            </w:tcMar>
             <w:vAlign w:val="center"/>
           </w:tcPr>
           <w:p>
@@ -29900,12 +26838,6 @@
               <w:right w:val="single" w:sz="6" w:space="0" w:color="1F3864"/>
             </w:tcBorders>
             <w:shd w:val="clear" w:color="auto" w:fill="D9E2F3"/>
-            <w:tcMar>
-              <w:top w:w="50" w:type="dxa"/>
-              <w:left w:w="90" w:type="dxa"/>
-              <w:bottom w:w="50" w:type="dxa"/>
-              <w:right w:w="90" w:type="dxa"/>
-            </w:tcMar>
           </w:tcPr>
           <w:p>
             <w:pPr>
@@ -29938,12 +26870,6 @@
               <w:right w:val="single" w:sz="6" w:space="0" w:color="1F3864"/>
             </w:tcBorders>
             <w:shd w:val="clear" w:color="auto" w:fill="D9E2F3"/>
-            <w:tcMar>
-              <w:top w:w="50" w:type="dxa"/>
-              <w:left w:w="90" w:type="dxa"/>
-              <w:bottom w:w="50" w:type="dxa"/>
-              <w:right w:w="90" w:type="dxa"/>
-            </w:tcMar>
           </w:tcPr>
           <w:p>
             <w:pPr>
@@ -29976,12 +26902,6 @@
               <w:right w:val="single" w:sz="6" w:space="0" w:color="1F3864"/>
             </w:tcBorders>
             <w:shd w:val="clear" w:color="auto" w:fill="D9E2F3"/>
-            <w:tcMar>
-              <w:top w:w="50" w:type="dxa"/>
-              <w:left w:w="90" w:type="dxa"/>
-              <w:bottom w:w="50" w:type="dxa"/>
-              <w:right w:w="90" w:type="dxa"/>
-            </w:tcMar>
           </w:tcPr>
           <w:p>
             <w:pPr>
@@ -30014,12 +26934,6 @@
               <w:right w:val="single" w:sz="6" w:space="0" w:color="1F3864"/>
             </w:tcBorders>
             <w:shd w:val="clear" w:color="auto" w:fill="D9E2F3"/>
-            <w:tcMar>
-              <w:top w:w="50" w:type="dxa"/>
-              <w:left w:w="90" w:type="dxa"/>
-              <w:bottom w:w="50" w:type="dxa"/>
-              <w:right w:w="90" w:type="dxa"/>
-            </w:tcMar>
           </w:tcPr>
           <w:p>
             <w:pPr>
@@ -30079,12 +26993,6 @@
               <w:right w:val="single" w:sz="6" w:space="0" w:color="1F3864"/>
             </w:tcBorders>
             <w:shd w:val="clear" w:color="auto" w:fill="D9E2F3"/>
-            <w:tcMar>
-              <w:top w:w="50" w:type="dxa"/>
-              <w:left w:w="90" w:type="dxa"/>
-              <w:bottom w:w="50" w:type="dxa"/>
-              <w:right w:w="90" w:type="dxa"/>
-            </w:tcMar>
           </w:tcPr>
           <w:p>
             <w:pPr>
@@ -30117,12 +27025,6 @@
               <w:right w:val="single" w:sz="6" w:space="0" w:color="1F3864"/>
             </w:tcBorders>
             <w:shd w:val="clear" w:color="auto" w:fill="D9E2F3"/>
-            <w:tcMar>
-              <w:top w:w="50" w:type="dxa"/>
-              <w:left w:w="90" w:type="dxa"/>
-              <w:bottom w:w="50" w:type="dxa"/>
-              <w:right w:w="90" w:type="dxa"/>
-            </w:tcMar>
           </w:tcPr>
           <w:p>
             <w:pPr>
@@ -30155,12 +27057,6 @@
               <w:right w:val="single" w:sz="6" w:space="0" w:color="1F3864"/>
             </w:tcBorders>
             <w:shd w:val="clear" w:color="auto" w:fill="D9E2F3"/>
-            <w:tcMar>
-              <w:top w:w="50" w:type="dxa"/>
-              <w:left w:w="90" w:type="dxa"/>
-              <w:bottom w:w="50" w:type="dxa"/>
-              <w:right w:w="90" w:type="dxa"/>
-            </w:tcMar>
           </w:tcPr>
           <w:p>
             <w:pPr>
@@ -30193,12 +27089,6 @@
               <w:right w:val="single" w:sz="6" w:space="0" w:color="1F3864"/>
             </w:tcBorders>
             <w:shd w:val="clear" w:color="auto" w:fill="D9E2F3"/>
-            <w:tcMar>
-              <w:top w:w="50" w:type="dxa"/>
-              <w:left w:w="90" w:type="dxa"/>
-              <w:bottom w:w="50" w:type="dxa"/>
-              <w:right w:w="90" w:type="dxa"/>
-            </w:tcMar>
           </w:tcPr>
           <w:p>
             <w:pPr>
@@ -30258,12 +27148,6 @@
               <w:right w:val="single" w:sz="6" w:space="0" w:color="1F3864"/>
             </w:tcBorders>
             <w:shd w:val="clear" w:color="auto" w:fill="D9E2F3"/>
-            <w:tcMar>
-              <w:top w:w="50" w:type="dxa"/>
-              <w:left w:w="90" w:type="dxa"/>
-              <w:bottom w:w="50" w:type="dxa"/>
-              <w:right w:w="90" w:type="dxa"/>
-            </w:tcMar>
           </w:tcPr>
           <w:p>
             <w:pPr>
@@ -30296,12 +27180,6 @@
               <w:right w:val="single" w:sz="6" w:space="0" w:color="1F3864"/>
             </w:tcBorders>
             <w:shd w:val="clear" w:color="auto" w:fill="D9E2F3"/>
-            <w:tcMar>
-              <w:top w:w="50" w:type="dxa"/>
-              <w:left w:w="90" w:type="dxa"/>
-              <w:bottom w:w="50" w:type="dxa"/>
-              <w:right w:w="90" w:type="dxa"/>
-            </w:tcMar>
           </w:tcPr>
           <w:p>
             <w:pPr>
@@ -30334,12 +27212,6 @@
               <w:right w:val="single" w:sz="6" w:space="0" w:color="1F3864"/>
             </w:tcBorders>
             <w:shd w:val="clear" w:color="auto" w:fill="D9E2F3"/>
-            <w:tcMar>
-              <w:top w:w="50" w:type="dxa"/>
-              <w:left w:w="90" w:type="dxa"/>
-              <w:bottom w:w="50" w:type="dxa"/>
-              <w:right w:w="90" w:type="dxa"/>
-            </w:tcMar>
           </w:tcPr>
           <w:p>
             <w:pPr>
@@ -30372,12 +27244,6 @@
               <w:right w:val="single" w:sz="6" w:space="0" w:color="1F3864"/>
             </w:tcBorders>
             <w:shd w:val="clear" w:color="auto" w:fill="D9E2F3"/>
-            <w:tcMar>
-              <w:top w:w="50" w:type="dxa"/>
-              <w:left w:w="90" w:type="dxa"/>
-              <w:bottom w:w="50" w:type="dxa"/>
-              <w:right w:w="90" w:type="dxa"/>
-            </w:tcMar>
           </w:tcPr>
           <w:p>
             <w:pPr>
@@ -30437,12 +27303,6 @@
               <w:right w:val="single" w:sz="6" w:space="0" w:color="1F3864"/>
             </w:tcBorders>
             <w:shd w:val="clear" w:color="auto" w:fill="D9E2F3"/>
-            <w:tcMar>
-              <w:top w:w="50" w:type="dxa"/>
-              <w:left w:w="90" w:type="dxa"/>
-              <w:bottom w:w="50" w:type="dxa"/>
-              <w:right w:w="90" w:type="dxa"/>
-            </w:tcMar>
             <w:vAlign w:val="center"/>
           </w:tcPr>
           <w:p>
@@ -30487,12 +27347,6 @@
               <w:right w:val="single" w:sz="6" w:space="0" w:color="1F3864"/>
             </w:tcBorders>
             <w:shd w:val="clear" w:color="auto" w:fill="4472C4"/>
-            <w:tcMar>
-              <w:top w:w="50" w:type="dxa"/>
-              <w:left w:w="90" w:type="dxa"/>
-              <w:bottom w:w="50" w:type="dxa"/>
-              <w:right w:w="90" w:type="dxa"/>
-            </w:tcMar>
             <w:vAlign w:val="center"/>
           </w:tcPr>
           <w:p>
@@ -30559,12 +27413,6 @@
               <w:right w:val="single" w:sz="6" w:space="0" w:color="1F3864"/>
             </w:tcBorders>
             <w:shd w:val="clear" w:color="auto" w:fill="4472C4"/>
-            <w:tcMar>
-              <w:top w:w="50" w:type="dxa"/>
-              <w:left w:w="90" w:type="dxa"/>
-              <w:bottom w:w="50" w:type="dxa"/>
-              <w:right w:w="90" w:type="dxa"/>
-            </w:tcMar>
             <w:vAlign w:val="center"/>
           </w:tcPr>
           <w:p>
@@ -30604,12 +27452,6 @@
               <w:right w:val="single" w:sz="6" w:space="0" w:color="1F3864"/>
             </w:tcBorders>
             <w:shd w:val="clear" w:color="auto" w:fill="4472C4"/>
-            <w:tcMar>
-              <w:top w:w="50" w:type="dxa"/>
-              <w:left w:w="90" w:type="dxa"/>
-              <w:bottom w:w="50" w:type="dxa"/>
-              <w:right w:w="90" w:type="dxa"/>
-            </w:tcMar>
             <w:vAlign w:val="center"/>
           </w:tcPr>
           <w:p>
@@ -30649,12 +27491,6 @@
               <w:right w:val="single" w:sz="6" w:space="0" w:color="1F3864"/>
             </w:tcBorders>
             <w:shd w:val="clear" w:color="auto" w:fill="4472C4"/>
-            <w:tcMar>
-              <w:top w:w="50" w:type="dxa"/>
-              <w:left w:w="90" w:type="dxa"/>
-              <w:bottom w:w="50" w:type="dxa"/>
-              <w:right w:w="90" w:type="dxa"/>
-            </w:tcMar>
             <w:vAlign w:val="center"/>
           </w:tcPr>
           <w:p>
@@ -30694,12 +27530,6 @@
               <w:right w:val="single" w:sz="6" w:space="0" w:color="1F3864"/>
             </w:tcBorders>
             <w:shd w:val="clear" w:color="auto" w:fill="4472C4"/>
-            <w:tcMar>
-              <w:top w:w="50" w:type="dxa"/>
-              <w:left w:w="90" w:type="dxa"/>
-              <w:bottom w:w="50" w:type="dxa"/>
-              <w:right w:w="90" w:type="dxa"/>
-            </w:tcMar>
             <w:vAlign w:val="center"/>
           </w:tcPr>
           <w:p>
@@ -30766,12 +27596,6 @@
               <w:right w:val="single" w:sz="6" w:space="0" w:color="1F3864"/>
             </w:tcBorders>
             <w:shd w:val="clear" w:color="auto" w:fill="D9E2F3"/>
-            <w:tcMar>
-              <w:top w:w="50" w:type="dxa"/>
-              <w:left w:w="90" w:type="dxa"/>
-              <w:bottom w:w="50" w:type="dxa"/>
-              <w:right w:w="90" w:type="dxa"/>
-            </w:tcMar>
           </w:tcPr>
           <w:p>
             <w:pPr>
@@ -30804,12 +27628,6 @@
               <w:right w:val="single" w:sz="6" w:space="0" w:color="1F3864"/>
             </w:tcBorders>
             <w:shd w:val="clear" w:color="auto" w:fill="D9E2F3"/>
-            <w:tcMar>
-              <w:top w:w="50" w:type="dxa"/>
-              <w:left w:w="90" w:type="dxa"/>
-              <w:bottom w:w="50" w:type="dxa"/>
-              <w:right w:w="90" w:type="dxa"/>
-            </w:tcMar>
           </w:tcPr>
           <w:p>
             <w:pPr>
@@ -30842,12 +27660,6 @@
               <w:right w:val="single" w:sz="6" w:space="0" w:color="1F3864"/>
             </w:tcBorders>
             <w:shd w:val="clear" w:color="auto" w:fill="D9E2F3"/>
-            <w:tcMar>
-              <w:top w:w="50" w:type="dxa"/>
-              <w:left w:w="90" w:type="dxa"/>
-              <w:bottom w:w="50" w:type="dxa"/>
-              <w:right w:w="90" w:type="dxa"/>
-            </w:tcMar>
           </w:tcPr>
           <w:p>
             <w:pPr>
@@ -30880,12 +27692,6 @@
               <w:right w:val="single" w:sz="6" w:space="0" w:color="1F3864"/>
             </w:tcBorders>
             <w:shd w:val="clear" w:color="auto" w:fill="D9E2F3"/>
-            <w:tcMar>
-              <w:top w:w="50" w:type="dxa"/>
-              <w:left w:w="90" w:type="dxa"/>
-              <w:bottom w:w="50" w:type="dxa"/>
-              <w:right w:w="90" w:type="dxa"/>
-            </w:tcMar>
           </w:tcPr>
           <w:p>
             <w:pPr>
@@ -30945,12 +27751,6 @@
               <w:right w:val="single" w:sz="6" w:space="0" w:color="1F3864"/>
             </w:tcBorders>
             <w:shd w:val="clear" w:color="auto" w:fill="D9E2F3"/>
-            <w:tcMar>
-              <w:top w:w="50" w:type="dxa"/>
-              <w:left w:w="90" w:type="dxa"/>
-              <w:bottom w:w="50" w:type="dxa"/>
-              <w:right w:w="90" w:type="dxa"/>
-            </w:tcMar>
           </w:tcPr>
           <w:p>
             <w:pPr>
@@ -30983,12 +27783,6 @@
               <w:right w:val="single" w:sz="6" w:space="0" w:color="1F3864"/>
             </w:tcBorders>
             <w:shd w:val="clear" w:color="auto" w:fill="D9E2F3"/>
-            <w:tcMar>
-              <w:top w:w="50" w:type="dxa"/>
-              <w:left w:w="90" w:type="dxa"/>
-              <w:bottom w:w="50" w:type="dxa"/>
-              <w:right w:w="90" w:type="dxa"/>
-            </w:tcMar>
           </w:tcPr>
           <w:p>
             <w:pPr>
@@ -31021,12 +27815,6 @@
               <w:right w:val="single" w:sz="6" w:space="0" w:color="1F3864"/>
             </w:tcBorders>
             <w:shd w:val="clear" w:color="auto" w:fill="D9E2F3"/>
-            <w:tcMar>
-              <w:top w:w="50" w:type="dxa"/>
-              <w:left w:w="90" w:type="dxa"/>
-              <w:bottom w:w="50" w:type="dxa"/>
-              <w:right w:w="90" w:type="dxa"/>
-            </w:tcMar>
           </w:tcPr>
           <w:p>
             <w:pPr>
@@ -31059,12 +27847,6 @@
               <w:right w:val="single" w:sz="6" w:space="0" w:color="1F3864"/>
             </w:tcBorders>
             <w:shd w:val="clear" w:color="auto" w:fill="D9E2F3"/>
-            <w:tcMar>
-              <w:top w:w="50" w:type="dxa"/>
-              <w:left w:w="90" w:type="dxa"/>
-              <w:bottom w:w="50" w:type="dxa"/>
-              <w:right w:w="90" w:type="dxa"/>
-            </w:tcMar>
           </w:tcPr>
           <w:p>
             <w:pPr>
@@ -31124,12 +27906,6 @@
               <w:right w:val="single" w:sz="6" w:space="0" w:color="1F3864"/>
             </w:tcBorders>
             <w:shd w:val="clear" w:color="auto" w:fill="D9E2F3"/>
-            <w:tcMar>
-              <w:top w:w="50" w:type="dxa"/>
-              <w:left w:w="90" w:type="dxa"/>
-              <w:bottom w:w="50" w:type="dxa"/>
-              <w:right w:w="90" w:type="dxa"/>
-            </w:tcMar>
           </w:tcPr>
           <w:p>
             <w:pPr>
@@ -31162,12 +27938,6 @@
               <w:right w:val="single" w:sz="6" w:space="0" w:color="1F3864"/>
             </w:tcBorders>
             <w:shd w:val="clear" w:color="auto" w:fill="D9E2F3"/>
-            <w:tcMar>
-              <w:top w:w="50" w:type="dxa"/>
-              <w:left w:w="90" w:type="dxa"/>
-              <w:bottom w:w="50" w:type="dxa"/>
-              <w:right w:w="90" w:type="dxa"/>
-            </w:tcMar>
           </w:tcPr>
           <w:p>
             <w:pPr>
@@ -31200,12 +27970,6 @@
               <w:right w:val="single" w:sz="6" w:space="0" w:color="1F3864"/>
             </w:tcBorders>
             <w:shd w:val="clear" w:color="auto" w:fill="D9E2F3"/>
-            <w:tcMar>
-              <w:top w:w="50" w:type="dxa"/>
-              <w:left w:w="90" w:type="dxa"/>
-              <w:bottom w:w="50" w:type="dxa"/>
-              <w:right w:w="90" w:type="dxa"/>
-            </w:tcMar>
           </w:tcPr>
           <w:p>
             <w:pPr>
@@ -31238,12 +28002,6 @@
               <w:right w:val="single" w:sz="6" w:space="0" w:color="1F3864"/>
             </w:tcBorders>
             <w:shd w:val="clear" w:color="auto" w:fill="D9E2F3"/>
-            <w:tcMar>
-              <w:top w:w="50" w:type="dxa"/>
-              <w:left w:w="90" w:type="dxa"/>
-              <w:bottom w:w="50" w:type="dxa"/>
-              <w:right w:w="90" w:type="dxa"/>
-            </w:tcMar>
           </w:tcPr>
           <w:p>
             <w:pPr>
@@ -31303,12 +28061,6 @@
               <w:right w:val="single" w:sz="6" w:space="0" w:color="1F3864"/>
             </w:tcBorders>
             <w:shd w:val="clear" w:color="auto" w:fill="D9E2F3"/>
-            <w:tcMar>
-              <w:top w:w="50" w:type="dxa"/>
-              <w:left w:w="90" w:type="dxa"/>
-              <w:bottom w:w="50" w:type="dxa"/>
-              <w:right w:w="90" w:type="dxa"/>
-            </w:tcMar>
             <w:vAlign w:val="center"/>
           </w:tcPr>
           <w:p>
@@ -31353,12 +28105,6 @@
               <w:right w:val="single" w:sz="6" w:space="0" w:color="1F3864"/>
             </w:tcBorders>
             <w:shd w:val="clear" w:color="auto" w:fill="4472C4"/>
-            <w:tcMar>
-              <w:top w:w="50" w:type="dxa"/>
-              <w:left w:w="90" w:type="dxa"/>
-              <w:bottom w:w="50" w:type="dxa"/>
-              <w:right w:w="90" w:type="dxa"/>
-            </w:tcMar>
             <w:vAlign w:val="center"/>
           </w:tcPr>
           <w:p>
@@ -31425,12 +28171,6 @@
               <w:right w:val="single" w:sz="6" w:space="0" w:color="1F3864"/>
             </w:tcBorders>
             <w:shd w:val="clear" w:color="auto" w:fill="4472C4"/>
-            <w:tcMar>
-              <w:top w:w="50" w:type="dxa"/>
-              <w:left w:w="90" w:type="dxa"/>
-              <w:bottom w:w="50" w:type="dxa"/>
-              <w:right w:w="90" w:type="dxa"/>
-            </w:tcMar>
             <w:vAlign w:val="center"/>
           </w:tcPr>
           <w:p>
@@ -31470,12 +28210,6 @@
               <w:right w:val="single" w:sz="6" w:space="0" w:color="1F3864"/>
             </w:tcBorders>
             <w:shd w:val="clear" w:color="auto" w:fill="4472C4"/>
-            <w:tcMar>
-              <w:top w:w="50" w:type="dxa"/>
-              <w:left w:w="90" w:type="dxa"/>
-              <w:bottom w:w="50" w:type="dxa"/>
-              <w:right w:w="90" w:type="dxa"/>
-            </w:tcMar>
             <w:vAlign w:val="center"/>
           </w:tcPr>
           <w:p>
@@ -31515,12 +28249,6 @@
               <w:right w:val="single" w:sz="6" w:space="0" w:color="1F3864"/>
             </w:tcBorders>
             <w:shd w:val="clear" w:color="auto" w:fill="4472C4"/>
-            <w:tcMar>
-              <w:top w:w="50" w:type="dxa"/>
-              <w:left w:w="90" w:type="dxa"/>
-              <w:bottom w:w="50" w:type="dxa"/>
-              <w:right w:w="90" w:type="dxa"/>
-            </w:tcMar>
             <w:vAlign w:val="center"/>
           </w:tcPr>
           <w:p>
@@ -31560,12 +28288,6 @@
               <w:right w:val="single" w:sz="6" w:space="0" w:color="1F3864"/>
             </w:tcBorders>
             <w:shd w:val="clear" w:color="auto" w:fill="4472C4"/>
-            <w:tcMar>
-              <w:top w:w="50" w:type="dxa"/>
-              <w:left w:w="90" w:type="dxa"/>
-              <w:bottom w:w="50" w:type="dxa"/>
-              <w:right w:w="90" w:type="dxa"/>
-            </w:tcMar>
             <w:vAlign w:val="center"/>
           </w:tcPr>
           <w:p>
@@ -31632,12 +28354,6 @@
               <w:right w:val="single" w:sz="6" w:space="0" w:color="1F3864"/>
             </w:tcBorders>
             <w:shd w:val="clear" w:color="auto" w:fill="D9E2F3"/>
-            <w:tcMar>
-              <w:top w:w="50" w:type="dxa"/>
-              <w:left w:w="90" w:type="dxa"/>
-              <w:bottom w:w="50" w:type="dxa"/>
-              <w:right w:w="90" w:type="dxa"/>
-            </w:tcMar>
           </w:tcPr>
           <w:p>
             <w:pPr>
@@ -31670,12 +28386,6 @@
               <w:right w:val="single" w:sz="6" w:space="0" w:color="1F3864"/>
             </w:tcBorders>
             <w:shd w:val="clear" w:color="auto" w:fill="D9E2F3"/>
-            <w:tcMar>
-              <w:top w:w="50" w:type="dxa"/>
-              <w:left w:w="90" w:type="dxa"/>
-              <w:bottom w:w="50" w:type="dxa"/>
-              <w:right w:w="90" w:type="dxa"/>
-            </w:tcMar>
           </w:tcPr>
           <w:p>
             <w:pPr>
@@ -31708,12 +28418,6 @@
               <w:right w:val="single" w:sz="6" w:space="0" w:color="1F3864"/>
             </w:tcBorders>
             <w:shd w:val="clear" w:color="auto" w:fill="D9E2F3"/>
-            <w:tcMar>
-              <w:top w:w="50" w:type="dxa"/>
-              <w:left w:w="90" w:type="dxa"/>
-              <w:bottom w:w="50" w:type="dxa"/>
-              <w:right w:w="90" w:type="dxa"/>
-            </w:tcMar>
           </w:tcPr>
           <w:p>
             <w:pPr>
@@ -31746,12 +28450,6 @@
               <w:right w:val="single" w:sz="6" w:space="0" w:color="1F3864"/>
             </w:tcBorders>
             <w:shd w:val="clear" w:color="auto" w:fill="D9E2F3"/>
-            <w:tcMar>
-              <w:top w:w="50" w:type="dxa"/>
-              <w:left w:w="90" w:type="dxa"/>
-              <w:bottom w:w="50" w:type="dxa"/>
-              <w:right w:w="90" w:type="dxa"/>
-            </w:tcMar>
           </w:tcPr>
           <w:p>
             <w:pPr>
@@ -31811,12 +28509,6 @@
               <w:right w:val="single" w:sz="6" w:space="0" w:color="1F3864"/>
             </w:tcBorders>
             <w:shd w:val="clear" w:color="auto" w:fill="D9E2F3"/>
-            <w:tcMar>
-              <w:top w:w="50" w:type="dxa"/>
-              <w:left w:w="90" w:type="dxa"/>
-              <w:bottom w:w="50" w:type="dxa"/>
-              <w:right w:w="90" w:type="dxa"/>
-            </w:tcMar>
           </w:tcPr>
           <w:p>
             <w:pPr>
@@ -31849,12 +28541,6 @@
               <w:right w:val="single" w:sz="6" w:space="0" w:color="1F3864"/>
             </w:tcBorders>
             <w:shd w:val="clear" w:color="auto" w:fill="D9E2F3"/>
-            <w:tcMar>
-              <w:top w:w="50" w:type="dxa"/>
-              <w:left w:w="90" w:type="dxa"/>
-              <w:bottom w:w="50" w:type="dxa"/>
-              <w:right w:w="90" w:type="dxa"/>
-            </w:tcMar>
           </w:tcPr>
           <w:p>
             <w:pPr>
@@ -31887,12 +28573,6 @@
               <w:right w:val="single" w:sz="6" w:space="0" w:color="1F3864"/>
             </w:tcBorders>
             <w:shd w:val="clear" w:color="auto" w:fill="D9E2F3"/>
-            <w:tcMar>
-              <w:top w:w="50" w:type="dxa"/>
-              <w:left w:w="90" w:type="dxa"/>
-              <w:bottom w:w="50" w:type="dxa"/>
-              <w:right w:w="90" w:type="dxa"/>
-            </w:tcMar>
           </w:tcPr>
           <w:p>
             <w:pPr>
@@ -31925,12 +28605,6 @@
               <w:right w:val="single" w:sz="6" w:space="0" w:color="1F3864"/>
             </w:tcBorders>
             <w:shd w:val="clear" w:color="auto" w:fill="D9E2F3"/>
-            <w:tcMar>
-              <w:top w:w="50" w:type="dxa"/>
-              <w:left w:w="90" w:type="dxa"/>
-              <w:bottom w:w="50" w:type="dxa"/>
-              <w:right w:w="90" w:type="dxa"/>
-            </w:tcMar>
           </w:tcPr>
           <w:p>
             <w:pPr>
@@ -31990,12 +28664,6 @@
               <w:right w:val="single" w:sz="6" w:space="0" w:color="1F3864"/>
             </w:tcBorders>
             <w:shd w:val="clear" w:color="auto" w:fill="D9E2F3"/>
-            <w:tcMar>
-              <w:top w:w="50" w:type="dxa"/>
-              <w:left w:w="90" w:type="dxa"/>
-              <w:bottom w:w="50" w:type="dxa"/>
-              <w:right w:w="90" w:type="dxa"/>
-            </w:tcMar>
           </w:tcPr>
           <w:p>
             <w:pPr>
@@ -32028,12 +28696,6 @@
               <w:right w:val="single" w:sz="6" w:space="0" w:color="1F3864"/>
             </w:tcBorders>
             <w:shd w:val="clear" w:color="auto" w:fill="D9E2F3"/>
-            <w:tcMar>
-              <w:top w:w="50" w:type="dxa"/>
-              <w:left w:w="90" w:type="dxa"/>
-              <w:bottom w:w="50" w:type="dxa"/>
-              <w:right w:w="90" w:type="dxa"/>
-            </w:tcMar>
           </w:tcPr>
           <w:p>
             <w:pPr>
@@ -32066,12 +28728,6 @@
               <w:right w:val="single" w:sz="6" w:space="0" w:color="1F3864"/>
             </w:tcBorders>
             <w:shd w:val="clear" w:color="auto" w:fill="D9E2F3"/>
-            <w:tcMar>
-              <w:top w:w="50" w:type="dxa"/>
-              <w:left w:w="90" w:type="dxa"/>
-              <w:bottom w:w="50" w:type="dxa"/>
-              <w:right w:w="90" w:type="dxa"/>
-            </w:tcMar>
           </w:tcPr>
           <w:p>
             <w:pPr>
@@ -32104,12 +28760,6 @@
               <w:right w:val="single" w:sz="6" w:space="0" w:color="1F3864"/>
             </w:tcBorders>
             <w:shd w:val="clear" w:color="auto" w:fill="D9E2F3"/>
-            <w:tcMar>
-              <w:top w:w="50" w:type="dxa"/>
-              <w:left w:w="90" w:type="dxa"/>
-              <w:bottom w:w="50" w:type="dxa"/>
-              <w:right w:w="90" w:type="dxa"/>
-            </w:tcMar>
           </w:tcPr>
           <w:p>
             <w:pPr>
@@ -32168,12 +28818,6 @@
               <w:right w:val="single" w:sz="6" w:space="0" w:color="1F3864"/>
             </w:tcBorders>
             <w:shd w:val="clear" w:color="auto" w:fill="4472C4"/>
-            <w:tcMar>
-              <w:top w:w="50" w:type="dxa"/>
-              <w:left w:w="90" w:type="dxa"/>
-              <w:bottom w:w="50" w:type="dxa"/>
-              <w:right w:w="90" w:type="dxa"/>
-            </w:tcMar>
             <w:vAlign w:val="center"/>
           </w:tcPr>
           <w:p>
@@ -32212,12 +28856,6 @@
               <w:right w:val="single" w:sz="6" w:space="0" w:color="1F3864"/>
             </w:tcBorders>
             <w:shd w:val="clear" w:color="auto" w:fill="4472C4"/>
-            <w:tcMar>
-              <w:top w:w="50" w:type="dxa"/>
-              <w:left w:w="90" w:type="dxa"/>
-              <w:bottom w:w="50" w:type="dxa"/>
-              <w:right w:w="90" w:type="dxa"/>
-            </w:tcMar>
             <w:vAlign w:val="center"/>
           </w:tcPr>
           <w:p>
@@ -32247,6 +28885,55 @@
           </w:p>
         </w:tc>
       </w:tr>
+    </w:tbl>
+    <w:p>
+      <w:pPr>
+        <w:spacing w:before="0" w:after="0" w:line="240" w:lineRule="auto"/>
+        <w:rPr>
+          <w:sz w:val="18"/>
+          <w:szCs w:val="18"/>
+        </w:rPr>
+      </w:pPr>
+    </w:p>
+    <w:tbl>
+      <w:tblPr>
+        <w:tblW w:w="9405" w:type="dxa"/>
+        <w:jc w:val="center"/>
+        <w:tblBorders>
+          <w:top w:val="single" w:sz="6" w:space="0" w:color="1F3864"/>
+          <w:left w:val="single" w:sz="6" w:space="0" w:color="1F3864"/>
+          <w:bottom w:val="single" w:sz="6" w:space="0" w:color="1F3864"/>
+          <w:right w:val="single" w:sz="6" w:space="0" w:color="1F3864"/>
+          <w:insideH w:val="single" w:sz="6" w:space="0" w:color="1F3864"/>
+          <w:insideV w:val="single" w:sz="6" w:space="0" w:color="1F3864"/>
+        </w:tblBorders>
+        <w:tblLayout w:type="fixed"/>
+        <w:tblCellMar>
+          <w:top w:w="40" w:type="dxa"/>
+          <w:left w:w="90" w:type="dxa"/>
+          <w:bottom w:w="40" w:type="dxa"/>
+          <w:right w:w="90" w:type="dxa"/>
+        </w:tblCellMar>
+        <w:tblLook w:val="0000" w:firstRow="0" w:lastRow="0" w:firstColumn="0" w:lastColumn="0" w:noHBand="0" w:noVBand="0"/>
+      </w:tblPr>
+      <w:tblGrid>
+        <w:gridCol w:w="1175"/>
+        <w:gridCol w:w="391"/>
+        <w:gridCol w:w="391"/>
+        <w:gridCol w:w="391"/>
+        <w:gridCol w:w="783"/>
+        <w:gridCol w:w="391"/>
+        <w:gridCol w:w="391"/>
+        <w:gridCol w:w="783"/>
+        <w:gridCol w:w="783"/>
+        <w:gridCol w:w="391"/>
+        <w:gridCol w:w="391"/>
+        <w:gridCol w:w="391"/>
+        <w:gridCol w:w="391"/>
+        <w:gridCol w:w="391"/>
+        <w:gridCol w:w="391"/>
+        <w:gridCol w:w="1567"/>
+      </w:tblGrid>
       <w:tr>
         <w:tc>
           <w:tcPr>
@@ -32259,12 +28946,6 @@
               <w:right w:val="single" w:sz="6" w:space="0" w:color="1F3864"/>
             </w:tcBorders>
             <w:shd w:val="clear" w:color="auto" w:fill="D9E2F3"/>
-            <w:tcMar>
-              <w:top w:w="50" w:type="dxa"/>
-              <w:left w:w="90" w:type="dxa"/>
-              <w:bottom w:w="50" w:type="dxa"/>
-              <w:right w:w="90" w:type="dxa"/>
-            </w:tcMar>
           </w:tcPr>
           <w:p>
             <w:pPr>
@@ -32664,12 +29345,6 @@
               <w:right w:val="single" w:sz="6" w:space="0" w:color="1F3864"/>
             </w:tcBorders>
             <w:shd w:val="clear" w:color="auto" w:fill="D9E2F3"/>
-            <w:tcMar>
-              <w:top w:w="50" w:type="dxa"/>
-              <w:left w:w="90" w:type="dxa"/>
-              <w:bottom w:w="50" w:type="dxa"/>
-              <w:right w:w="90" w:type="dxa"/>
-            </w:tcMar>
           </w:tcPr>
           <w:p>
             <w:pPr>
